--- a/Docs/Manual Tecnico.docx
+++ b/Docs/Manual Tecnico.docx
@@ -69,7 +69,7 @@
     <w:p>
       <w:pPr>
         <w:pBdr>
-          <w:bottom w:val="single" w:sz="8" w:space="8" w:color="1F4E79"/>
+          <w:bottom w:val="single" w:sz="8" w:space="8" w:color="000000"/>
         </w:pBdr>
         <w:spacing w:before="120"/>
         <w:jc w:val="center"/>
@@ -4595,7 +4595,7 @@
               <w:bottom w:val="single" w:sz="4" w:space="0" w:color="BFBFBF"/>
               <w:right w:val="single" w:sz="4" w:space="0" w:color="BFBFBF"/>
             </w:tcBorders>
-            <w:shd w:val="clear" w:color="auto" w:fill="1F4E79"/>
+            <w:shd w:val="clear" w:color="auto" w:fill="D9D9D9"/>
             <w:tcMar>
               <w:top w:w="60" w:type="dxa"/>
               <w:left w:w="100" w:type="dxa"/>
@@ -4616,7 +4616,7 @@
                 <w:rFonts w:ascii="Times New Roman" w:hAnsi="Times New Roman" w:cs="Times New Roman"/>
                 <w:b/>
                 <w:bCs/>
-                <w:color w:val="FFFFFF"/>
+                <w:color w:val="000000"/>
                 <w:sz w:val="24"/>
                 <w:szCs w:val="24"/>
               </w:rPr>
@@ -4633,7 +4633,7 @@
               <w:bottom w:val="single" w:sz="4" w:space="0" w:color="BFBFBF"/>
               <w:right w:val="single" w:sz="4" w:space="0" w:color="BFBFBF"/>
             </w:tcBorders>
-            <w:shd w:val="clear" w:color="auto" w:fill="1F4E79"/>
+            <w:shd w:val="clear" w:color="auto" w:fill="D9D9D9"/>
             <w:tcMar>
               <w:top w:w="60" w:type="dxa"/>
               <w:left w:w="100" w:type="dxa"/>
@@ -4654,7 +4654,7 @@
                 <w:rFonts w:ascii="Times New Roman" w:hAnsi="Times New Roman" w:cs="Times New Roman"/>
                 <w:b/>
                 <w:bCs/>
-                <w:color w:val="FFFFFF"/>
+                <w:color w:val="000000"/>
                 <w:sz w:val="24"/>
                 <w:szCs w:val="24"/>
               </w:rPr>
@@ -4671,7 +4671,7 @@
               <w:bottom w:val="single" w:sz="4" w:space="0" w:color="BFBFBF"/>
               <w:right w:val="single" w:sz="4" w:space="0" w:color="BFBFBF"/>
             </w:tcBorders>
-            <w:shd w:val="clear" w:color="auto" w:fill="1F4E79"/>
+            <w:shd w:val="clear" w:color="auto" w:fill="D9D9D9"/>
             <w:tcMar>
               <w:top w:w="60" w:type="dxa"/>
               <w:left w:w="100" w:type="dxa"/>
@@ -4692,7 +4692,7 @@
                 <w:rFonts w:ascii="Times New Roman" w:hAnsi="Times New Roman" w:cs="Times New Roman"/>
                 <w:b/>
                 <w:bCs/>
-                <w:color w:val="FFFFFF"/>
+                <w:color w:val="000000"/>
                 <w:sz w:val="24"/>
                 <w:szCs w:val="24"/>
               </w:rPr>
@@ -6675,7 +6675,7 @@
               <w:bottom w:val="single" w:sz="4" w:space="0" w:color="BFBFBF"/>
               <w:right w:val="single" w:sz="4" w:space="0" w:color="BFBFBF"/>
             </w:tcBorders>
-            <w:shd w:val="clear" w:color="auto" w:fill="1F4E79"/>
+            <w:shd w:val="clear" w:color="auto" w:fill="D9D9D9"/>
             <w:tcMar>
               <w:top w:w="60" w:type="dxa"/>
               <w:left w:w="100" w:type="dxa"/>
@@ -6696,7 +6696,7 @@
                 <w:rFonts w:ascii="Times New Roman" w:hAnsi="Times New Roman" w:cs="Times New Roman"/>
                 <w:b/>
                 <w:bCs/>
-                <w:color w:val="FFFFFF"/>
+                <w:color w:val="000000"/>
                 <w:sz w:val="24"/>
                 <w:szCs w:val="24"/>
               </w:rPr>
@@ -6713,7 +6713,7 @@
               <w:bottom w:val="single" w:sz="4" w:space="0" w:color="BFBFBF"/>
               <w:right w:val="single" w:sz="4" w:space="0" w:color="BFBFBF"/>
             </w:tcBorders>
-            <w:shd w:val="clear" w:color="auto" w:fill="1F4E79"/>
+            <w:shd w:val="clear" w:color="auto" w:fill="D9D9D9"/>
             <w:tcMar>
               <w:top w:w="60" w:type="dxa"/>
               <w:left w:w="100" w:type="dxa"/>
@@ -6734,7 +6734,7 @@
                 <w:rFonts w:ascii="Times New Roman" w:hAnsi="Times New Roman" w:cs="Times New Roman"/>
                 <w:b/>
                 <w:bCs/>
-                <w:color w:val="FFFFFF"/>
+                <w:color w:val="000000"/>
                 <w:sz w:val="24"/>
                 <w:szCs w:val="24"/>
               </w:rPr>
@@ -6751,7 +6751,7 @@
               <w:bottom w:val="single" w:sz="4" w:space="0" w:color="BFBFBF"/>
               <w:right w:val="single" w:sz="4" w:space="0" w:color="BFBFBF"/>
             </w:tcBorders>
-            <w:shd w:val="clear" w:color="auto" w:fill="1F4E79"/>
+            <w:shd w:val="clear" w:color="auto" w:fill="D9D9D9"/>
             <w:tcMar>
               <w:top w:w="60" w:type="dxa"/>
               <w:left w:w="100" w:type="dxa"/>
@@ -6772,7 +6772,7 @@
                 <w:rFonts w:ascii="Times New Roman" w:hAnsi="Times New Roman" w:cs="Times New Roman"/>
                 <w:b/>
                 <w:bCs/>
-                <w:color w:val="FFFFFF"/>
+                <w:color w:val="000000"/>
                 <w:sz w:val="24"/>
                 <w:szCs w:val="24"/>
               </w:rPr>
@@ -6789,7 +6789,7 @@
               <w:bottom w:val="single" w:sz="4" w:space="0" w:color="BFBFBF"/>
               <w:right w:val="single" w:sz="4" w:space="0" w:color="BFBFBF"/>
             </w:tcBorders>
-            <w:shd w:val="clear" w:color="auto" w:fill="1F4E79"/>
+            <w:shd w:val="clear" w:color="auto" w:fill="D9D9D9"/>
             <w:tcMar>
               <w:top w:w="60" w:type="dxa"/>
               <w:left w:w="100" w:type="dxa"/>
@@ -6810,7 +6810,7 @@
                 <w:rFonts w:ascii="Times New Roman" w:hAnsi="Times New Roman" w:cs="Times New Roman"/>
                 <w:b/>
                 <w:bCs/>
-                <w:color w:val="FFFFFF"/>
+                <w:color w:val="000000"/>
                 <w:sz w:val="24"/>
                 <w:szCs w:val="24"/>
               </w:rPr>
@@ -12702,7 +12702,7 @@
               <w:bottom w:val="single" w:sz="4" w:space="0" w:color="BFBFBF"/>
               <w:right w:val="single" w:sz="4" w:space="0" w:color="BFBFBF"/>
             </w:tcBorders>
-            <w:shd w:val="clear" w:color="auto" w:fill="1F4E79"/>
+            <w:shd w:val="clear" w:color="auto" w:fill="D9D9D9"/>
             <w:tcMar>
               <w:top w:w="60" w:type="dxa"/>
               <w:left w:w="100" w:type="dxa"/>
@@ -12721,7 +12721,7 @@
                 <w:rFonts w:ascii="Times New Roman" w:hAnsi="Times New Roman" w:cs="Times New Roman"/>
                 <w:b/>
                 <w:bCs/>
-                <w:color w:val="FFFFFF"/>
+                <w:color w:val="000000"/>
                 <w:sz w:val="19"/>
                 <w:szCs w:val="19"/>
               </w:rPr>
@@ -12738,7 +12738,7 @@
               <w:bottom w:val="single" w:sz="4" w:space="0" w:color="BFBFBF"/>
               <w:right w:val="single" w:sz="4" w:space="0" w:color="BFBFBF"/>
             </w:tcBorders>
-            <w:shd w:val="clear" w:color="auto" w:fill="1F4E79"/>
+            <w:shd w:val="clear" w:color="auto" w:fill="D9D9D9"/>
             <w:tcMar>
               <w:top w:w="60" w:type="dxa"/>
               <w:left w:w="100" w:type="dxa"/>
@@ -12757,7 +12757,7 @@
                 <w:rFonts w:ascii="Times New Roman" w:hAnsi="Times New Roman" w:cs="Times New Roman"/>
                 <w:b/>
                 <w:bCs/>
-                <w:color w:val="FFFFFF"/>
+                <w:color w:val="000000"/>
                 <w:sz w:val="19"/>
                 <w:szCs w:val="19"/>
               </w:rPr>
@@ -12774,7 +12774,7 @@
               <w:bottom w:val="single" w:sz="4" w:space="0" w:color="BFBFBF"/>
               <w:right w:val="single" w:sz="4" w:space="0" w:color="BFBFBF"/>
             </w:tcBorders>
-            <w:shd w:val="clear" w:color="auto" w:fill="1F4E79"/>
+            <w:shd w:val="clear" w:color="auto" w:fill="D9D9D9"/>
             <w:tcMar>
               <w:top w:w="60" w:type="dxa"/>
               <w:left w:w="100" w:type="dxa"/>
@@ -12793,7 +12793,7 @@
                 <w:rFonts w:ascii="Times New Roman" w:hAnsi="Times New Roman" w:cs="Times New Roman"/>
                 <w:b/>
                 <w:bCs/>
-                <w:color w:val="FFFFFF"/>
+                <w:color w:val="000000"/>
                 <w:sz w:val="19"/>
                 <w:szCs w:val="19"/>
               </w:rPr>
@@ -12810,7 +12810,7 @@
               <w:bottom w:val="single" w:sz="4" w:space="0" w:color="BFBFBF"/>
               <w:right w:val="single" w:sz="4" w:space="0" w:color="BFBFBF"/>
             </w:tcBorders>
-            <w:shd w:val="clear" w:color="auto" w:fill="1F4E79"/>
+            <w:shd w:val="clear" w:color="auto" w:fill="D9D9D9"/>
             <w:tcMar>
               <w:top w:w="60" w:type="dxa"/>
               <w:left w:w="100" w:type="dxa"/>
@@ -12829,7 +12829,7 @@
                 <w:rFonts w:ascii="Times New Roman" w:hAnsi="Times New Roman" w:cs="Times New Roman"/>
                 <w:b/>
                 <w:bCs/>
-                <w:color w:val="FFFFFF"/>
+                <w:color w:val="000000"/>
                 <w:sz w:val="19"/>
                 <w:szCs w:val="19"/>
               </w:rPr>
@@ -16458,7 +16458,7 @@
               <w:bottom w:val="single" w:sz="4" w:space="0" w:color="BFBFBF"/>
               <w:right w:val="single" w:sz="4" w:space="0" w:color="BFBFBF"/>
             </w:tcBorders>
-            <w:shd w:val="clear" w:color="auto" w:fill="1F4E79"/>
+            <w:shd w:val="clear" w:color="auto" w:fill="D9D9D9"/>
             <w:tcMar>
               <w:top w:w="60" w:type="dxa"/>
               <w:left w:w="100" w:type="dxa"/>
@@ -16479,7 +16479,7 @@
                 <w:rFonts w:ascii="Times New Roman" w:hAnsi="Times New Roman" w:cs="Times New Roman"/>
                 <w:b/>
                 <w:bCs/>
-                <w:color w:val="FFFFFF"/>
+                <w:color w:val="000000"/>
                 <w:sz w:val="24"/>
                 <w:szCs w:val="24"/>
               </w:rPr>
@@ -16496,7 +16496,7 @@
               <w:bottom w:val="single" w:sz="4" w:space="0" w:color="BFBFBF"/>
               <w:right w:val="single" w:sz="4" w:space="0" w:color="BFBFBF"/>
             </w:tcBorders>
-            <w:shd w:val="clear" w:color="auto" w:fill="1F4E79"/>
+            <w:shd w:val="clear" w:color="auto" w:fill="D9D9D9"/>
             <w:tcMar>
               <w:top w:w="60" w:type="dxa"/>
               <w:left w:w="100" w:type="dxa"/>
@@ -16517,7 +16517,7 @@
                 <w:rFonts w:ascii="Times New Roman" w:hAnsi="Times New Roman" w:cs="Times New Roman"/>
                 <w:b/>
                 <w:bCs/>
-                <w:color w:val="FFFFFF"/>
+                <w:color w:val="000000"/>
                 <w:sz w:val="24"/>
                 <w:szCs w:val="24"/>
               </w:rPr>
@@ -16534,7 +16534,7 @@
               <w:bottom w:val="single" w:sz="4" w:space="0" w:color="BFBFBF"/>
               <w:right w:val="single" w:sz="4" w:space="0" w:color="BFBFBF"/>
             </w:tcBorders>
-            <w:shd w:val="clear" w:color="auto" w:fill="1F4E79"/>
+            <w:shd w:val="clear" w:color="auto" w:fill="D9D9D9"/>
             <w:tcMar>
               <w:top w:w="60" w:type="dxa"/>
               <w:left w:w="100" w:type="dxa"/>
@@ -16555,7 +16555,7 @@
                 <w:rFonts w:ascii="Times New Roman" w:hAnsi="Times New Roman" w:cs="Times New Roman"/>
                 <w:b/>
                 <w:bCs/>
-                <w:color w:val="FFFFFF"/>
+                <w:color w:val="000000"/>
                 <w:sz w:val="24"/>
                 <w:szCs w:val="24"/>
               </w:rPr>
@@ -18690,7 +18690,7 @@
               <w:bottom w:val="single" w:sz="4" w:space="0" w:color="BFBFBF"/>
               <w:right w:val="single" w:sz="4" w:space="0" w:color="BFBFBF"/>
             </w:tcBorders>
-            <w:shd w:val="clear" w:color="auto" w:fill="1F4E79"/>
+            <w:shd w:val="clear" w:color="auto" w:fill="D9D9D9"/>
             <w:tcMar>
               <w:top w:w="60" w:type="dxa"/>
               <w:left w:w="100" w:type="dxa"/>
@@ -18711,7 +18711,7 @@
                 <w:rFonts w:ascii="Times New Roman" w:hAnsi="Times New Roman" w:cs="Times New Roman"/>
                 <w:b/>
                 <w:bCs/>
-                <w:color w:val="FFFFFF"/>
+                <w:color w:val="000000"/>
                 <w:sz w:val="20"/>
                 <w:szCs w:val="20"/>
               </w:rPr>
@@ -18728,7 +18728,7 @@
               <w:bottom w:val="single" w:sz="4" w:space="0" w:color="BFBFBF"/>
               <w:right w:val="single" w:sz="4" w:space="0" w:color="BFBFBF"/>
             </w:tcBorders>
-            <w:shd w:val="clear" w:color="auto" w:fill="1F4E79"/>
+            <w:shd w:val="clear" w:color="auto" w:fill="D9D9D9"/>
             <w:tcMar>
               <w:top w:w="60" w:type="dxa"/>
               <w:left w:w="100" w:type="dxa"/>
@@ -18750,7 +18750,7 @@
                 <w:rFonts w:ascii="Times New Roman" w:hAnsi="Times New Roman" w:cs="Times New Roman"/>
                 <w:b/>
                 <w:bCs/>
-                <w:color w:val="FFFFFF"/>
+                <w:color w:val="000000"/>
                 <w:sz w:val="20"/>
                 <w:szCs w:val="20"/>
               </w:rPr>
@@ -18762,7 +18762,7 @@
                 <w:rFonts w:ascii="Times New Roman" w:hAnsi="Times New Roman" w:cs="Times New Roman"/>
                 <w:b/>
                 <w:bCs/>
-                <w:color w:val="FFFFFF"/>
+                <w:color w:val="000000"/>
                 <w:sz w:val="20"/>
                 <w:szCs w:val="20"/>
               </w:rPr>
@@ -19420,7 +19420,7 @@
               <w:bottom w:val="single" w:sz="4" w:space="0" w:color="BFBFBF"/>
               <w:right w:val="single" w:sz="4" w:space="0" w:color="BFBFBF"/>
             </w:tcBorders>
-            <w:shd w:val="clear" w:color="auto" w:fill="1F4E79"/>
+            <w:shd w:val="clear" w:color="auto" w:fill="D9D9D9"/>
             <w:tcMar>
               <w:top w:w="60" w:type="dxa"/>
               <w:left w:w="100" w:type="dxa"/>
@@ -19441,7 +19441,7 @@
                 <w:rFonts w:ascii="Times New Roman" w:hAnsi="Times New Roman" w:cs="Times New Roman"/>
                 <w:b/>
                 <w:bCs/>
-                <w:color w:val="FFFFFF"/>
+                <w:color w:val="000000"/>
                 <w:sz w:val="20"/>
                 <w:szCs w:val="20"/>
               </w:rPr>
@@ -19458,7 +19458,7 @@
               <w:bottom w:val="single" w:sz="4" w:space="0" w:color="BFBFBF"/>
               <w:right w:val="single" w:sz="4" w:space="0" w:color="BFBFBF"/>
             </w:tcBorders>
-            <w:shd w:val="clear" w:color="auto" w:fill="1F4E79"/>
+            <w:shd w:val="clear" w:color="auto" w:fill="D9D9D9"/>
             <w:tcMar>
               <w:top w:w="60" w:type="dxa"/>
               <w:left w:w="100" w:type="dxa"/>
@@ -19479,7 +19479,7 @@
                 <w:rFonts w:ascii="Times New Roman" w:hAnsi="Times New Roman" w:cs="Times New Roman"/>
                 <w:b/>
                 <w:bCs/>
-                <w:color w:val="FFFFFF"/>
+                <w:color w:val="000000"/>
                 <w:sz w:val="20"/>
                 <w:szCs w:val="20"/>
               </w:rPr>
@@ -19496,7 +19496,7 @@
               <w:bottom w:val="single" w:sz="4" w:space="0" w:color="BFBFBF"/>
               <w:right w:val="single" w:sz="4" w:space="0" w:color="BFBFBF"/>
             </w:tcBorders>
-            <w:shd w:val="clear" w:color="auto" w:fill="1F4E79"/>
+            <w:shd w:val="clear" w:color="auto" w:fill="D9D9D9"/>
             <w:tcMar>
               <w:top w:w="60" w:type="dxa"/>
               <w:left w:w="100" w:type="dxa"/>
@@ -19517,7 +19517,7 @@
                 <w:rFonts w:ascii="Times New Roman" w:hAnsi="Times New Roman" w:cs="Times New Roman"/>
                 <w:b/>
                 <w:bCs/>
-                <w:color w:val="FFFFFF"/>
+                <w:color w:val="000000"/>
                 <w:sz w:val="20"/>
                 <w:szCs w:val="20"/>
               </w:rPr>
@@ -20903,7 +20903,7 @@
               <w:bottom w:val="single" w:sz="4" w:space="0" w:color="BFBFBF"/>
               <w:right w:val="single" w:sz="4" w:space="0" w:color="BFBFBF"/>
             </w:tcBorders>
-            <w:shd w:val="clear" w:color="auto" w:fill="1F4E79"/>
+            <w:shd w:val="clear" w:color="auto" w:fill="D9D9D9"/>
             <w:tcMar>
               <w:top w:w="60" w:type="dxa"/>
               <w:left w:w="100" w:type="dxa"/>
@@ -20924,7 +20924,7 @@
                 <w:rFonts w:ascii="Times New Roman" w:hAnsi="Times New Roman" w:cs="Times New Roman"/>
                 <w:b/>
                 <w:bCs/>
-                <w:color w:val="FFFFFF"/>
+                <w:color w:val="000000"/>
                 <w:sz w:val="20"/>
                 <w:szCs w:val="20"/>
               </w:rPr>
@@ -20941,7 +20941,7 @@
               <w:bottom w:val="single" w:sz="4" w:space="0" w:color="BFBFBF"/>
               <w:right w:val="single" w:sz="4" w:space="0" w:color="BFBFBF"/>
             </w:tcBorders>
-            <w:shd w:val="clear" w:color="auto" w:fill="1F4E79"/>
+            <w:shd w:val="clear" w:color="auto" w:fill="D9D9D9"/>
             <w:tcMar>
               <w:top w:w="60" w:type="dxa"/>
               <w:left w:w="100" w:type="dxa"/>
@@ -20962,7 +20962,7 @@
                 <w:rFonts w:ascii="Times New Roman" w:hAnsi="Times New Roman" w:cs="Times New Roman"/>
                 <w:b/>
                 <w:bCs/>
-                <w:color w:val="FFFFFF"/>
+                <w:color w:val="000000"/>
                 <w:sz w:val="20"/>
                 <w:szCs w:val="20"/>
               </w:rPr>
@@ -20979,7 +20979,7 @@
               <w:bottom w:val="single" w:sz="4" w:space="0" w:color="BFBFBF"/>
               <w:right w:val="single" w:sz="4" w:space="0" w:color="BFBFBF"/>
             </w:tcBorders>
-            <w:shd w:val="clear" w:color="auto" w:fill="1F4E79"/>
+            <w:shd w:val="clear" w:color="auto" w:fill="D9D9D9"/>
             <w:tcMar>
               <w:top w:w="60" w:type="dxa"/>
               <w:left w:w="100" w:type="dxa"/>
@@ -21000,7 +21000,7 @@
                 <w:rFonts w:ascii="Times New Roman" w:hAnsi="Times New Roman" w:cs="Times New Roman"/>
                 <w:b/>
                 <w:bCs/>
-                <w:color w:val="FFFFFF"/>
+                <w:color w:val="000000"/>
                 <w:sz w:val="20"/>
                 <w:szCs w:val="20"/>
               </w:rPr>
@@ -21950,7 +21950,7 @@
               <w:bottom w:val="single" w:sz="4" w:space="0" w:color="BFBFBF"/>
               <w:right w:val="single" w:sz="4" w:space="0" w:color="BFBFBF"/>
             </w:tcBorders>
-            <w:shd w:val="clear" w:color="auto" w:fill="1F4E79"/>
+            <w:shd w:val="clear" w:color="auto" w:fill="D9D9D9"/>
             <w:tcMar>
               <w:top w:w="60" w:type="dxa"/>
               <w:left w:w="100" w:type="dxa"/>
@@ -21972,7 +21972,7 @@
                 <w:rFonts w:ascii="Times New Roman" w:hAnsi="Times New Roman" w:cs="Times New Roman"/>
                 <w:b/>
                 <w:bCs/>
-                <w:color w:val="FFFFFF"/>
+                <w:color w:val="000000"/>
                 <w:sz w:val="20"/>
                 <w:szCs w:val="20"/>
               </w:rPr>
@@ -21989,7 +21989,7 @@
               <w:bottom w:val="single" w:sz="4" w:space="0" w:color="BFBFBF"/>
               <w:right w:val="single" w:sz="4" w:space="0" w:color="BFBFBF"/>
             </w:tcBorders>
-            <w:shd w:val="clear" w:color="auto" w:fill="1F4E79"/>
+            <w:shd w:val="clear" w:color="auto" w:fill="D9D9D9"/>
             <w:tcMar>
               <w:top w:w="60" w:type="dxa"/>
               <w:left w:w="100" w:type="dxa"/>
@@ -22011,7 +22011,7 @@
                 <w:rFonts w:ascii="Times New Roman" w:hAnsi="Times New Roman" w:cs="Times New Roman"/>
                 <w:b/>
                 <w:bCs/>
-                <w:color w:val="FFFFFF"/>
+                <w:color w:val="000000"/>
                 <w:sz w:val="20"/>
                 <w:szCs w:val="20"/>
               </w:rPr>
@@ -22028,7 +22028,7 @@
               <w:bottom w:val="single" w:sz="4" w:space="0" w:color="BFBFBF"/>
               <w:right w:val="single" w:sz="4" w:space="0" w:color="BFBFBF"/>
             </w:tcBorders>
-            <w:shd w:val="clear" w:color="auto" w:fill="1F4E79"/>
+            <w:shd w:val="clear" w:color="auto" w:fill="D9D9D9"/>
             <w:tcMar>
               <w:top w:w="60" w:type="dxa"/>
               <w:left w:w="100" w:type="dxa"/>
@@ -22050,7 +22050,7 @@
                 <w:rFonts w:ascii="Times New Roman" w:hAnsi="Times New Roman" w:cs="Times New Roman"/>
                 <w:b/>
                 <w:bCs/>
-                <w:color w:val="FFFFFF"/>
+                <w:color w:val="000000"/>
                 <w:sz w:val="20"/>
                 <w:szCs w:val="20"/>
               </w:rPr>
@@ -23106,7 +23106,7 @@
               <w:bottom w:val="single" w:sz="4" w:space="0" w:color="BFBFBF"/>
               <w:right w:val="single" w:sz="4" w:space="0" w:color="BFBFBF"/>
             </w:tcBorders>
-            <w:shd w:val="clear" w:color="auto" w:fill="1F4E79"/>
+            <w:shd w:val="clear" w:color="auto" w:fill="D9D9D9"/>
             <w:tcMar>
               <w:top w:w="60" w:type="dxa"/>
               <w:left w:w="100" w:type="dxa"/>
@@ -23127,7 +23127,7 @@
                 <w:rFonts w:ascii="Times New Roman" w:hAnsi="Times New Roman" w:cs="Times New Roman"/>
                 <w:b/>
                 <w:bCs/>
-                <w:color w:val="FFFFFF"/>
+                <w:color w:val="000000"/>
                 <w:sz w:val="20"/>
                 <w:szCs w:val="20"/>
               </w:rPr>
@@ -23144,7 +23144,7 @@
               <w:bottom w:val="single" w:sz="4" w:space="0" w:color="BFBFBF"/>
               <w:right w:val="single" w:sz="4" w:space="0" w:color="BFBFBF"/>
             </w:tcBorders>
-            <w:shd w:val="clear" w:color="auto" w:fill="1F4E79"/>
+            <w:shd w:val="clear" w:color="auto" w:fill="D9D9D9"/>
             <w:tcMar>
               <w:top w:w="60" w:type="dxa"/>
               <w:left w:w="100" w:type="dxa"/>
@@ -23165,7 +23165,7 @@
                 <w:rFonts w:ascii="Times New Roman" w:hAnsi="Times New Roman" w:cs="Times New Roman"/>
                 <w:b/>
                 <w:bCs/>
-                <w:color w:val="FFFFFF"/>
+                <w:color w:val="000000"/>
                 <w:sz w:val="20"/>
                 <w:szCs w:val="20"/>
               </w:rPr>
@@ -23182,7 +23182,7 @@
               <w:bottom w:val="single" w:sz="4" w:space="0" w:color="BFBFBF"/>
               <w:right w:val="single" w:sz="4" w:space="0" w:color="BFBFBF"/>
             </w:tcBorders>
-            <w:shd w:val="clear" w:color="auto" w:fill="1F4E79"/>
+            <w:shd w:val="clear" w:color="auto" w:fill="D9D9D9"/>
             <w:tcMar>
               <w:top w:w="60" w:type="dxa"/>
               <w:left w:w="100" w:type="dxa"/>
@@ -23203,7 +23203,7 @@
                 <w:rFonts w:ascii="Times New Roman" w:hAnsi="Times New Roman" w:cs="Times New Roman"/>
                 <w:b/>
                 <w:bCs/>
-                <w:color w:val="FFFFFF"/>
+                <w:color w:val="000000"/>
                 <w:sz w:val="20"/>
                 <w:szCs w:val="20"/>
               </w:rPr>
@@ -24648,7 +24648,7 @@
               <w:bottom w:val="single" w:sz="4" w:space="0" w:color="BFBFBF"/>
               <w:right w:val="single" w:sz="4" w:space="0" w:color="BFBFBF"/>
             </w:tcBorders>
-            <w:shd w:val="clear" w:color="auto" w:fill="1F4E79"/>
+            <w:shd w:val="clear" w:color="auto" w:fill="D9D9D9"/>
             <w:tcMar>
               <w:top w:w="60" w:type="dxa"/>
               <w:left w:w="100" w:type="dxa"/>
@@ -24670,7 +24670,7 @@
                 <w:rFonts w:ascii="Times New Roman" w:hAnsi="Times New Roman" w:cs="Times New Roman"/>
                 <w:b/>
                 <w:bCs/>
-                <w:color w:val="FFFFFF"/>
+                <w:color w:val="000000"/>
                 <w:sz w:val="20"/>
                 <w:szCs w:val="20"/>
               </w:rPr>
@@ -24688,7 +24688,7 @@
               <w:bottom w:val="single" w:sz="4" w:space="0" w:color="BFBFBF"/>
               <w:right w:val="single" w:sz="4" w:space="0" w:color="BFBFBF"/>
             </w:tcBorders>
-            <w:shd w:val="clear" w:color="auto" w:fill="1F4E79"/>
+            <w:shd w:val="clear" w:color="auto" w:fill="D9D9D9"/>
             <w:tcMar>
               <w:top w:w="60" w:type="dxa"/>
               <w:left w:w="100" w:type="dxa"/>
@@ -24709,7 +24709,7 @@
                 <w:rFonts w:ascii="Times New Roman" w:hAnsi="Times New Roman" w:cs="Times New Roman"/>
                 <w:b/>
                 <w:bCs/>
-                <w:color w:val="FFFFFF"/>
+                <w:color w:val="000000"/>
                 <w:sz w:val="20"/>
                 <w:szCs w:val="20"/>
               </w:rPr>
@@ -25945,7 +25945,7 @@
               <w:bottom w:val="single" w:sz="4" w:space="0" w:color="BFBFBF"/>
               <w:right w:val="single" w:sz="4" w:space="0" w:color="BFBFBF"/>
             </w:tcBorders>
-            <w:shd w:val="clear" w:color="auto" w:fill="1F4E79"/>
+            <w:shd w:val="clear" w:color="auto" w:fill="D9D9D9"/>
             <w:tcMar>
               <w:top w:w="60" w:type="dxa"/>
               <w:left w:w="100" w:type="dxa"/>
@@ -25966,7 +25966,7 @@
                 <w:rFonts w:ascii="Times New Roman" w:hAnsi="Times New Roman" w:cs="Times New Roman"/>
                 <w:b/>
                 <w:bCs/>
-                <w:color w:val="FFFFFF"/>
+                <w:color w:val="000000"/>
                 <w:sz w:val="20"/>
                 <w:szCs w:val="20"/>
               </w:rPr>
@@ -25983,7 +25983,7 @@
               <w:bottom w:val="single" w:sz="4" w:space="0" w:color="BFBFBF"/>
               <w:right w:val="single" w:sz="4" w:space="0" w:color="BFBFBF"/>
             </w:tcBorders>
-            <w:shd w:val="clear" w:color="auto" w:fill="1F4E79"/>
+            <w:shd w:val="clear" w:color="auto" w:fill="D9D9D9"/>
             <w:tcMar>
               <w:top w:w="60" w:type="dxa"/>
               <w:left w:w="100" w:type="dxa"/>
@@ -26004,7 +26004,7 @@
                 <w:rFonts w:ascii="Times New Roman" w:hAnsi="Times New Roman" w:cs="Times New Roman"/>
                 <w:b/>
                 <w:bCs/>
-                <w:color w:val="FFFFFF"/>
+                <w:color w:val="000000"/>
                 <w:sz w:val="20"/>
                 <w:szCs w:val="20"/>
               </w:rPr>
@@ -26021,7 +26021,7 @@
               <w:bottom w:val="single" w:sz="4" w:space="0" w:color="BFBFBF"/>
               <w:right w:val="single" w:sz="4" w:space="0" w:color="BFBFBF"/>
             </w:tcBorders>
-            <w:shd w:val="clear" w:color="auto" w:fill="1F4E79"/>
+            <w:shd w:val="clear" w:color="auto" w:fill="D9D9D9"/>
             <w:tcMar>
               <w:top w:w="60" w:type="dxa"/>
               <w:left w:w="100" w:type="dxa"/>
@@ -26042,7 +26042,7 @@
                 <w:rFonts w:ascii="Times New Roman" w:hAnsi="Times New Roman" w:cs="Times New Roman"/>
                 <w:b/>
                 <w:bCs/>
-                <w:color w:val="FFFFFF"/>
+                <w:color w:val="000000"/>
                 <w:sz w:val="20"/>
                 <w:szCs w:val="20"/>
               </w:rPr>
@@ -26059,7 +26059,7 @@
               <w:bottom w:val="single" w:sz="4" w:space="0" w:color="BFBFBF"/>
               <w:right w:val="single" w:sz="4" w:space="0" w:color="BFBFBF"/>
             </w:tcBorders>
-            <w:shd w:val="clear" w:color="auto" w:fill="1F4E79"/>
+            <w:shd w:val="clear" w:color="auto" w:fill="D9D9D9"/>
             <w:tcMar>
               <w:top w:w="60" w:type="dxa"/>
               <w:left w:w="100" w:type="dxa"/>
@@ -26080,7 +26080,7 @@
                 <w:rFonts w:ascii="Times New Roman" w:hAnsi="Times New Roman" w:cs="Times New Roman"/>
                 <w:b/>
                 <w:bCs/>
-                <w:color w:val="FFFFFF"/>
+                <w:color w:val="000000"/>
                 <w:sz w:val="20"/>
                 <w:szCs w:val="20"/>
               </w:rPr>
@@ -27340,7 +27340,7 @@
               <w:bottom w:val="single" w:sz="4" w:space="0" w:color="BFBFBF"/>
               <w:right w:val="single" w:sz="4" w:space="0" w:color="BFBFBF"/>
             </w:tcBorders>
-            <w:shd w:val="clear" w:color="auto" w:fill="1F4E79"/>
+            <w:shd w:val="clear" w:color="auto" w:fill="D9D9D9"/>
             <w:tcMar>
               <w:top w:w="60" w:type="dxa"/>
               <w:left w:w="100" w:type="dxa"/>
@@ -27361,7 +27361,7 @@
                 <w:rFonts w:ascii="Times New Roman" w:hAnsi="Times New Roman" w:cs="Times New Roman"/>
                 <w:b/>
                 <w:bCs/>
-                <w:color w:val="FFFFFF"/>
+                <w:color w:val="000000"/>
                 <w:sz w:val="20"/>
                 <w:szCs w:val="20"/>
               </w:rPr>
@@ -27378,7 +27378,7 @@
               <w:bottom w:val="single" w:sz="4" w:space="0" w:color="BFBFBF"/>
               <w:right w:val="single" w:sz="4" w:space="0" w:color="BFBFBF"/>
             </w:tcBorders>
-            <w:shd w:val="clear" w:color="auto" w:fill="1F4E79"/>
+            <w:shd w:val="clear" w:color="auto" w:fill="D9D9D9"/>
             <w:tcMar>
               <w:top w:w="60" w:type="dxa"/>
               <w:left w:w="100" w:type="dxa"/>
@@ -27399,7 +27399,7 @@
                 <w:rFonts w:ascii="Times New Roman" w:hAnsi="Times New Roman" w:cs="Times New Roman"/>
                 <w:b/>
                 <w:bCs/>
-                <w:color w:val="FFFFFF"/>
+                <w:color w:val="000000"/>
                 <w:sz w:val="20"/>
                 <w:szCs w:val="20"/>
               </w:rPr>
@@ -28117,7 +28117,7 @@
               <w:bottom w:val="single" w:sz="4" w:space="0" w:color="BFBFBF"/>
               <w:right w:val="single" w:sz="4" w:space="0" w:color="BFBFBF"/>
             </w:tcBorders>
-            <w:shd w:val="clear" w:color="auto" w:fill="1F4E79"/>
+            <w:shd w:val="clear" w:color="auto" w:fill="D9D9D9"/>
             <w:tcMar>
               <w:top w:w="60" w:type="dxa"/>
               <w:left w:w="100" w:type="dxa"/>
@@ -28138,7 +28138,7 @@
                 <w:rFonts w:ascii="Times New Roman" w:hAnsi="Times New Roman" w:cs="Times New Roman"/>
                 <w:b/>
                 <w:bCs/>
-                <w:color w:val="FFFFFF"/>
+                <w:color w:val="000000"/>
                 <w:sz w:val="20"/>
                 <w:szCs w:val="20"/>
               </w:rPr>
@@ -28155,7 +28155,7 @@
               <w:bottom w:val="single" w:sz="4" w:space="0" w:color="BFBFBF"/>
               <w:right w:val="single" w:sz="4" w:space="0" w:color="BFBFBF"/>
             </w:tcBorders>
-            <w:shd w:val="clear" w:color="auto" w:fill="1F4E79"/>
+            <w:shd w:val="clear" w:color="auto" w:fill="D9D9D9"/>
             <w:tcMar>
               <w:top w:w="60" w:type="dxa"/>
               <w:left w:w="100" w:type="dxa"/>
@@ -28176,7 +28176,7 @@
                 <w:rFonts w:ascii="Times New Roman" w:hAnsi="Times New Roman" w:cs="Times New Roman"/>
                 <w:b/>
                 <w:bCs/>
-                <w:color w:val="FFFFFF"/>
+                <w:color w:val="000000"/>
                 <w:sz w:val="20"/>
                 <w:szCs w:val="20"/>
               </w:rPr>
@@ -28193,7 +28193,7 @@
               <w:bottom w:val="single" w:sz="4" w:space="0" w:color="BFBFBF"/>
               <w:right w:val="single" w:sz="4" w:space="0" w:color="BFBFBF"/>
             </w:tcBorders>
-            <w:shd w:val="clear" w:color="auto" w:fill="1F4E79"/>
+            <w:shd w:val="clear" w:color="auto" w:fill="D9D9D9"/>
             <w:tcMar>
               <w:top w:w="60" w:type="dxa"/>
               <w:left w:w="100" w:type="dxa"/>
@@ -28214,7 +28214,7 @@
                 <w:rFonts w:ascii="Times New Roman" w:hAnsi="Times New Roman" w:cs="Times New Roman"/>
                 <w:b/>
                 <w:bCs/>
-                <w:color w:val="FFFFFF"/>
+                <w:color w:val="000000"/>
                 <w:sz w:val="20"/>
                 <w:szCs w:val="20"/>
               </w:rPr>
@@ -29095,7 +29095,7 @@
               <w:bottom w:val="single" w:sz="4" w:space="0" w:color="BFBFBF"/>
               <w:right w:val="single" w:sz="4" w:space="0" w:color="BFBFBF"/>
             </w:tcBorders>
-            <w:shd w:val="clear" w:color="auto" w:fill="1F4E79"/>
+            <w:shd w:val="clear" w:color="auto" w:fill="D9D9D9"/>
             <w:tcMar>
               <w:top w:w="60" w:type="dxa"/>
               <w:left w:w="100" w:type="dxa"/>
@@ -29116,7 +29116,7 @@
                 <w:rFonts w:ascii="Times New Roman" w:hAnsi="Times New Roman" w:cs="Times New Roman"/>
                 <w:b/>
                 <w:bCs/>
-                <w:color w:val="FFFFFF"/>
+                <w:color w:val="000000"/>
                 <w:sz w:val="20"/>
                 <w:szCs w:val="20"/>
               </w:rPr>
@@ -29133,7 +29133,7 @@
               <w:bottom w:val="single" w:sz="4" w:space="0" w:color="BFBFBF"/>
               <w:right w:val="single" w:sz="4" w:space="0" w:color="BFBFBF"/>
             </w:tcBorders>
-            <w:shd w:val="clear" w:color="auto" w:fill="1F4E79"/>
+            <w:shd w:val="clear" w:color="auto" w:fill="D9D9D9"/>
             <w:tcMar>
               <w:top w:w="60" w:type="dxa"/>
               <w:left w:w="100" w:type="dxa"/>
@@ -29154,7 +29154,7 @@
                 <w:rFonts w:ascii="Times New Roman" w:hAnsi="Times New Roman" w:cs="Times New Roman"/>
                 <w:b/>
                 <w:bCs/>
-                <w:color w:val="FFFFFF"/>
+                <w:color w:val="000000"/>
                 <w:sz w:val="20"/>
                 <w:szCs w:val="20"/>
               </w:rPr>
@@ -30252,7 +30252,7 @@
               <w:bottom w:val="single" w:sz="4" w:space="0" w:color="BFBFBF"/>
               <w:right w:val="single" w:sz="4" w:space="0" w:color="BFBFBF"/>
             </w:tcBorders>
-            <w:shd w:val="clear" w:color="auto" w:fill="1F4E79"/>
+            <w:shd w:val="clear" w:color="auto" w:fill="D9D9D9"/>
             <w:tcMar>
               <w:top w:w="60" w:type="dxa"/>
               <w:left w:w="100" w:type="dxa"/>
@@ -30273,7 +30273,7 @@
                 <w:rFonts w:ascii="Times New Roman" w:hAnsi="Times New Roman" w:cs="Times New Roman"/>
                 <w:b/>
                 <w:bCs/>
-                <w:color w:val="FFFFFF"/>
+                <w:color w:val="000000"/>
                 <w:sz w:val="24"/>
                 <w:szCs w:val="24"/>
               </w:rPr>
@@ -30290,7 +30290,7 @@
               <w:bottom w:val="single" w:sz="4" w:space="0" w:color="BFBFBF"/>
               <w:right w:val="single" w:sz="4" w:space="0" w:color="BFBFBF"/>
             </w:tcBorders>
-            <w:shd w:val="clear" w:color="auto" w:fill="1F4E79"/>
+            <w:shd w:val="clear" w:color="auto" w:fill="D9D9D9"/>
             <w:tcMar>
               <w:top w:w="60" w:type="dxa"/>
               <w:left w:w="100" w:type="dxa"/>
@@ -30311,7 +30311,7 @@
                 <w:rFonts w:ascii="Times New Roman" w:hAnsi="Times New Roman" w:cs="Times New Roman"/>
                 <w:b/>
                 <w:bCs/>
-                <w:color w:val="FFFFFF"/>
+                <w:color w:val="000000"/>
                 <w:sz w:val="24"/>
                 <w:szCs w:val="24"/>
               </w:rPr>
@@ -30328,7 +30328,7 @@
               <w:bottom w:val="single" w:sz="4" w:space="0" w:color="BFBFBF"/>
               <w:right w:val="single" w:sz="4" w:space="0" w:color="BFBFBF"/>
             </w:tcBorders>
-            <w:shd w:val="clear" w:color="auto" w:fill="1F4E79"/>
+            <w:shd w:val="clear" w:color="auto" w:fill="D9D9D9"/>
             <w:tcMar>
               <w:top w:w="60" w:type="dxa"/>
               <w:left w:w="100" w:type="dxa"/>
@@ -30349,7 +30349,7 @@
                 <w:rFonts w:ascii="Times New Roman" w:hAnsi="Times New Roman" w:cs="Times New Roman"/>
                 <w:b/>
                 <w:bCs/>
-                <w:color w:val="FFFFFF"/>
+                <w:color w:val="000000"/>
                 <w:sz w:val="24"/>
                 <w:szCs w:val="24"/>
               </w:rPr>
@@ -30366,7 +30366,7 @@
               <w:bottom w:val="single" w:sz="4" w:space="0" w:color="BFBFBF"/>
               <w:right w:val="single" w:sz="4" w:space="0" w:color="BFBFBF"/>
             </w:tcBorders>
-            <w:shd w:val="clear" w:color="auto" w:fill="1F4E79"/>
+            <w:shd w:val="clear" w:color="auto" w:fill="D9D9D9"/>
             <w:tcMar>
               <w:top w:w="60" w:type="dxa"/>
               <w:left w:w="100" w:type="dxa"/>
@@ -30387,7 +30387,7 @@
                 <w:rFonts w:ascii="Times New Roman" w:hAnsi="Times New Roman" w:cs="Times New Roman"/>
                 <w:b/>
                 <w:bCs/>
-                <w:color w:val="FFFFFF"/>
+                <w:color w:val="000000"/>
                 <w:sz w:val="24"/>
                 <w:szCs w:val="24"/>
               </w:rPr>
@@ -33896,7 +33896,7 @@
     <w:rPr>
       <w:b/>
       <w:bCs/>
-      <w:color w:val="1F4E79"/>
+      <w:color w:val="000000"/>
       <w:sz w:val="32"/>
       <w:szCs w:val="32"/>
     </w:rPr>
@@ -33913,7 +33913,7 @@
     <w:rPr>
       <w:b/>
       <w:bCs/>
-      <w:color w:val="2E75B6"/>
+      <w:color w:val="000000"/>
       <w:sz w:val="26"/>
       <w:szCs w:val="26"/>
     </w:rPr>
@@ -33928,7 +33928,7 @@
       <w:outlineLvl w:val="2"/>
     </w:pPr>
     <w:rPr>
-      <w:color w:val="1F4D78"/>
+      <w:color w:val="000000"/>
       <w:sz w:val="24"/>
       <w:szCs w:val="24"/>
     </w:rPr>
@@ -33945,7 +33945,7 @@
     <w:rPr>
       <w:i/>
       <w:iCs/>
-      <w:color w:val="2E74B5"/>
+      <w:color w:val="000000"/>
     </w:rPr>
   </w:style>
   <w:style w:type="paragraph" w:styleId="Ttulo5">
@@ -33958,7 +33958,7 @@
       <w:outlineLvl w:val="4"/>
     </w:pPr>
     <w:rPr>
-      <w:color w:val="2E74B5"/>
+      <w:color w:val="000000"/>
     </w:rPr>
   </w:style>
   <w:style w:type="paragraph" w:styleId="Ttulo6">
@@ -33971,7 +33971,7 @@
       <w:outlineLvl w:val="5"/>
     </w:pPr>
     <w:rPr>
-      <w:color w:val="1F4D78"/>
+      <w:color w:val="000000"/>
     </w:rPr>
   </w:style>
   <w:style w:type="character" w:default="1" w:styleId="Fuentedeprrafopredeter">
@@ -34026,7 +34026,7 @@
     <w:uiPriority w:val="99"/>
     <w:unhideWhenUsed/>
     <w:rPr>
-      <w:color w:val="0563C1"/>
+      <w:color w:val="000000"/>
       <w:u w:val="single"/>
     </w:rPr>
   </w:style>
@@ -34135,7 +34135,7 @@
       <w:rFonts w:asciiTheme="majorHAnsi" w:eastAsiaTheme="majorEastAsia" w:hAnsiTheme="majorHAnsi" w:cstheme="majorBidi"/>
       <w:b w:val="0"/>
       <w:bCs w:val="0"/>
-      <w:color w:val="0F4761" w:themeColor="accent1" w:themeShade="BF"/>
+      <w:color w:val="000000"/>
     </w:rPr>
   </w:style>
 </w:styles>

--- a/Docs/Manual Tecnico.docx
+++ b/Docs/Manual Tecnico.docx
@@ -35,15 +35,15 @@
         <w:jc w:val="center"/>
         <w:rPr>
           <w:rFonts w:ascii="Times New Roman" w:hAnsi="Times New Roman" w:cs="Times New Roman"/>
-          <w:sz w:val="24"/>
-          <w:szCs w:val="24"/>
-        </w:rPr>
-      </w:pPr>
-      <w:r>
-        <w:rPr>
-          <w:rFonts w:ascii="Times New Roman" w:hAnsi="Times New Roman" w:cs="Times New Roman"/>
-          <w:sz w:val="24"/>
-          <w:szCs w:val="24"/>
+          <w:sz w:val="32"/>
+          <w:szCs w:val="32"/>
+        </w:rPr>
+      </w:pPr>
+      <w:r>
+        <w:rPr>
+          <w:rFonts w:ascii="Times New Roman" w:hAnsi="Times New Roman" w:cs="Times New Roman"/>
+          <w:sz w:val="32"/>
+          <w:szCs w:val="32"/>
         </w:rPr>
         <w:t>API REST — Sistema Supermercado (</w:t>
       </w:r>
@@ -51,8 +51,8 @@
       <w:r>
         <w:rPr>
           <w:rFonts w:ascii="Times New Roman" w:hAnsi="Times New Roman" w:cs="Times New Roman"/>
-          <w:sz w:val="24"/>
-          <w:szCs w:val="24"/>
+          <w:sz w:val="32"/>
+          <w:szCs w:val="32"/>
         </w:rPr>
         <w:t>Backend</w:t>
       </w:r>
@@ -60,8 +60,8 @@
       <w:r>
         <w:rPr>
           <w:rFonts w:ascii="Times New Roman" w:hAnsi="Times New Roman" w:cs="Times New Roman"/>
-          <w:sz w:val="24"/>
-          <w:szCs w:val="24"/>
+          <w:sz w:val="32"/>
+          <w:szCs w:val="32"/>
         </w:rPr>
         <w:t>)</w:t>
       </w:r>
@@ -75,46 +75,30 @@
         <w:jc w:val="center"/>
         <w:rPr>
           <w:rFonts w:ascii="Times New Roman" w:hAnsi="Times New Roman" w:cs="Times New Roman"/>
-          <w:sz w:val="24"/>
-          <w:szCs w:val="24"/>
-        </w:rPr>
-      </w:pPr>
-      <w:r>
-        <w:rPr>
-          <w:rFonts w:ascii="Times New Roman" w:hAnsi="Times New Roman" w:cs="Times New Roman"/>
-          <w:color w:val="595959"/>
-          <w:sz w:val="24"/>
-          <w:szCs w:val="24"/>
-        </w:rPr>
-        <w:t xml:space="preserve">ASP.NET Core 8 · </w:t>
+          <w:color w:val="000000" w:themeColor="text1"/>
+          <w:sz w:val="24"/>
+          <w:szCs w:val="24"/>
+          <w:lang w:val="en-US"/>
+        </w:rPr>
+      </w:pPr>
+      <w:r>
+        <w:rPr>
+          <w:rFonts w:ascii="Times New Roman" w:hAnsi="Times New Roman" w:cs="Times New Roman"/>
+          <w:color w:val="000000" w:themeColor="text1"/>
+          <w:sz w:val="24"/>
+          <w:szCs w:val="24"/>
+          <w:lang w:val="en-US"/>
+        </w:rPr>
+        <w:t xml:space="preserve">ASP.NET Core 8 · Entity Framework Core · SQL Server · JWT · </w:t>
       </w:r>
       <w:proofErr w:type="spellStart"/>
       <w:r>
         <w:rPr>
           <w:rFonts w:ascii="Times New Roman" w:hAnsi="Times New Roman" w:cs="Times New Roman"/>
-          <w:color w:val="595959"/>
-          <w:sz w:val="24"/>
-          <w:szCs w:val="24"/>
-        </w:rPr>
-        <w:t>Entity</w:t>
-      </w:r>
-      <w:proofErr w:type="spellEnd"/>
-      <w:r>
-        <w:rPr>
-          <w:rFonts w:ascii="Times New Roman" w:hAnsi="Times New Roman" w:cs="Times New Roman"/>
-          <w:color w:val="595959"/>
-          <w:sz w:val="24"/>
-          <w:szCs w:val="24"/>
-        </w:rPr>
-        <w:t xml:space="preserve"> Framework Core · SQL Server · JWT · </w:t>
-      </w:r>
-      <w:proofErr w:type="spellStart"/>
-      <w:r>
-        <w:rPr>
-          <w:rFonts w:ascii="Times New Roman" w:hAnsi="Times New Roman" w:cs="Times New Roman"/>
-          <w:color w:val="595959"/>
-          <w:sz w:val="24"/>
-          <w:szCs w:val="24"/>
+          <w:color w:val="000000" w:themeColor="text1"/>
+          <w:sz w:val="24"/>
+          <w:szCs w:val="24"/>
+          <w:lang w:val="en-US"/>
         </w:rPr>
         <w:t>Ollama</w:t>
       </w:r>
@@ -169,7 +153,7 @@
       <w:r>
         <w:rPr>
           <w:rFonts w:ascii="Times New Roman" w:hAnsi="Times New Roman" w:cs="Times New Roman"/>
-          <w:color w:val="595959"/>
+          <w:color w:val="000000" w:themeColor="text1"/>
           <w:sz w:val="24"/>
           <w:szCs w:val="24"/>
         </w:rPr>
@@ -179,7 +163,7 @@
       <w:r>
         <w:rPr>
           <w:rFonts w:ascii="Times New Roman" w:hAnsi="Times New Roman" w:cs="Times New Roman"/>
-          <w:color w:val="595959"/>
+          <w:color w:val="000000" w:themeColor="text1"/>
           <w:sz w:val="24"/>
           <w:szCs w:val="24"/>
         </w:rPr>
@@ -189,7 +173,7 @@
       <w:r>
         <w:rPr>
           <w:rFonts w:ascii="Times New Roman" w:hAnsi="Times New Roman" w:cs="Times New Roman"/>
-          <w:color w:val="595959"/>
+          <w:color w:val="000000" w:themeColor="text1"/>
           <w:sz w:val="24"/>
           <w:szCs w:val="24"/>
         </w:rPr>
@@ -199,7 +183,7 @@
       <w:r>
         <w:rPr>
           <w:rFonts w:ascii="Times New Roman" w:hAnsi="Times New Roman" w:cs="Times New Roman"/>
-          <w:color w:val="595959"/>
+          <w:color w:val="000000" w:themeColor="text1"/>
           <w:sz w:val="24"/>
           <w:szCs w:val="24"/>
         </w:rPr>
@@ -232,9 +216,37 @@
     <w:p/>
     <w:p/>
     <w:p/>
+    <w:p>
+      <w:pPr>
+        <w:rPr>
+          <w:rFonts w:ascii="Times New Roman" w:hAnsi="Times New Roman" w:cs="Times New Roman"/>
+          <w:b/>
+          <w:bCs/>
+          <w:color w:val="000000" w:themeColor="text1"/>
+          <w:sz w:val="24"/>
+          <w:szCs w:val="24"/>
+        </w:rPr>
+      </w:pPr>
+      <w:r>
+        <w:rPr>
+          <w:rFonts w:ascii="Times New Roman" w:hAnsi="Times New Roman" w:cs="Times New Roman"/>
+          <w:b/>
+          <w:bCs/>
+          <w:color w:val="000000" w:themeColor="text1"/>
+          <w:sz w:val="24"/>
+          <w:szCs w:val="24"/>
+        </w:rPr>
+        <w:lastRenderedPageBreak/>
+        <w:t>Índice</w:t>
+      </w:r>
+    </w:p>
     <w:sdt>
       <w:sdtPr>
         <w:rPr>
+          <w:rFonts w:ascii="Calibri" w:eastAsia="Calibri" w:hAnsi="Calibri" w:cs="Calibri"/>
+          <w:color w:val="auto"/>
+          <w:sz w:val="22"/>
+          <w:szCs w:val="22"/>
           <w:lang w:val="es-ES"/>
         </w:rPr>
         <w:id w:val="-1640877004"/>
@@ -245,19 +257,14 @@
       </w:sdtPr>
       <w:sdtEndPr>
         <w:rPr>
-          <w:rFonts w:ascii="Calibri" w:eastAsia="Calibri" w:hAnsi="Calibri" w:cs="Calibri"/>
           <w:b/>
           <w:bCs/>
-          <w:color w:val="auto"/>
-          <w:sz w:val="22"/>
-          <w:szCs w:val="22"/>
         </w:rPr>
       </w:sdtEndPr>
       <w:sdtContent>
         <w:p>
           <w:pPr>
             <w:pStyle w:val="TtuloTDC"/>
-            <w:jc w:val="center"/>
             <w:rPr>
               <w:rFonts w:ascii="Times New Roman" w:hAnsi="Times New Roman" w:cs="Times New Roman"/>
               <w:b/>
@@ -266,26 +273,6 @@
               <w:sz w:val="24"/>
               <w:szCs w:val="24"/>
             </w:rPr>
-          </w:pPr>
-          <w:r>
-            <w:rPr>
-              <w:rFonts w:ascii="Times New Roman" w:hAnsi="Times New Roman" w:cs="Times New Roman"/>
-              <w:b/>
-              <w:bCs/>
-              <w:color w:val="000000" w:themeColor="text1"/>
-              <w:sz w:val="24"/>
-              <w:szCs w:val="24"/>
-              <w:lang w:val="es-ES"/>
-            </w:rPr>
-            <w:t>Tabla de contenido</w:t>
-          </w:r>
-        </w:p>
-        <w:p>
-          <w:pPr>
-            <w:pStyle w:val="TDC1"/>
-            <w:tabs>
-              <w:tab w:val="right" w:leader="dot" w:pos="9628"/>
-            </w:tabs>
           </w:pPr>
         </w:p>
         <w:p>
@@ -312,7 +299,7 @@
           <w:r>
             <w:fldChar w:fldCharType="separate"/>
           </w:r>
-          <w:hyperlink w:anchor="_Toc241782545" w:history="1">
+          <w:hyperlink w:anchor="_Toc242038118" w:history="1">
             <w:r>
               <w:rPr>
                 <w:rStyle w:val="Hipervnculo"/>
@@ -340,7 +327,7 @@
                 <w:noProof/>
                 <w:webHidden/>
               </w:rPr>
-              <w:instrText xml:space="preserve"> PAGEREF _Toc241782545 \h </w:instrText>
+              <w:instrText xml:space="preserve"> PAGEREF _Toc242038118 \h </w:instrText>
             </w:r>
             <w:r>
               <w:rPr>
@@ -386,7 +373,7 @@
               <w14:ligatures w14:val="standardContextual"/>
             </w:rPr>
           </w:pPr>
-          <w:hyperlink w:anchor="_Toc241782546" w:history="1">
+          <w:hyperlink w:anchor="_Toc242038119" w:history="1">
             <w:r>
               <w:rPr>
                 <w:rStyle w:val="Hipervnculo"/>
@@ -414,7 +401,7 @@
                 <w:noProof/>
                 <w:webHidden/>
               </w:rPr>
-              <w:instrText xml:space="preserve"> PAGEREF _Toc241782546 \h </w:instrText>
+              <w:instrText xml:space="preserve"> PAGEREF _Toc242038119 \h </w:instrText>
             </w:r>
             <w:r>
               <w:rPr>
@@ -460,7 +447,7 @@
               <w14:ligatures w14:val="standardContextual"/>
             </w:rPr>
           </w:pPr>
-          <w:hyperlink w:anchor="_Toc241782547" w:history="1">
+          <w:hyperlink w:anchor="_Toc242038120" w:history="1">
             <w:r>
               <w:rPr>
                 <w:rStyle w:val="Hipervnculo"/>
@@ -488,7 +475,7 @@
                 <w:noProof/>
                 <w:webHidden/>
               </w:rPr>
-              <w:instrText xml:space="preserve"> PAGEREF _Toc241782547 \h </w:instrText>
+              <w:instrText xml:space="preserve"> PAGEREF _Toc242038120 \h </w:instrText>
             </w:r>
             <w:r>
               <w:rPr>
@@ -534,7 +521,7 @@
               <w14:ligatures w14:val="standardContextual"/>
             </w:rPr>
           </w:pPr>
-          <w:hyperlink w:anchor="_Toc241782548" w:history="1">
+          <w:hyperlink w:anchor="_Toc242038121" w:history="1">
             <w:r>
               <w:rPr>
                 <w:rStyle w:val="Hipervnculo"/>
@@ -562,7 +549,7 @@
                 <w:noProof/>
                 <w:webHidden/>
               </w:rPr>
-              <w:instrText xml:space="preserve"> PAGEREF _Toc241782548 \h </w:instrText>
+              <w:instrText xml:space="preserve"> PAGEREF _Toc242038121 \h </w:instrText>
             </w:r>
             <w:r>
               <w:rPr>
@@ -608,7 +595,7 @@
               <w14:ligatures w14:val="standardContextual"/>
             </w:rPr>
           </w:pPr>
-          <w:hyperlink w:anchor="_Toc241782549" w:history="1">
+          <w:hyperlink w:anchor="_Toc242038122" w:history="1">
             <w:r>
               <w:rPr>
                 <w:rStyle w:val="Hipervnculo"/>
@@ -636,7 +623,7 @@
                 <w:noProof/>
                 <w:webHidden/>
               </w:rPr>
-              <w:instrText xml:space="preserve"> PAGEREF _Toc241782549 \h </w:instrText>
+              <w:instrText xml:space="preserve"> PAGEREF _Toc242038122 \h </w:instrText>
             </w:r>
             <w:r>
               <w:rPr>
@@ -682,7 +669,7 @@
               <w14:ligatures w14:val="standardContextual"/>
             </w:rPr>
           </w:pPr>
-          <w:hyperlink w:anchor="_Toc241782550" w:history="1">
+          <w:hyperlink w:anchor="_Toc242038123" w:history="1">
             <w:r>
               <w:rPr>
                 <w:rStyle w:val="Hipervnculo"/>
@@ -710,7 +697,7 @@
                 <w:noProof/>
                 <w:webHidden/>
               </w:rPr>
-              <w:instrText xml:space="preserve"> PAGEREF _Toc241782550 \h </w:instrText>
+              <w:instrText xml:space="preserve"> PAGEREF _Toc242038123 \h </w:instrText>
             </w:r>
             <w:r>
               <w:rPr>
@@ -756,7 +743,7 @@
               <w14:ligatures w14:val="standardContextual"/>
             </w:rPr>
           </w:pPr>
-          <w:hyperlink w:anchor="_Toc241782551" w:history="1">
+          <w:hyperlink w:anchor="_Toc242038124" w:history="1">
             <w:r>
               <w:rPr>
                 <w:rStyle w:val="Hipervnculo"/>
@@ -784,7 +771,7 @@
                 <w:noProof/>
                 <w:webHidden/>
               </w:rPr>
-              <w:instrText xml:space="preserve"> PAGEREF _Toc241782551 \h </w:instrText>
+              <w:instrText xml:space="preserve"> PAGEREF _Toc242038124 \h </w:instrText>
             </w:r>
             <w:r>
               <w:rPr>
@@ -830,7 +817,7 @@
               <w14:ligatures w14:val="standardContextual"/>
             </w:rPr>
           </w:pPr>
-          <w:hyperlink w:anchor="_Toc241782552" w:history="1">
+          <w:hyperlink w:anchor="_Toc242038125" w:history="1">
             <w:r>
               <w:rPr>
                 <w:rStyle w:val="Hipervnculo"/>
@@ -858,7 +845,7 @@
                 <w:noProof/>
                 <w:webHidden/>
               </w:rPr>
-              <w:instrText xml:space="preserve"> PAGEREF _Toc241782552 \h </w:instrText>
+              <w:instrText xml:space="preserve"> PAGEREF _Toc242038125 \h </w:instrText>
             </w:r>
             <w:r>
               <w:rPr>
@@ -904,7 +891,7 @@
               <w14:ligatures w14:val="standardContextual"/>
             </w:rPr>
           </w:pPr>
-          <w:hyperlink w:anchor="_Toc241782553" w:history="1">
+          <w:hyperlink w:anchor="_Toc242038126" w:history="1">
             <w:r>
               <w:rPr>
                 <w:rStyle w:val="Hipervnculo"/>
@@ -932,7 +919,7 @@
                 <w:noProof/>
                 <w:webHidden/>
               </w:rPr>
-              <w:instrText xml:space="preserve"> PAGEREF _Toc241782553 \h </w:instrText>
+              <w:instrText xml:space="preserve"> PAGEREF _Toc242038126 \h </w:instrText>
             </w:r>
             <w:r>
               <w:rPr>
@@ -978,7 +965,7 @@
               <w14:ligatures w14:val="standardContextual"/>
             </w:rPr>
           </w:pPr>
-          <w:hyperlink w:anchor="_Toc241782554" w:history="1">
+          <w:hyperlink w:anchor="_Toc242038127" w:history="1">
             <w:r>
               <w:rPr>
                 <w:rStyle w:val="Hipervnculo"/>
@@ -1006,7 +993,7 @@
                 <w:noProof/>
                 <w:webHidden/>
               </w:rPr>
-              <w:instrText xml:space="preserve"> PAGEREF _Toc241782554 \h </w:instrText>
+              <w:instrText xml:space="preserve"> PAGEREF _Toc242038127 \h </w:instrText>
             </w:r>
             <w:r>
               <w:rPr>
@@ -1052,7 +1039,7 @@
               <w14:ligatures w14:val="standardContextual"/>
             </w:rPr>
           </w:pPr>
-          <w:hyperlink w:anchor="_Toc241782555" w:history="1">
+          <w:hyperlink w:anchor="_Toc242038128" w:history="1">
             <w:r>
               <w:rPr>
                 <w:rStyle w:val="Hipervnculo"/>
@@ -1080,7 +1067,7 @@
                 <w:noProof/>
                 <w:webHidden/>
               </w:rPr>
-              <w:instrText xml:space="preserve"> PAGEREF _Toc241782555 \h </w:instrText>
+              <w:instrText xml:space="preserve"> PAGEREF _Toc242038128 \h </w:instrText>
             </w:r>
             <w:r>
               <w:rPr>
@@ -1126,7 +1113,7 @@
               <w14:ligatures w14:val="standardContextual"/>
             </w:rPr>
           </w:pPr>
-          <w:hyperlink w:anchor="_Toc241782556" w:history="1">
+          <w:hyperlink w:anchor="_Toc242038129" w:history="1">
             <w:r>
               <w:rPr>
                 <w:rStyle w:val="Hipervnculo"/>
@@ -1154,7 +1141,7 @@
                 <w:noProof/>
                 <w:webHidden/>
               </w:rPr>
-              <w:instrText xml:space="preserve"> PAGEREF _Toc241782556 \h </w:instrText>
+              <w:instrText xml:space="preserve"> PAGEREF _Toc242038129 \h </w:instrText>
             </w:r>
             <w:r>
               <w:rPr>
@@ -1200,7 +1187,7 @@
               <w14:ligatures w14:val="standardContextual"/>
             </w:rPr>
           </w:pPr>
-          <w:hyperlink w:anchor="_Toc241782557" w:history="1">
+          <w:hyperlink w:anchor="_Toc242038130" w:history="1">
             <w:r>
               <w:rPr>
                 <w:rStyle w:val="Hipervnculo"/>
@@ -1228,7 +1215,7 @@
                 <w:noProof/>
                 <w:webHidden/>
               </w:rPr>
-              <w:instrText xml:space="preserve"> PAGEREF _Toc241782557 \h </w:instrText>
+              <w:instrText xml:space="preserve"> PAGEREF _Toc242038130 \h </w:instrText>
             </w:r>
             <w:r>
               <w:rPr>
@@ -1274,7 +1261,7 @@
               <w14:ligatures w14:val="standardContextual"/>
             </w:rPr>
           </w:pPr>
-          <w:hyperlink w:anchor="_Toc241782558" w:history="1">
+          <w:hyperlink w:anchor="_Toc242038131" w:history="1">
             <w:r>
               <w:rPr>
                 <w:rStyle w:val="Hipervnculo"/>
@@ -1302,7 +1289,7 @@
                 <w:noProof/>
                 <w:webHidden/>
               </w:rPr>
-              <w:instrText xml:space="preserve"> PAGEREF _Toc241782558 \h </w:instrText>
+              <w:instrText xml:space="preserve"> PAGEREF _Toc242038131 \h </w:instrText>
             </w:r>
             <w:r>
               <w:rPr>
@@ -1348,7 +1335,7 @@
               <w14:ligatures w14:val="standardContextual"/>
             </w:rPr>
           </w:pPr>
-          <w:hyperlink w:anchor="_Toc241782559" w:history="1">
+          <w:hyperlink w:anchor="_Toc242038132" w:history="1">
             <w:r>
               <w:rPr>
                 <w:rStyle w:val="Hipervnculo"/>
@@ -1376,7 +1363,7 @@
                 <w:noProof/>
                 <w:webHidden/>
               </w:rPr>
-              <w:instrText xml:space="preserve"> PAGEREF _Toc241782559 \h </w:instrText>
+              <w:instrText xml:space="preserve"> PAGEREF _Toc242038132 \h </w:instrText>
             </w:r>
             <w:r>
               <w:rPr>
@@ -1422,7 +1409,7 @@
               <w14:ligatures w14:val="standardContextual"/>
             </w:rPr>
           </w:pPr>
-          <w:hyperlink w:anchor="_Toc241782560" w:history="1">
+          <w:hyperlink w:anchor="_Toc242038133" w:history="1">
             <w:r>
               <w:rPr>
                 <w:rStyle w:val="Hipervnculo"/>
@@ -1450,7 +1437,7 @@
                 <w:noProof/>
                 <w:webHidden/>
               </w:rPr>
-              <w:instrText xml:space="preserve"> PAGEREF _Toc241782560 \h </w:instrText>
+              <w:instrText xml:space="preserve"> PAGEREF _Toc242038133 \h </w:instrText>
             </w:r>
             <w:r>
               <w:rPr>
@@ -1496,7 +1483,7 @@
               <w14:ligatures w14:val="standardContextual"/>
             </w:rPr>
           </w:pPr>
-          <w:hyperlink w:anchor="_Toc241782561" w:history="1">
+          <w:hyperlink w:anchor="_Toc242038134" w:history="1">
             <w:r>
               <w:rPr>
                 <w:rStyle w:val="Hipervnculo"/>
@@ -1524,7 +1511,7 @@
                 <w:noProof/>
                 <w:webHidden/>
               </w:rPr>
-              <w:instrText xml:space="preserve"> PAGEREF _Toc241782561 \h </w:instrText>
+              <w:instrText xml:space="preserve"> PAGEREF _Toc242038134 \h </w:instrText>
             </w:r>
             <w:r>
               <w:rPr>
@@ -1570,7 +1557,7 @@
               <w14:ligatures w14:val="standardContextual"/>
             </w:rPr>
           </w:pPr>
-          <w:hyperlink w:anchor="_Toc241782562" w:history="1">
+          <w:hyperlink w:anchor="_Toc242038135" w:history="1">
             <w:r>
               <w:rPr>
                 <w:rStyle w:val="Hipervnculo"/>
@@ -1598,7 +1585,7 @@
                 <w:noProof/>
                 <w:webHidden/>
               </w:rPr>
-              <w:instrText xml:space="preserve"> PAGEREF _Toc241782562 \h </w:instrText>
+              <w:instrText xml:space="preserve"> PAGEREF _Toc242038135 \h </w:instrText>
             </w:r>
             <w:r>
               <w:rPr>
@@ -1644,7 +1631,7 @@
               <w14:ligatures w14:val="standardContextual"/>
             </w:rPr>
           </w:pPr>
-          <w:hyperlink w:anchor="_Toc241782563" w:history="1">
+          <w:hyperlink w:anchor="_Toc242038136" w:history="1">
             <w:r>
               <w:rPr>
                 <w:rStyle w:val="Hipervnculo"/>
@@ -1672,7 +1659,7 @@
                 <w:noProof/>
                 <w:webHidden/>
               </w:rPr>
-              <w:instrText xml:space="preserve"> PAGEREF _Toc241782563 \h </w:instrText>
+              <w:instrText xml:space="preserve"> PAGEREF _Toc242038136 \h </w:instrText>
             </w:r>
             <w:r>
               <w:rPr>
@@ -1718,7 +1705,7 @@
               <w14:ligatures w14:val="standardContextual"/>
             </w:rPr>
           </w:pPr>
-          <w:hyperlink w:anchor="_Toc241782564" w:history="1">
+          <w:hyperlink w:anchor="_Toc242038137" w:history="1">
             <w:r>
               <w:rPr>
                 <w:rStyle w:val="Hipervnculo"/>
@@ -1746,7 +1733,7 @@
                 <w:noProof/>
                 <w:webHidden/>
               </w:rPr>
-              <w:instrText xml:space="preserve"> PAGEREF _Toc241782564 \h </w:instrText>
+              <w:instrText xml:space="preserve"> PAGEREF _Toc242038137 \h </w:instrText>
             </w:r>
             <w:r>
               <w:rPr>
@@ -1792,7 +1779,7 @@
               <w14:ligatures w14:val="standardContextual"/>
             </w:rPr>
           </w:pPr>
-          <w:hyperlink w:anchor="_Toc241782565" w:history="1">
+          <w:hyperlink w:anchor="_Toc242038138" w:history="1">
             <w:r>
               <w:rPr>
                 <w:rStyle w:val="Hipervnculo"/>
@@ -1820,7 +1807,7 @@
                 <w:noProof/>
                 <w:webHidden/>
               </w:rPr>
-              <w:instrText xml:space="preserve"> PAGEREF _Toc241782565 \h </w:instrText>
+              <w:instrText xml:space="preserve"> PAGEREF _Toc242038138 \h </w:instrText>
             </w:r>
             <w:r>
               <w:rPr>
@@ -1840,7 +1827,7 @@
                 <w:noProof/>
                 <w:webHidden/>
               </w:rPr>
-              <w:t>15</w:t>
+              <w:t>16</w:t>
             </w:r>
             <w:r>
               <w:rPr>
@@ -1866,7 +1853,7 @@
               <w14:ligatures w14:val="standardContextual"/>
             </w:rPr>
           </w:pPr>
-          <w:hyperlink w:anchor="_Toc241782566" w:history="1">
+          <w:hyperlink w:anchor="_Toc242038139" w:history="1">
             <w:r>
               <w:rPr>
                 <w:rStyle w:val="Hipervnculo"/>
@@ -1894,7 +1881,7 @@
                 <w:noProof/>
                 <w:webHidden/>
               </w:rPr>
-              <w:instrText xml:space="preserve"> PAGEREF _Toc241782566 \h </w:instrText>
+              <w:instrText xml:space="preserve"> PAGEREF _Toc242038139 \h </w:instrText>
             </w:r>
             <w:r>
               <w:rPr>
@@ -1914,7 +1901,7 @@
                 <w:noProof/>
                 <w:webHidden/>
               </w:rPr>
-              <w:t>16</w:t>
+              <w:t>17</w:t>
             </w:r>
             <w:r>
               <w:rPr>
@@ -1940,7 +1927,7 @@
               <w14:ligatures w14:val="standardContextual"/>
             </w:rPr>
           </w:pPr>
-          <w:hyperlink w:anchor="_Toc241782567" w:history="1">
+          <w:hyperlink w:anchor="_Toc242038140" w:history="1">
             <w:r>
               <w:rPr>
                 <w:rStyle w:val="Hipervnculo"/>
@@ -1968,7 +1955,7 @@
                 <w:noProof/>
                 <w:webHidden/>
               </w:rPr>
-              <w:instrText xml:space="preserve"> PAGEREF _Toc241782567 \h </w:instrText>
+              <w:instrText xml:space="preserve"> PAGEREF _Toc242038140 \h </w:instrText>
             </w:r>
             <w:r>
               <w:rPr>
@@ -2014,7 +2001,7 @@
               <w14:ligatures w14:val="standardContextual"/>
             </w:rPr>
           </w:pPr>
-          <w:hyperlink w:anchor="_Toc241782568" w:history="1">
+          <w:hyperlink w:anchor="_Toc242038141" w:history="1">
             <w:r>
               <w:rPr>
                 <w:rStyle w:val="Hipervnculo"/>
@@ -2042,7 +2029,7 @@
                 <w:noProof/>
                 <w:webHidden/>
               </w:rPr>
-              <w:instrText xml:space="preserve"> PAGEREF _Toc241782568 \h </w:instrText>
+              <w:instrText xml:space="preserve"> PAGEREF _Toc242038141 \h </w:instrText>
             </w:r>
             <w:r>
               <w:rPr>
@@ -2088,7 +2075,7 @@
               <w14:ligatures w14:val="standardContextual"/>
             </w:rPr>
           </w:pPr>
-          <w:hyperlink w:anchor="_Toc241782569" w:history="1">
+          <w:hyperlink w:anchor="_Toc242038142" w:history="1">
             <w:r>
               <w:rPr>
                 <w:rStyle w:val="Hipervnculo"/>
@@ -2116,7 +2103,7 @@
                 <w:noProof/>
                 <w:webHidden/>
               </w:rPr>
-              <w:instrText xml:space="preserve"> PAGEREF _Toc241782569 \h </w:instrText>
+              <w:instrText xml:space="preserve"> PAGEREF _Toc242038142 \h </w:instrText>
             </w:r>
             <w:r>
               <w:rPr>
@@ -2162,7 +2149,7 @@
               <w14:ligatures w14:val="standardContextual"/>
             </w:rPr>
           </w:pPr>
-          <w:hyperlink w:anchor="_Toc241782570" w:history="1">
+          <w:hyperlink w:anchor="_Toc242038143" w:history="1">
             <w:r>
               <w:rPr>
                 <w:rStyle w:val="Hipervnculo"/>
@@ -2190,7 +2177,7 @@
                 <w:noProof/>
                 <w:webHidden/>
               </w:rPr>
-              <w:instrText xml:space="preserve"> PAGEREF _Toc241782570 \h </w:instrText>
+              <w:instrText xml:space="preserve"> PAGEREF _Toc242038143 \h </w:instrText>
             </w:r>
             <w:r>
               <w:rPr>
@@ -2236,7 +2223,7 @@
               <w14:ligatures w14:val="standardContextual"/>
             </w:rPr>
           </w:pPr>
-          <w:hyperlink w:anchor="_Toc241782571" w:history="1">
+          <w:hyperlink w:anchor="_Toc242038144" w:history="1">
             <w:r>
               <w:rPr>
                 <w:rStyle w:val="Hipervnculo"/>
@@ -2264,7 +2251,7 @@
                 <w:noProof/>
                 <w:webHidden/>
               </w:rPr>
-              <w:instrText xml:space="preserve"> PAGEREF _Toc241782571 \h </w:instrText>
+              <w:instrText xml:space="preserve"> PAGEREF _Toc242038144 \h </w:instrText>
             </w:r>
             <w:r>
               <w:rPr>
@@ -2284,7 +2271,7 @@
                 <w:noProof/>
                 <w:webHidden/>
               </w:rPr>
-              <w:t>18</w:t>
+              <w:t>19</w:t>
             </w:r>
             <w:r>
               <w:rPr>
@@ -2310,7 +2297,7 @@
               <w14:ligatures w14:val="standardContextual"/>
             </w:rPr>
           </w:pPr>
-          <w:hyperlink w:anchor="_Toc241782572" w:history="1">
+          <w:hyperlink w:anchor="_Toc242038145" w:history="1">
             <w:r>
               <w:rPr>
                 <w:rStyle w:val="Hipervnculo"/>
@@ -2338,7 +2325,7 @@
                 <w:noProof/>
                 <w:webHidden/>
               </w:rPr>
-              <w:instrText xml:space="preserve"> PAGEREF _Toc241782572 \h </w:instrText>
+              <w:instrText xml:space="preserve"> PAGEREF _Toc242038145 \h </w:instrText>
             </w:r>
             <w:r>
               <w:rPr>
@@ -2358,7 +2345,7 @@
                 <w:noProof/>
                 <w:webHidden/>
               </w:rPr>
-              <w:t>19</w:t>
+              <w:t>20</w:t>
             </w:r>
             <w:r>
               <w:rPr>
@@ -2384,7 +2371,7 @@
               <w14:ligatures w14:val="standardContextual"/>
             </w:rPr>
           </w:pPr>
-          <w:hyperlink w:anchor="_Toc241782573" w:history="1">
+          <w:hyperlink w:anchor="_Toc242038146" w:history="1">
             <w:r>
               <w:rPr>
                 <w:rStyle w:val="Hipervnculo"/>
@@ -2412,7 +2399,7 @@
                 <w:noProof/>
                 <w:webHidden/>
               </w:rPr>
-              <w:instrText xml:space="preserve"> PAGEREF _Toc241782573 \h </w:instrText>
+              <w:instrText xml:space="preserve"> PAGEREF _Toc242038146 \h </w:instrText>
             </w:r>
             <w:r>
               <w:rPr>
@@ -2432,7 +2419,7 @@
                 <w:noProof/>
                 <w:webHidden/>
               </w:rPr>
-              <w:t>19</w:t>
+              <w:t>20</w:t>
             </w:r>
             <w:r>
               <w:rPr>
@@ -2458,7 +2445,7 @@
               <w14:ligatures w14:val="standardContextual"/>
             </w:rPr>
           </w:pPr>
-          <w:hyperlink w:anchor="_Toc241782574" w:history="1">
+          <w:hyperlink w:anchor="_Toc242038147" w:history="1">
             <w:r>
               <w:rPr>
                 <w:rStyle w:val="Hipervnculo"/>
@@ -2486,7 +2473,7 @@
                 <w:noProof/>
                 <w:webHidden/>
               </w:rPr>
-              <w:instrText xml:space="preserve"> PAGEREF _Toc241782574 \h </w:instrText>
+              <w:instrText xml:space="preserve"> PAGEREF _Toc242038147 \h </w:instrText>
             </w:r>
             <w:r>
               <w:rPr>
@@ -2506,7 +2493,7 @@
                 <w:noProof/>
                 <w:webHidden/>
               </w:rPr>
-              <w:t>19</w:t>
+              <w:t>20</w:t>
             </w:r>
             <w:r>
               <w:rPr>
@@ -2532,7 +2519,7 @@
               <w14:ligatures w14:val="standardContextual"/>
             </w:rPr>
           </w:pPr>
-          <w:hyperlink w:anchor="_Toc241782575" w:history="1">
+          <w:hyperlink w:anchor="_Toc242038148" w:history="1">
             <w:r>
               <w:rPr>
                 <w:rStyle w:val="Hipervnculo"/>
@@ -2560,7 +2547,7 @@
                 <w:noProof/>
                 <w:webHidden/>
               </w:rPr>
-              <w:instrText xml:space="preserve"> PAGEREF _Toc241782575 \h </w:instrText>
+              <w:instrText xml:space="preserve"> PAGEREF _Toc242038148 \h </w:instrText>
             </w:r>
             <w:r>
               <w:rPr>
@@ -2580,7 +2567,7 @@
                 <w:noProof/>
                 <w:webHidden/>
               </w:rPr>
-              <w:t>20</w:t>
+              <w:t>21</w:t>
             </w:r>
             <w:r>
               <w:rPr>
@@ -2606,7 +2593,7 @@
               <w14:ligatures w14:val="standardContextual"/>
             </w:rPr>
           </w:pPr>
-          <w:hyperlink w:anchor="_Toc241782576" w:history="1">
+          <w:hyperlink w:anchor="_Toc242038149" w:history="1">
             <w:r>
               <w:rPr>
                 <w:rStyle w:val="Hipervnculo"/>
@@ -2634,7 +2621,7 @@
                 <w:noProof/>
                 <w:webHidden/>
               </w:rPr>
-              <w:instrText xml:space="preserve"> PAGEREF _Toc241782576 \h </w:instrText>
+              <w:instrText xml:space="preserve"> PAGEREF _Toc242038149 \h </w:instrText>
             </w:r>
             <w:r>
               <w:rPr>
@@ -2654,7 +2641,7 @@
                 <w:noProof/>
                 <w:webHidden/>
               </w:rPr>
-              <w:t>20</w:t>
+              <w:t>21</w:t>
             </w:r>
             <w:r>
               <w:rPr>
@@ -2680,7 +2667,7 @@
               <w14:ligatures w14:val="standardContextual"/>
             </w:rPr>
           </w:pPr>
-          <w:hyperlink w:anchor="_Toc241782577" w:history="1">
+          <w:hyperlink w:anchor="_Toc242038150" w:history="1">
             <w:r>
               <w:rPr>
                 <w:rStyle w:val="Hipervnculo"/>
@@ -2708,7 +2695,7 @@
                 <w:noProof/>
                 <w:webHidden/>
               </w:rPr>
-              <w:instrText xml:space="preserve"> PAGEREF _Toc241782577 \h </w:instrText>
+              <w:instrText xml:space="preserve"> PAGEREF _Toc242038150 \h </w:instrText>
             </w:r>
             <w:r>
               <w:rPr>
@@ -2728,7 +2715,7 @@
                 <w:noProof/>
                 <w:webHidden/>
               </w:rPr>
-              <w:t>20</w:t>
+              <w:t>21</w:t>
             </w:r>
             <w:r>
               <w:rPr>
@@ -2754,7 +2741,7 @@
               <w14:ligatures w14:val="standardContextual"/>
             </w:rPr>
           </w:pPr>
-          <w:hyperlink w:anchor="_Toc241782578" w:history="1">
+          <w:hyperlink w:anchor="_Toc242038151" w:history="1">
             <w:r>
               <w:rPr>
                 <w:rStyle w:val="Hipervnculo"/>
@@ -2782,7 +2769,7 @@
                 <w:noProof/>
                 <w:webHidden/>
               </w:rPr>
-              <w:instrText xml:space="preserve"> PAGEREF _Toc241782578 \h </w:instrText>
+              <w:instrText xml:space="preserve"> PAGEREF _Toc242038151 \h </w:instrText>
             </w:r>
             <w:r>
               <w:rPr>
@@ -2802,7 +2789,7 @@
                 <w:noProof/>
                 <w:webHidden/>
               </w:rPr>
-              <w:t>20</w:t>
+              <w:t>21</w:t>
             </w:r>
             <w:r>
               <w:rPr>
@@ -2828,7 +2815,7 @@
               <w14:ligatures w14:val="standardContextual"/>
             </w:rPr>
           </w:pPr>
-          <w:hyperlink w:anchor="_Toc241782579" w:history="1">
+          <w:hyperlink w:anchor="_Toc242038152" w:history="1">
             <w:r>
               <w:rPr>
                 <w:rStyle w:val="Hipervnculo"/>
@@ -2856,7 +2843,7 @@
                 <w:noProof/>
                 <w:webHidden/>
               </w:rPr>
-              <w:instrText xml:space="preserve"> PAGEREF _Toc241782579 \h </w:instrText>
+              <w:instrText xml:space="preserve"> PAGEREF _Toc242038152 \h </w:instrText>
             </w:r>
             <w:r>
               <w:rPr>
@@ -2876,7 +2863,7 @@
                 <w:noProof/>
                 <w:webHidden/>
               </w:rPr>
-              <w:t>20</w:t>
+              <w:t>21</w:t>
             </w:r>
             <w:r>
               <w:rPr>
@@ -2902,7 +2889,7 @@
               <w14:ligatures w14:val="standardContextual"/>
             </w:rPr>
           </w:pPr>
-          <w:hyperlink w:anchor="_Toc241782580" w:history="1">
+          <w:hyperlink w:anchor="_Toc242038153" w:history="1">
             <w:r>
               <w:rPr>
                 <w:rStyle w:val="Hipervnculo"/>
@@ -2930,7 +2917,7 @@
                 <w:noProof/>
                 <w:webHidden/>
               </w:rPr>
-              <w:instrText xml:space="preserve"> PAGEREF _Toc241782580 \h </w:instrText>
+              <w:instrText xml:space="preserve"> PAGEREF _Toc242038153 \h </w:instrText>
             </w:r>
             <w:r>
               <w:rPr>
@@ -2950,7 +2937,7 @@
                 <w:noProof/>
                 <w:webHidden/>
               </w:rPr>
-              <w:t>21</w:t>
+              <w:t>22</w:t>
             </w:r>
             <w:r>
               <w:rPr>
@@ -2976,7 +2963,7 @@
               <w14:ligatures w14:val="standardContextual"/>
             </w:rPr>
           </w:pPr>
-          <w:hyperlink w:anchor="_Toc241782581" w:history="1">
+          <w:hyperlink w:anchor="_Toc242038154" w:history="1">
             <w:r>
               <w:rPr>
                 <w:rStyle w:val="Hipervnculo"/>
@@ -3004,7 +2991,7 @@
                 <w:noProof/>
                 <w:webHidden/>
               </w:rPr>
-              <w:instrText xml:space="preserve"> PAGEREF _Toc241782581 \h </w:instrText>
+              <w:instrText xml:space="preserve"> PAGEREF _Toc242038154 \h </w:instrText>
             </w:r>
             <w:r>
               <w:rPr>
@@ -3024,7 +3011,7 @@
                 <w:noProof/>
                 <w:webHidden/>
               </w:rPr>
-              <w:t>21</w:t>
+              <w:t>22</w:t>
             </w:r>
             <w:r>
               <w:rPr>
@@ -3050,7 +3037,7 @@
               <w14:ligatures w14:val="standardContextual"/>
             </w:rPr>
           </w:pPr>
-          <w:hyperlink w:anchor="_Toc241782582" w:history="1">
+          <w:hyperlink w:anchor="_Toc242038155" w:history="1">
             <w:r>
               <w:rPr>
                 <w:rStyle w:val="Hipervnculo"/>
@@ -3078,7 +3065,7 @@
                 <w:noProof/>
                 <w:webHidden/>
               </w:rPr>
-              <w:instrText xml:space="preserve"> PAGEREF _Toc241782582 \h </w:instrText>
+              <w:instrText xml:space="preserve"> PAGEREF _Toc242038155 \h </w:instrText>
             </w:r>
             <w:r>
               <w:rPr>
@@ -3098,7 +3085,7 @@
                 <w:noProof/>
                 <w:webHidden/>
               </w:rPr>
-              <w:t>21</w:t>
+              <w:t>22</w:t>
             </w:r>
             <w:r>
               <w:rPr>
@@ -3124,7 +3111,7 @@
               <w14:ligatures w14:val="standardContextual"/>
             </w:rPr>
           </w:pPr>
-          <w:hyperlink w:anchor="_Toc241782583" w:history="1">
+          <w:hyperlink w:anchor="_Toc242038156" w:history="1">
             <w:r>
               <w:rPr>
                 <w:rStyle w:val="Hipervnculo"/>
@@ -3152,7 +3139,7 @@
                 <w:noProof/>
                 <w:webHidden/>
               </w:rPr>
-              <w:instrText xml:space="preserve"> PAGEREF _Toc241782583 \h </w:instrText>
+              <w:instrText xml:space="preserve"> PAGEREF _Toc242038156 \h </w:instrText>
             </w:r>
             <w:r>
               <w:rPr>
@@ -3172,7 +3159,7 @@
                 <w:noProof/>
                 <w:webHidden/>
               </w:rPr>
-              <w:t>22</w:t>
+              <w:t>23</w:t>
             </w:r>
             <w:r>
               <w:rPr>
@@ -3198,7 +3185,7 @@
               <w14:ligatures w14:val="standardContextual"/>
             </w:rPr>
           </w:pPr>
-          <w:hyperlink w:anchor="_Toc241782584" w:history="1">
+          <w:hyperlink w:anchor="_Toc242038157" w:history="1">
             <w:r>
               <w:rPr>
                 <w:rStyle w:val="Hipervnculo"/>
@@ -3226,7 +3213,7 @@
                 <w:noProof/>
                 <w:webHidden/>
               </w:rPr>
-              <w:instrText xml:space="preserve"> PAGEREF _Toc241782584 \h </w:instrText>
+              <w:instrText xml:space="preserve"> PAGEREF _Toc242038157 \h </w:instrText>
             </w:r>
             <w:r>
               <w:rPr>
@@ -3246,7 +3233,7 @@
                 <w:noProof/>
                 <w:webHidden/>
               </w:rPr>
-              <w:t>23</w:t>
+              <w:t>24</w:t>
             </w:r>
             <w:r>
               <w:rPr>
@@ -3272,7 +3259,7 @@
               <w14:ligatures w14:val="standardContextual"/>
             </w:rPr>
           </w:pPr>
-          <w:hyperlink w:anchor="_Toc241782585" w:history="1">
+          <w:hyperlink w:anchor="_Toc242038158" w:history="1">
             <w:r>
               <w:rPr>
                 <w:rStyle w:val="Hipervnculo"/>
@@ -3300,7 +3287,7 @@
                 <w:noProof/>
                 <w:webHidden/>
               </w:rPr>
-              <w:instrText xml:space="preserve"> PAGEREF _Toc241782585 \h </w:instrText>
+              <w:instrText xml:space="preserve"> PAGEREF _Toc242038158 \h </w:instrText>
             </w:r>
             <w:r>
               <w:rPr>
@@ -3320,7 +3307,7 @@
                 <w:noProof/>
                 <w:webHidden/>
               </w:rPr>
-              <w:t>23</w:t>
+              <w:t>24</w:t>
             </w:r>
             <w:r>
               <w:rPr>
@@ -3346,7 +3333,7 @@
               <w14:ligatures w14:val="standardContextual"/>
             </w:rPr>
           </w:pPr>
-          <w:hyperlink w:anchor="_Toc241782586" w:history="1">
+          <w:hyperlink w:anchor="_Toc242038159" w:history="1">
             <w:r>
               <w:rPr>
                 <w:rStyle w:val="Hipervnculo"/>
@@ -3374,7 +3361,7 @@
                 <w:noProof/>
                 <w:webHidden/>
               </w:rPr>
-              <w:instrText xml:space="preserve"> PAGEREF _Toc241782586 \h </w:instrText>
+              <w:instrText xml:space="preserve"> PAGEREF _Toc242038159 \h </w:instrText>
             </w:r>
             <w:r>
               <w:rPr>
@@ -3394,7 +3381,7 @@
                 <w:noProof/>
                 <w:webHidden/>
               </w:rPr>
-              <w:t>23</w:t>
+              <w:t>24</w:t>
             </w:r>
             <w:r>
               <w:rPr>
@@ -3420,7 +3407,7 @@
               <w14:ligatures w14:val="standardContextual"/>
             </w:rPr>
           </w:pPr>
-          <w:hyperlink w:anchor="_Toc241782587" w:history="1">
+          <w:hyperlink w:anchor="_Toc242038160" w:history="1">
             <w:r>
               <w:rPr>
                 <w:rStyle w:val="Hipervnculo"/>
@@ -3448,7 +3435,7 @@
                 <w:noProof/>
                 <w:webHidden/>
               </w:rPr>
-              <w:instrText xml:space="preserve"> PAGEREF _Toc241782587 \h </w:instrText>
+              <w:instrText xml:space="preserve"> PAGEREF _Toc242038160 \h </w:instrText>
             </w:r>
             <w:r>
               <w:rPr>
@@ -3468,7 +3455,7 @@
                 <w:noProof/>
                 <w:webHidden/>
               </w:rPr>
-              <w:t>24</w:t>
+              <w:t>25</w:t>
             </w:r>
             <w:r>
               <w:rPr>
@@ -3494,7 +3481,7 @@
               <w14:ligatures w14:val="standardContextual"/>
             </w:rPr>
           </w:pPr>
-          <w:hyperlink w:anchor="_Toc241782588" w:history="1">
+          <w:hyperlink w:anchor="_Toc242038161" w:history="1">
             <w:r>
               <w:rPr>
                 <w:rStyle w:val="Hipervnculo"/>
@@ -3522,7 +3509,7 @@
                 <w:noProof/>
                 <w:webHidden/>
               </w:rPr>
-              <w:instrText xml:space="preserve"> PAGEREF _Toc241782588 \h </w:instrText>
+              <w:instrText xml:space="preserve"> PAGEREF _Toc242038161 \h </w:instrText>
             </w:r>
             <w:r>
               <w:rPr>
@@ -3542,7 +3529,7 @@
                 <w:noProof/>
                 <w:webHidden/>
               </w:rPr>
-              <w:t>24</w:t>
+              <w:t>25</w:t>
             </w:r>
             <w:r>
               <w:rPr>
@@ -3568,7 +3555,7 @@
               <w14:ligatures w14:val="standardContextual"/>
             </w:rPr>
           </w:pPr>
-          <w:hyperlink w:anchor="_Toc241782589" w:history="1">
+          <w:hyperlink w:anchor="_Toc242038162" w:history="1">
             <w:r>
               <w:rPr>
                 <w:rStyle w:val="Hipervnculo"/>
@@ -3596,7 +3583,7 @@
                 <w:noProof/>
                 <w:webHidden/>
               </w:rPr>
-              <w:instrText xml:space="preserve"> PAGEREF _Toc241782589 \h </w:instrText>
+              <w:instrText xml:space="preserve"> PAGEREF _Toc242038162 \h </w:instrText>
             </w:r>
             <w:r>
               <w:rPr>
@@ -3616,7 +3603,7 @@
                 <w:noProof/>
                 <w:webHidden/>
               </w:rPr>
-              <w:t>24</w:t>
+              <w:t>25</w:t>
             </w:r>
             <w:r>
               <w:rPr>
@@ -3642,7 +3629,7 @@
               <w14:ligatures w14:val="standardContextual"/>
             </w:rPr>
           </w:pPr>
-          <w:hyperlink w:anchor="_Toc241782590" w:history="1">
+          <w:hyperlink w:anchor="_Toc242038163" w:history="1">
             <w:r>
               <w:rPr>
                 <w:rStyle w:val="Hipervnculo"/>
@@ -3670,7 +3657,7 @@
                 <w:noProof/>
                 <w:webHidden/>
               </w:rPr>
-              <w:instrText xml:space="preserve"> PAGEREF _Toc241782590 \h </w:instrText>
+              <w:instrText xml:space="preserve"> PAGEREF _Toc242038163 \h </w:instrText>
             </w:r>
             <w:r>
               <w:rPr>
@@ -3690,7 +3677,7 @@
                 <w:noProof/>
                 <w:webHidden/>
               </w:rPr>
-              <w:t>24</w:t>
+              <w:t>25</w:t>
             </w:r>
             <w:r>
               <w:rPr>
@@ -3716,7 +3703,7 @@
               <w14:ligatures w14:val="standardContextual"/>
             </w:rPr>
           </w:pPr>
-          <w:hyperlink w:anchor="_Toc241782591" w:history="1">
+          <w:hyperlink w:anchor="_Toc242038164" w:history="1">
             <w:r>
               <w:rPr>
                 <w:rStyle w:val="Hipervnculo"/>
@@ -3744,7 +3731,7 @@
                 <w:noProof/>
                 <w:webHidden/>
               </w:rPr>
-              <w:instrText xml:space="preserve"> PAGEREF _Toc241782591 \h </w:instrText>
+              <w:instrText xml:space="preserve"> PAGEREF _Toc242038164 \h </w:instrText>
             </w:r>
             <w:r>
               <w:rPr>
@@ -3764,7 +3751,7 @@
                 <w:noProof/>
                 <w:webHidden/>
               </w:rPr>
-              <w:t>25</w:t>
+              <w:t>26</w:t>
             </w:r>
             <w:r>
               <w:rPr>
@@ -3790,7 +3777,7 @@
               <w14:ligatures w14:val="standardContextual"/>
             </w:rPr>
           </w:pPr>
-          <w:hyperlink w:anchor="_Toc241782592" w:history="1">
+          <w:hyperlink w:anchor="_Toc242038165" w:history="1">
             <w:r>
               <w:rPr>
                 <w:rStyle w:val="Hipervnculo"/>
@@ -3818,7 +3805,7 @@
                 <w:noProof/>
                 <w:webHidden/>
               </w:rPr>
-              <w:instrText xml:space="preserve"> PAGEREF _Toc241782592 \h </w:instrText>
+              <w:instrText xml:space="preserve"> PAGEREF _Toc242038165 \h </w:instrText>
             </w:r>
             <w:r>
               <w:rPr>
@@ -3838,7 +3825,7 @@
                 <w:noProof/>
                 <w:webHidden/>
               </w:rPr>
-              <w:t>25</w:t>
+              <w:t>26</w:t>
             </w:r>
             <w:r>
               <w:rPr>
@@ -3864,7 +3851,7 @@
               <w14:ligatures w14:val="standardContextual"/>
             </w:rPr>
           </w:pPr>
-          <w:hyperlink w:anchor="_Toc241782593" w:history="1">
+          <w:hyperlink w:anchor="_Toc242038166" w:history="1">
             <w:r>
               <w:rPr>
                 <w:rStyle w:val="Hipervnculo"/>
@@ -3892,7 +3879,7 @@
                 <w:noProof/>
                 <w:webHidden/>
               </w:rPr>
-              <w:instrText xml:space="preserve"> PAGEREF _Toc241782593 \h </w:instrText>
+              <w:instrText xml:space="preserve"> PAGEREF _Toc242038166 \h </w:instrText>
             </w:r>
             <w:r>
               <w:rPr>
@@ -3912,7 +3899,7 @@
                 <w:noProof/>
                 <w:webHidden/>
               </w:rPr>
-              <w:t>25</w:t>
+              <w:t>26</w:t>
             </w:r>
             <w:r>
               <w:rPr>
@@ -3938,7 +3925,7 @@
               <w14:ligatures w14:val="standardContextual"/>
             </w:rPr>
           </w:pPr>
-          <w:hyperlink w:anchor="_Toc241782594" w:history="1">
+          <w:hyperlink w:anchor="_Toc242038167" w:history="1">
             <w:r>
               <w:rPr>
                 <w:rStyle w:val="Hipervnculo"/>
@@ -3966,7 +3953,7 @@
                 <w:noProof/>
                 <w:webHidden/>
               </w:rPr>
-              <w:instrText xml:space="preserve"> PAGEREF _Toc241782594 \h </w:instrText>
+              <w:instrText xml:space="preserve"> PAGEREF _Toc242038167 \h </w:instrText>
             </w:r>
             <w:r>
               <w:rPr>
@@ -3986,7 +3973,7 @@
                 <w:noProof/>
                 <w:webHidden/>
               </w:rPr>
-              <w:t>26</w:t>
+              <w:t>27</w:t>
             </w:r>
             <w:r>
               <w:rPr>
@@ -4012,7 +3999,7 @@
               <w14:ligatures w14:val="standardContextual"/>
             </w:rPr>
           </w:pPr>
-          <w:hyperlink w:anchor="_Toc241782595" w:history="1">
+          <w:hyperlink w:anchor="_Toc242038168" w:history="1">
             <w:r>
               <w:rPr>
                 <w:rStyle w:val="Hipervnculo"/>
@@ -4040,7 +4027,7 @@
                 <w:noProof/>
                 <w:webHidden/>
               </w:rPr>
-              <w:instrText xml:space="preserve"> PAGEREF _Toc241782595 \h </w:instrText>
+              <w:instrText xml:space="preserve"> PAGEREF _Toc242038168 \h </w:instrText>
             </w:r>
             <w:r>
               <w:rPr>
@@ -4060,7 +4047,7 @@
                 <w:noProof/>
                 <w:webHidden/>
               </w:rPr>
-              <w:t>26</w:t>
+              <w:t>27</w:t>
             </w:r>
             <w:r>
               <w:rPr>
@@ -4086,7 +4073,7 @@
               <w14:ligatures w14:val="standardContextual"/>
             </w:rPr>
           </w:pPr>
-          <w:hyperlink w:anchor="_Toc241782596" w:history="1">
+          <w:hyperlink w:anchor="_Toc242038169" w:history="1">
             <w:r>
               <w:rPr>
                 <w:rStyle w:val="Hipervnculo"/>
@@ -4114,7 +4101,7 @@
                 <w:noProof/>
                 <w:webHidden/>
               </w:rPr>
-              <w:instrText xml:space="preserve"> PAGEREF _Toc241782596 \h </w:instrText>
+              <w:instrText xml:space="preserve"> PAGEREF _Toc242038169 \h </w:instrText>
             </w:r>
             <w:r>
               <w:rPr>
@@ -4134,7 +4121,7 @@
                 <w:noProof/>
                 <w:webHidden/>
               </w:rPr>
-              <w:t>26</w:t>
+              <w:t>27</w:t>
             </w:r>
             <w:r>
               <w:rPr>
@@ -4170,7 +4157,7 @@
         </w:rPr>
       </w:pPr>
       <w:bookmarkStart w:id="0" w:name="_Toc241777984"/>
-      <w:bookmarkStart w:id="1" w:name="_Toc241782545"/>
+      <w:bookmarkStart w:id="1" w:name="_Toc242038118"/>
       <w:r>
         <w:rPr>
           <w:rFonts w:ascii="Times New Roman" w:hAnsi="Times New Roman" w:cs="Times New Roman"/>
@@ -4196,7 +4183,7 @@
         </w:rPr>
       </w:pPr>
       <w:bookmarkStart w:id="2" w:name="_Toc241777985"/>
-      <w:bookmarkStart w:id="3" w:name="_Toc241782546"/>
+      <w:bookmarkStart w:id="3" w:name="_Toc242038119"/>
       <w:r>
         <w:rPr>
           <w:rFonts w:ascii="Times New Roman" w:hAnsi="Times New Roman" w:cs="Times New Roman"/>
@@ -4257,7 +4244,7 @@
         </w:rPr>
       </w:pPr>
       <w:bookmarkStart w:id="4" w:name="_Toc241777986"/>
-      <w:bookmarkStart w:id="5" w:name="_Toc241782547"/>
+      <w:bookmarkStart w:id="5" w:name="_Toc242038120"/>
       <w:r>
         <w:rPr>
           <w:rFonts w:ascii="Times New Roman" w:hAnsi="Times New Roman" w:cs="Times New Roman"/>
@@ -4455,7 +4442,7 @@
         </w:rPr>
       </w:pPr>
       <w:bookmarkStart w:id="6" w:name="_Toc241777987"/>
-      <w:bookmarkStart w:id="7" w:name="_Toc241782548"/>
+      <w:bookmarkStart w:id="7" w:name="_Toc242038121"/>
       <w:r>
         <w:rPr>
           <w:rFonts w:ascii="Times New Roman" w:hAnsi="Times New Roman" w:cs="Times New Roman"/>
@@ -4516,7 +4503,7 @@
         </w:rPr>
       </w:pPr>
       <w:bookmarkStart w:id="8" w:name="_Toc241777988"/>
-      <w:bookmarkStart w:id="9" w:name="_Toc241782549"/>
+      <w:bookmarkStart w:id="9" w:name="_Toc242038122"/>
       <w:r>
         <w:rPr>
           <w:rFonts w:ascii="Times New Roman" w:hAnsi="Times New Roman" w:cs="Times New Roman"/>
@@ -4541,7 +4528,7 @@
         </w:rPr>
       </w:pPr>
       <w:bookmarkStart w:id="10" w:name="_Toc241777989"/>
-      <w:bookmarkStart w:id="11" w:name="_Toc241782550"/>
+      <w:bookmarkStart w:id="11" w:name="_Toc242038123"/>
       <w:r>
         <w:rPr>
           <w:rFonts w:ascii="Times New Roman" w:hAnsi="Times New Roman" w:cs="Times New Roman"/>
@@ -4577,12 +4564,6 @@
         <w:gridCol w:w="1753"/>
       </w:tblGrid>
       <w:tr>
-        <w:tblPrEx>
-          <w:tblCellMar>
-            <w:top w:w="0" w:type="dxa"/>
-            <w:bottom w:w="0" w:type="dxa"/>
-          </w:tblCellMar>
-        </w:tblPrEx>
         <w:trPr>
           <w:tblHeader/>
         </w:trPr>
@@ -4702,12 +4683,6 @@
         </w:tc>
       </w:tr>
       <w:tr>
-        <w:tblPrEx>
-          <w:tblCellMar>
-            <w:top w:w="0" w:type="dxa"/>
-            <w:bottom w:w="0" w:type="dxa"/>
-          </w:tblCellMar>
-        </w:tblPrEx>
         <w:tc>
           <w:tcPr>
             <w:tcW w:w="2628" w:type="dxa"/>
@@ -4764,6 +4739,7 @@
                 <w:rFonts w:ascii="Times New Roman" w:hAnsi="Times New Roman" w:cs="Times New Roman"/>
                 <w:sz w:val="24"/>
                 <w:szCs w:val="24"/>
+                <w:lang w:val="en-US"/>
               </w:rPr>
             </w:pPr>
             <w:r>
@@ -4771,6 +4747,7 @@
                 <w:rFonts w:ascii="Times New Roman" w:hAnsi="Times New Roman" w:cs="Times New Roman"/>
                 <w:sz w:val="24"/>
                 <w:szCs w:val="24"/>
+                <w:lang w:val="en-US"/>
               </w:rPr>
               <w:t>.NET / ASP.NET Core Web API</w:t>
             </w:r>
@@ -4812,12 +4789,6 @@
         </w:tc>
       </w:tr>
       <w:tr>
-        <w:tblPrEx>
-          <w:tblCellMar>
-            <w:top w:w="0" w:type="dxa"/>
-            <w:bottom w:w="0" w:type="dxa"/>
-          </w:tblCellMar>
-        </w:tblPrEx>
         <w:tc>
           <w:tcPr>
             <w:tcW w:w="2628" w:type="dxa"/>
@@ -4892,6 +4863,7 @@
                 <w:rFonts w:ascii="Times New Roman" w:hAnsi="Times New Roman" w:cs="Times New Roman"/>
                 <w:sz w:val="24"/>
                 <w:szCs w:val="24"/>
+                <w:lang w:val="en-US"/>
               </w:rPr>
             </w:pPr>
             <w:proofErr w:type="spellStart"/>
@@ -4901,6 +4873,7 @@
                 <w:rFonts w:ascii="Times New Roman" w:hAnsi="Times New Roman" w:cs="Times New Roman"/>
                 <w:sz w:val="24"/>
                 <w:szCs w:val="24"/>
+                <w:lang w:val="en-US"/>
               </w:rPr>
               <w:t>Microsoft.EntityFrameworkCore.SqlServer</w:t>
             </w:r>
@@ -4911,50 +4884,85 @@
                 <w:rFonts w:ascii="Times New Roman" w:hAnsi="Times New Roman" w:cs="Times New Roman"/>
                 <w:sz w:val="24"/>
                 <w:szCs w:val="24"/>
-              </w:rPr>
-              <w:t xml:space="preserve">, </w:t>
-            </w:r>
-            <w:proofErr w:type="spellStart"/>
-            <w:r>
+                <w:lang w:val="en-US"/>
+              </w:rPr>
+              <w:t>, Relational, Design, Tools</w:t>
+            </w:r>
+          </w:p>
+        </w:tc>
+        <w:tc>
+          <w:tcPr>
+            <w:tcW w:w="1753" w:type="dxa"/>
+            <w:tcBorders>
+              <w:top w:val="single" w:sz="4" w:space="0" w:color="BFBFBF"/>
+              <w:left w:val="single" w:sz="4" w:space="0" w:color="BFBFBF"/>
+              <w:bottom w:val="single" w:sz="4" w:space="0" w:color="BFBFBF"/>
+              <w:right w:val="single" w:sz="4" w:space="0" w:color="BFBFBF"/>
+            </w:tcBorders>
+            <w:tcMar>
+              <w:top w:w="60" w:type="dxa"/>
+              <w:left w:w="100" w:type="dxa"/>
+              <w:bottom w:w="60" w:type="dxa"/>
+              <w:right w:w="100" w:type="dxa"/>
+            </w:tcMar>
+          </w:tcPr>
+          <w:p>
+            <w:pPr>
               <w:rPr>
                 <w:rFonts w:ascii="Times New Roman" w:hAnsi="Times New Roman" w:cs="Times New Roman"/>
                 <w:sz w:val="24"/>
                 <w:szCs w:val="24"/>
               </w:rPr>
-              <w:t>Relational</w:t>
-            </w:r>
-            <w:proofErr w:type="spellEnd"/>
+            </w:pPr>
             <w:r>
               <w:rPr>
                 <w:rFonts w:ascii="Times New Roman" w:hAnsi="Times New Roman" w:cs="Times New Roman"/>
                 <w:sz w:val="24"/>
                 <w:szCs w:val="24"/>
               </w:rPr>
-              <w:t xml:space="preserve">, </w:t>
-            </w:r>
-            <w:proofErr w:type="spellStart"/>
-            <w:r>
+              <w:t>9.0.7</w:t>
+            </w:r>
+          </w:p>
+        </w:tc>
+      </w:tr>
+      <w:tr>
+        <w:tc>
+          <w:tcPr>
+            <w:tcW w:w="2628" w:type="dxa"/>
+            <w:tcBorders>
+              <w:top w:val="single" w:sz="4" w:space="0" w:color="BFBFBF"/>
+              <w:left w:val="single" w:sz="4" w:space="0" w:color="BFBFBF"/>
+              <w:bottom w:val="single" w:sz="4" w:space="0" w:color="BFBFBF"/>
+              <w:right w:val="single" w:sz="4" w:space="0" w:color="BFBFBF"/>
+            </w:tcBorders>
+            <w:tcMar>
+              <w:top w:w="60" w:type="dxa"/>
+              <w:left w:w="100" w:type="dxa"/>
+              <w:bottom w:w="60" w:type="dxa"/>
+              <w:right w:w="100" w:type="dxa"/>
+            </w:tcMar>
+          </w:tcPr>
+          <w:p>
+            <w:pPr>
               <w:rPr>
                 <w:rFonts w:ascii="Times New Roman" w:hAnsi="Times New Roman" w:cs="Times New Roman"/>
                 <w:sz w:val="24"/>
                 <w:szCs w:val="24"/>
               </w:rPr>
-              <w:t>Design</w:t>
-            </w:r>
-            <w:proofErr w:type="spellEnd"/>
+            </w:pPr>
             <w:r>
               <w:rPr>
                 <w:rFonts w:ascii="Times New Roman" w:hAnsi="Times New Roman" w:cs="Times New Roman"/>
                 <w:sz w:val="24"/>
                 <w:szCs w:val="24"/>
               </w:rPr>
-              <w:t>, Tools</w:t>
-            </w:r>
-          </w:p>
-        </w:tc>
-        <w:tc>
-          <w:tcPr>
-            <w:tcW w:w="1753" w:type="dxa"/>
+              <w:t>Herramientas EF en la API</w:t>
+            </w:r>
+          </w:p>
+        </w:tc>
+        <w:tc>
+          <w:tcPr>
+            <w:tcW w:w="5257" w:type="dxa"/>
             <w:tcBorders>
               <w:top w:val="single" w:sz="4" w:space="0" w:color="BFBFBF"/>
               <w:left w:val="single" w:sz="4" w:space="0" w:color="BFBFBF"/>
@@ -4976,24 +4984,56 @@
                 <w:szCs w:val="24"/>
               </w:rPr>
             </w:pPr>
+            <w:proofErr w:type="spellStart"/>
+            <w:proofErr w:type="gramStart"/>
             <w:r>
               <w:rPr>
                 <w:rFonts w:ascii="Times New Roman" w:hAnsi="Times New Roman" w:cs="Times New Roman"/>
                 <w:sz w:val="24"/>
                 <w:szCs w:val="24"/>
               </w:rPr>
-              <w:t>9.0.7</w:t>
+              <w:t>Microsoft.EntityFrameworkCore.Tools</w:t>
+            </w:r>
+            <w:proofErr w:type="spellEnd"/>
+            <w:proofErr w:type="gramEnd"/>
+          </w:p>
+        </w:tc>
+        <w:tc>
+          <w:tcPr>
+            <w:tcW w:w="1753" w:type="dxa"/>
+            <w:tcBorders>
+              <w:top w:val="single" w:sz="4" w:space="0" w:color="BFBFBF"/>
+              <w:left w:val="single" w:sz="4" w:space="0" w:color="BFBFBF"/>
+              <w:bottom w:val="single" w:sz="4" w:space="0" w:color="BFBFBF"/>
+              <w:right w:val="single" w:sz="4" w:space="0" w:color="BFBFBF"/>
+            </w:tcBorders>
+            <w:tcMar>
+              <w:top w:w="60" w:type="dxa"/>
+              <w:left w:w="100" w:type="dxa"/>
+              <w:bottom w:w="60" w:type="dxa"/>
+              <w:right w:w="100" w:type="dxa"/>
+            </w:tcMar>
+          </w:tcPr>
+          <w:p>
+            <w:pPr>
+              <w:rPr>
+                <w:rFonts w:ascii="Times New Roman" w:hAnsi="Times New Roman" w:cs="Times New Roman"/>
+                <w:sz w:val="24"/>
+                <w:szCs w:val="24"/>
+              </w:rPr>
+            </w:pPr>
+            <w:r>
+              <w:rPr>
+                <w:rFonts w:ascii="Times New Roman" w:hAnsi="Times New Roman" w:cs="Times New Roman"/>
+                <w:sz w:val="24"/>
+                <w:szCs w:val="24"/>
+              </w:rPr>
+              <w:t>8.0.11</w:t>
             </w:r>
           </w:p>
         </w:tc>
       </w:tr>
       <w:tr>
-        <w:tblPrEx>
-          <w:tblCellMar>
-            <w:top w:w="0" w:type="dxa"/>
-            <w:bottom w:w="0" w:type="dxa"/>
-          </w:tblCellMar>
-        </w:tblPrEx>
         <w:tc>
           <w:tcPr>
             <w:tcW w:w="2628" w:type="dxa"/>
@@ -5024,7 +5064,7 @@
                 <w:sz w:val="24"/>
                 <w:szCs w:val="24"/>
               </w:rPr>
-              <w:t>Herramientas EF en la API</w:t>
+              <w:t>Tipos espaciales SQL</w:t>
             </w:r>
           </w:p>
         </w:tc>
@@ -5060,7 +5100,7 @@
                 <w:sz w:val="24"/>
                 <w:szCs w:val="24"/>
               </w:rPr>
-              <w:t>Microsoft.EntityFrameworkCore.Tools</w:t>
+              <w:t>Microsoft.SqlServer.Types</w:t>
             </w:r>
             <w:proofErr w:type="spellEnd"/>
             <w:proofErr w:type="gramEnd"/>
@@ -5096,18 +5136,12 @@
                 <w:sz w:val="24"/>
                 <w:szCs w:val="24"/>
               </w:rPr>
-              <w:t>8.0.11</w:t>
+              <w:t>170.1000.7</w:t>
             </w:r>
           </w:p>
         </w:tc>
       </w:tr>
       <w:tr>
-        <w:tblPrEx>
-          <w:tblCellMar>
-            <w:top w:w="0" w:type="dxa"/>
-            <w:bottom w:w="0" w:type="dxa"/>
-          </w:tblCellMar>
-        </w:tblPrEx>
         <w:tc>
           <w:tcPr>
             <w:tcW w:w="2628" w:type="dxa"/>
@@ -5138,7 +5172,7 @@
                 <w:sz w:val="24"/>
                 <w:szCs w:val="24"/>
               </w:rPr>
-              <w:t>Tipos espaciales SQL</w:t>
+              <w:t>Base de datos</w:t>
             </w:r>
           </w:p>
         </w:tc>
@@ -5166,6 +5200,146 @@
                 <w:szCs w:val="24"/>
               </w:rPr>
             </w:pPr>
+            <w:r>
+              <w:rPr>
+                <w:rFonts w:ascii="Times New Roman" w:hAnsi="Times New Roman" w:cs="Times New Roman"/>
+                <w:sz w:val="24"/>
+                <w:szCs w:val="24"/>
+              </w:rPr>
+              <w:t xml:space="preserve">SQL Server (script </w:t>
+            </w:r>
+            <w:proofErr w:type="spellStart"/>
+            <w:r>
+              <w:rPr>
+                <w:rFonts w:ascii="Times New Roman" w:hAnsi="Times New Roman" w:cs="Times New Roman"/>
+                <w:sz w:val="24"/>
+                <w:szCs w:val="24"/>
+              </w:rPr>
+              <w:t>Db</w:t>
+            </w:r>
+            <w:proofErr w:type="spellEnd"/>
+            <w:r>
+              <w:rPr>
+                <w:rFonts w:ascii="Times New Roman" w:hAnsi="Times New Roman" w:cs="Times New Roman"/>
+                <w:sz w:val="24"/>
+                <w:szCs w:val="24"/>
+              </w:rPr>
+              <w:t>/</w:t>
+            </w:r>
+            <w:proofErr w:type="spellStart"/>
+            <w:r>
+              <w:rPr>
+                <w:rFonts w:ascii="Times New Roman" w:hAnsi="Times New Roman" w:cs="Times New Roman"/>
+                <w:sz w:val="24"/>
+                <w:szCs w:val="24"/>
+              </w:rPr>
+              <w:t>DB_Sistema_Supermercado.sql</w:t>
+            </w:r>
+            <w:proofErr w:type="spellEnd"/>
+            <w:r>
+              <w:rPr>
+                <w:rFonts w:ascii="Times New Roman" w:hAnsi="Times New Roman" w:cs="Times New Roman"/>
+                <w:sz w:val="24"/>
+                <w:szCs w:val="24"/>
+              </w:rPr>
+              <w:t>)</w:t>
+            </w:r>
+          </w:p>
+        </w:tc>
+        <w:tc>
+          <w:tcPr>
+            <w:tcW w:w="1753" w:type="dxa"/>
+            <w:tcBorders>
+              <w:top w:val="single" w:sz="4" w:space="0" w:color="BFBFBF"/>
+              <w:left w:val="single" w:sz="4" w:space="0" w:color="BFBFBF"/>
+              <w:bottom w:val="single" w:sz="4" w:space="0" w:color="BFBFBF"/>
+              <w:right w:val="single" w:sz="4" w:space="0" w:color="BFBFBF"/>
+            </w:tcBorders>
+            <w:tcMar>
+              <w:top w:w="60" w:type="dxa"/>
+              <w:left w:w="100" w:type="dxa"/>
+              <w:bottom w:w="60" w:type="dxa"/>
+              <w:right w:w="100" w:type="dxa"/>
+            </w:tcMar>
+          </w:tcPr>
+          <w:p>
+            <w:pPr>
+              <w:rPr>
+                <w:rFonts w:ascii="Times New Roman" w:hAnsi="Times New Roman" w:cs="Times New Roman"/>
+                <w:sz w:val="24"/>
+                <w:szCs w:val="24"/>
+              </w:rPr>
+            </w:pPr>
+            <w:r>
+              <w:rPr>
+                <w:rFonts w:ascii="Times New Roman" w:hAnsi="Times New Roman" w:cs="Times New Roman"/>
+                <w:sz w:val="24"/>
+                <w:szCs w:val="24"/>
+              </w:rPr>
+              <w:t>—</w:t>
+            </w:r>
+          </w:p>
+        </w:tc>
+      </w:tr>
+      <w:tr>
+        <w:tc>
+          <w:tcPr>
+            <w:tcW w:w="2628" w:type="dxa"/>
+            <w:tcBorders>
+              <w:top w:val="single" w:sz="4" w:space="0" w:color="BFBFBF"/>
+              <w:left w:val="single" w:sz="4" w:space="0" w:color="BFBFBF"/>
+              <w:bottom w:val="single" w:sz="4" w:space="0" w:color="BFBFBF"/>
+              <w:right w:val="single" w:sz="4" w:space="0" w:color="BFBFBF"/>
+            </w:tcBorders>
+            <w:tcMar>
+              <w:top w:w="60" w:type="dxa"/>
+              <w:left w:w="100" w:type="dxa"/>
+              <w:bottom w:w="60" w:type="dxa"/>
+              <w:right w:w="100" w:type="dxa"/>
+            </w:tcMar>
+          </w:tcPr>
+          <w:p>
+            <w:pPr>
+              <w:rPr>
+                <w:rFonts w:ascii="Times New Roman" w:hAnsi="Times New Roman" w:cs="Times New Roman"/>
+                <w:sz w:val="24"/>
+                <w:szCs w:val="24"/>
+              </w:rPr>
+            </w:pPr>
+            <w:r>
+              <w:rPr>
+                <w:rFonts w:ascii="Times New Roman" w:hAnsi="Times New Roman" w:cs="Times New Roman"/>
+                <w:sz w:val="24"/>
+                <w:szCs w:val="24"/>
+              </w:rPr>
+              <w:t>Autenticación</w:t>
+            </w:r>
+          </w:p>
+        </w:tc>
+        <w:tc>
+          <w:tcPr>
+            <w:tcW w:w="5257" w:type="dxa"/>
+            <w:tcBorders>
+              <w:top w:val="single" w:sz="4" w:space="0" w:color="BFBFBF"/>
+              <w:left w:val="single" w:sz="4" w:space="0" w:color="BFBFBF"/>
+              <w:bottom w:val="single" w:sz="4" w:space="0" w:color="BFBFBF"/>
+              <w:right w:val="single" w:sz="4" w:space="0" w:color="BFBFBF"/>
+            </w:tcBorders>
+            <w:tcMar>
+              <w:top w:w="60" w:type="dxa"/>
+              <w:left w:w="100" w:type="dxa"/>
+              <w:bottom w:w="60" w:type="dxa"/>
+              <w:right w:w="100" w:type="dxa"/>
+            </w:tcMar>
+          </w:tcPr>
+          <w:p>
+            <w:pPr>
+              <w:rPr>
+                <w:rFonts w:ascii="Times New Roman" w:hAnsi="Times New Roman" w:cs="Times New Roman"/>
+                <w:sz w:val="24"/>
+                <w:szCs w:val="24"/>
+              </w:rPr>
+            </w:pPr>
             <w:proofErr w:type="spellStart"/>
             <w:proofErr w:type="gramStart"/>
             <w:r>
@@ -5174,7 +5348,7 @@
                 <w:sz w:val="24"/>
                 <w:szCs w:val="24"/>
               </w:rPr>
-              <w:t>Microsoft.SqlServer.Types</w:t>
+              <w:t>Microsoft.AspNetCore.Authentication.JwtBearer</w:t>
             </w:r>
             <w:proofErr w:type="spellEnd"/>
             <w:proofErr w:type="gramEnd"/>
@@ -5210,18 +5384,12 @@
                 <w:sz w:val="24"/>
                 <w:szCs w:val="24"/>
               </w:rPr>
-              <w:t>170.1000.7</w:t>
+              <w:t>8.0.19</w:t>
             </w:r>
           </w:p>
         </w:tc>
       </w:tr>
       <w:tr>
-        <w:tblPrEx>
-          <w:tblCellMar>
-            <w:top w:w="0" w:type="dxa"/>
-            <w:bottom w:w="0" w:type="dxa"/>
-          </w:tblCellMar>
-        </w:tblPrEx>
         <w:tc>
           <w:tcPr>
             <w:tcW w:w="2628" w:type="dxa"/>
@@ -5252,7 +5420,7 @@
                 <w:sz w:val="24"/>
                 <w:szCs w:val="24"/>
               </w:rPr>
-              <w:t>Base de datos</w:t>
+              <w:t>Validación</w:t>
             </w:r>
           </w:p>
         </w:tc>
@@ -5280,55 +5448,91 @@
                 <w:szCs w:val="24"/>
               </w:rPr>
             </w:pPr>
+            <w:proofErr w:type="spellStart"/>
             <w:r>
               <w:rPr>
                 <w:rFonts w:ascii="Times New Roman" w:hAnsi="Times New Roman" w:cs="Times New Roman"/>
                 <w:sz w:val="24"/>
                 <w:szCs w:val="24"/>
               </w:rPr>
-              <w:t xml:space="preserve">SQL Server (script </w:t>
-            </w:r>
-            <w:proofErr w:type="spellStart"/>
-            <w:r>
+              <w:t>FluentValidation</w:t>
+            </w:r>
+            <w:proofErr w:type="spellEnd"/>
+          </w:p>
+        </w:tc>
+        <w:tc>
+          <w:tcPr>
+            <w:tcW w:w="1753" w:type="dxa"/>
+            <w:tcBorders>
+              <w:top w:val="single" w:sz="4" w:space="0" w:color="BFBFBF"/>
+              <w:left w:val="single" w:sz="4" w:space="0" w:color="BFBFBF"/>
+              <w:bottom w:val="single" w:sz="4" w:space="0" w:color="BFBFBF"/>
+              <w:right w:val="single" w:sz="4" w:space="0" w:color="BFBFBF"/>
+            </w:tcBorders>
+            <w:tcMar>
+              <w:top w:w="60" w:type="dxa"/>
+              <w:left w:w="100" w:type="dxa"/>
+              <w:bottom w:w="60" w:type="dxa"/>
+              <w:right w:w="100" w:type="dxa"/>
+            </w:tcMar>
+          </w:tcPr>
+          <w:p>
+            <w:pPr>
               <w:rPr>
                 <w:rFonts w:ascii="Times New Roman" w:hAnsi="Times New Roman" w:cs="Times New Roman"/>
                 <w:sz w:val="24"/>
                 <w:szCs w:val="24"/>
               </w:rPr>
-              <w:t>Db</w:t>
-            </w:r>
-            <w:proofErr w:type="spellEnd"/>
+            </w:pPr>
             <w:r>
               <w:rPr>
                 <w:rFonts w:ascii="Times New Roman" w:hAnsi="Times New Roman" w:cs="Times New Roman"/>
                 <w:sz w:val="24"/>
                 <w:szCs w:val="24"/>
               </w:rPr>
-              <w:t>/</w:t>
-            </w:r>
-            <w:proofErr w:type="spellStart"/>
-            <w:r>
+              <w:t>12.0.0</w:t>
+            </w:r>
+          </w:p>
+        </w:tc>
+      </w:tr>
+      <w:tr>
+        <w:tc>
+          <w:tcPr>
+            <w:tcW w:w="2628" w:type="dxa"/>
+            <w:tcBorders>
+              <w:top w:val="single" w:sz="4" w:space="0" w:color="BFBFBF"/>
+              <w:left w:val="single" w:sz="4" w:space="0" w:color="BFBFBF"/>
+              <w:bottom w:val="single" w:sz="4" w:space="0" w:color="BFBFBF"/>
+              <w:right w:val="single" w:sz="4" w:space="0" w:color="BFBFBF"/>
+            </w:tcBorders>
+            <w:tcMar>
+              <w:top w:w="60" w:type="dxa"/>
+              <w:left w:w="100" w:type="dxa"/>
+              <w:bottom w:w="60" w:type="dxa"/>
+              <w:right w:w="100" w:type="dxa"/>
+            </w:tcMar>
+          </w:tcPr>
+          <w:p>
+            <w:pPr>
               <w:rPr>
                 <w:rFonts w:ascii="Times New Roman" w:hAnsi="Times New Roman" w:cs="Times New Roman"/>
                 <w:sz w:val="24"/>
                 <w:szCs w:val="24"/>
               </w:rPr>
-              <w:t>DB_Sistema_Supermercado.sql</w:t>
-            </w:r>
-            <w:proofErr w:type="spellEnd"/>
+            </w:pPr>
             <w:r>
               <w:rPr>
                 <w:rFonts w:ascii="Times New Roman" w:hAnsi="Times New Roman" w:cs="Times New Roman"/>
                 <w:sz w:val="24"/>
                 <w:szCs w:val="24"/>
               </w:rPr>
-              <w:t>)</w:t>
-            </w:r>
-          </w:p>
-        </w:tc>
-        <w:tc>
-          <w:tcPr>
-            <w:tcW w:w="1753" w:type="dxa"/>
+              <w:t>Documentación</w:t>
+            </w:r>
+          </w:p>
+        </w:tc>
+        <w:tc>
+          <w:tcPr>
+            <w:tcW w:w="5257" w:type="dxa"/>
             <w:tcBorders>
               <w:top w:val="single" w:sz="4" w:space="0" w:color="BFBFBF"/>
               <w:left w:val="single" w:sz="4" w:space="0" w:color="BFBFBF"/>
@@ -5350,24 +5554,72 @@
                 <w:szCs w:val="24"/>
               </w:rPr>
             </w:pPr>
+            <w:proofErr w:type="spellStart"/>
             <w:r>
               <w:rPr>
                 <w:rFonts w:ascii="Times New Roman" w:hAnsi="Times New Roman" w:cs="Times New Roman"/>
                 <w:sz w:val="24"/>
                 <w:szCs w:val="24"/>
               </w:rPr>
-              <w:t>—</w:t>
+              <w:t>Swashbuckle.AspNetCore</w:t>
+            </w:r>
+            <w:proofErr w:type="spellEnd"/>
+            <w:r>
+              <w:rPr>
+                <w:rFonts w:ascii="Times New Roman" w:hAnsi="Times New Roman" w:cs="Times New Roman"/>
+                <w:sz w:val="24"/>
+                <w:szCs w:val="24"/>
+              </w:rPr>
+              <w:t xml:space="preserve"> + </w:t>
+            </w:r>
+            <w:proofErr w:type="spellStart"/>
+            <w:r>
+              <w:rPr>
+                <w:rFonts w:ascii="Times New Roman" w:hAnsi="Times New Roman" w:cs="Times New Roman"/>
+                <w:sz w:val="24"/>
+                <w:szCs w:val="24"/>
+              </w:rPr>
+              <w:t>Annotations</w:t>
+            </w:r>
+            <w:proofErr w:type="spellEnd"/>
+          </w:p>
+        </w:tc>
+        <w:tc>
+          <w:tcPr>
+            <w:tcW w:w="1753" w:type="dxa"/>
+            <w:tcBorders>
+              <w:top w:val="single" w:sz="4" w:space="0" w:color="BFBFBF"/>
+              <w:left w:val="single" w:sz="4" w:space="0" w:color="BFBFBF"/>
+              <w:bottom w:val="single" w:sz="4" w:space="0" w:color="BFBFBF"/>
+              <w:right w:val="single" w:sz="4" w:space="0" w:color="BFBFBF"/>
+            </w:tcBorders>
+            <w:tcMar>
+              <w:top w:w="60" w:type="dxa"/>
+              <w:left w:w="100" w:type="dxa"/>
+              <w:bottom w:w="60" w:type="dxa"/>
+              <w:right w:w="100" w:type="dxa"/>
+            </w:tcMar>
+          </w:tcPr>
+          <w:p>
+            <w:pPr>
+              <w:rPr>
+                <w:rFonts w:ascii="Times New Roman" w:hAnsi="Times New Roman" w:cs="Times New Roman"/>
+                <w:sz w:val="24"/>
+                <w:szCs w:val="24"/>
+              </w:rPr>
+            </w:pPr>
+            <w:r>
+              <w:rPr>
+                <w:rFonts w:ascii="Times New Roman" w:hAnsi="Times New Roman" w:cs="Times New Roman"/>
+                <w:sz w:val="24"/>
+                <w:szCs w:val="24"/>
+              </w:rPr>
+              <w:t>6.6.2</w:t>
             </w:r>
           </w:p>
         </w:tc>
       </w:tr>
       <w:tr>
-        <w:tblPrEx>
-          <w:tblCellMar>
-            <w:top w:w="0" w:type="dxa"/>
-            <w:bottom w:w="0" w:type="dxa"/>
-          </w:tblCellMar>
-        </w:tblPrEx>
         <w:tc>
           <w:tcPr>
             <w:tcW w:w="2628" w:type="dxa"/>
@@ -5398,7 +5650,7 @@
                 <w:sz w:val="24"/>
                 <w:szCs w:val="24"/>
               </w:rPr>
-              <w:t>Autenticación</w:t>
+              <w:t>IA local</w:t>
             </w:r>
           </w:p>
         </w:tc>
@@ -5427,14 +5679,164 @@
               </w:rPr>
             </w:pPr>
             <w:proofErr w:type="spellStart"/>
-            <w:proofErr w:type="gramStart"/>
             <w:r>
               <w:rPr>
                 <w:rFonts w:ascii="Times New Roman" w:hAnsi="Times New Roman" w:cs="Times New Roman"/>
                 <w:sz w:val="24"/>
                 <w:szCs w:val="24"/>
               </w:rPr>
-              <w:t>Microsoft.AspNetCore.Authentication.JwtBearer</w:t>
+              <w:t>Ollama</w:t>
+            </w:r>
+            <w:proofErr w:type="spellEnd"/>
+            <w:r>
+              <w:rPr>
+                <w:rFonts w:ascii="Times New Roman" w:hAnsi="Times New Roman" w:cs="Times New Roman"/>
+                <w:sz w:val="24"/>
+                <w:szCs w:val="24"/>
+              </w:rPr>
+              <w:t xml:space="preserve"> (modelo por defecto phi3.5)</w:t>
+            </w:r>
+          </w:p>
+        </w:tc>
+        <w:tc>
+          <w:tcPr>
+            <w:tcW w:w="1753" w:type="dxa"/>
+            <w:tcBorders>
+              <w:top w:val="single" w:sz="4" w:space="0" w:color="BFBFBF"/>
+              <w:left w:val="single" w:sz="4" w:space="0" w:color="BFBFBF"/>
+              <w:bottom w:val="single" w:sz="4" w:space="0" w:color="BFBFBF"/>
+              <w:right w:val="single" w:sz="4" w:space="0" w:color="BFBFBF"/>
+            </w:tcBorders>
+            <w:tcMar>
+              <w:top w:w="60" w:type="dxa"/>
+              <w:left w:w="100" w:type="dxa"/>
+              <w:bottom w:w="60" w:type="dxa"/>
+              <w:right w:w="100" w:type="dxa"/>
+            </w:tcMar>
+          </w:tcPr>
+          <w:p>
+            <w:pPr>
+              <w:rPr>
+                <w:rFonts w:ascii="Times New Roman" w:hAnsi="Times New Roman" w:cs="Times New Roman"/>
+                <w:sz w:val="24"/>
+                <w:szCs w:val="24"/>
+              </w:rPr>
+            </w:pPr>
+            <w:r>
+              <w:rPr>
+                <w:rFonts w:ascii="Times New Roman" w:hAnsi="Times New Roman" w:cs="Times New Roman"/>
+                <w:sz w:val="24"/>
+                <w:szCs w:val="24"/>
+              </w:rPr>
+              <w:t>—</w:t>
+            </w:r>
+          </w:p>
+        </w:tc>
+      </w:tr>
+      <w:tr>
+        <w:tc>
+          <w:tcPr>
+            <w:tcW w:w="2628" w:type="dxa"/>
+            <w:tcBorders>
+              <w:top w:val="single" w:sz="4" w:space="0" w:color="BFBFBF"/>
+              <w:left w:val="single" w:sz="4" w:space="0" w:color="BFBFBF"/>
+              <w:bottom w:val="single" w:sz="4" w:space="0" w:color="BFBFBF"/>
+              <w:right w:val="single" w:sz="4" w:space="0" w:color="BFBFBF"/>
+            </w:tcBorders>
+            <w:tcMar>
+              <w:top w:w="60" w:type="dxa"/>
+              <w:left w:w="100" w:type="dxa"/>
+              <w:bottom w:w="60" w:type="dxa"/>
+              <w:right w:w="100" w:type="dxa"/>
+            </w:tcMar>
+          </w:tcPr>
+          <w:p>
+            <w:pPr>
+              <w:rPr>
+                <w:rFonts w:ascii="Times New Roman" w:hAnsi="Times New Roman" w:cs="Times New Roman"/>
+                <w:sz w:val="24"/>
+                <w:szCs w:val="24"/>
+              </w:rPr>
+            </w:pPr>
+            <w:r>
+              <w:rPr>
+                <w:rFonts w:ascii="Times New Roman" w:hAnsi="Times New Roman" w:cs="Times New Roman"/>
+                <w:sz w:val="24"/>
+                <w:szCs w:val="24"/>
+              </w:rPr>
+              <w:t>Pruebas</w:t>
+            </w:r>
+          </w:p>
+        </w:tc>
+        <w:tc>
+          <w:tcPr>
+            <w:tcW w:w="5257" w:type="dxa"/>
+            <w:tcBorders>
+              <w:top w:val="single" w:sz="4" w:space="0" w:color="BFBFBF"/>
+              <w:left w:val="single" w:sz="4" w:space="0" w:color="BFBFBF"/>
+              <w:bottom w:val="single" w:sz="4" w:space="0" w:color="BFBFBF"/>
+              <w:right w:val="single" w:sz="4" w:space="0" w:color="BFBFBF"/>
+            </w:tcBorders>
+            <w:tcMar>
+              <w:top w:w="60" w:type="dxa"/>
+              <w:left w:w="100" w:type="dxa"/>
+              <w:bottom w:w="60" w:type="dxa"/>
+              <w:right w:w="100" w:type="dxa"/>
+            </w:tcMar>
+          </w:tcPr>
+          <w:p>
+            <w:pPr>
+              <w:rPr>
+                <w:rFonts w:ascii="Times New Roman" w:hAnsi="Times New Roman" w:cs="Times New Roman"/>
+                <w:sz w:val="24"/>
+                <w:szCs w:val="24"/>
+              </w:rPr>
+            </w:pPr>
+            <w:proofErr w:type="spellStart"/>
+            <w:r>
+              <w:rPr>
+                <w:rFonts w:ascii="Times New Roman" w:hAnsi="Times New Roman" w:cs="Times New Roman"/>
+                <w:sz w:val="24"/>
+                <w:szCs w:val="24"/>
+              </w:rPr>
+              <w:t>MSTest</w:t>
+            </w:r>
+            <w:proofErr w:type="spellEnd"/>
+            <w:r>
+              <w:rPr>
+                <w:rFonts w:ascii="Times New Roman" w:hAnsi="Times New Roman" w:cs="Times New Roman"/>
+                <w:sz w:val="24"/>
+                <w:szCs w:val="24"/>
+              </w:rPr>
+              <w:t xml:space="preserve"> / </w:t>
+            </w:r>
+            <w:proofErr w:type="spellStart"/>
+            <w:r>
+              <w:rPr>
+                <w:rFonts w:ascii="Times New Roman" w:hAnsi="Times New Roman" w:cs="Times New Roman"/>
+                <w:sz w:val="24"/>
+                <w:szCs w:val="24"/>
+              </w:rPr>
+              <w:t>Moq</w:t>
+            </w:r>
+            <w:proofErr w:type="spellEnd"/>
+            <w:r>
+              <w:rPr>
+                <w:rFonts w:ascii="Times New Roman" w:hAnsi="Times New Roman" w:cs="Times New Roman"/>
+                <w:sz w:val="24"/>
+                <w:szCs w:val="24"/>
+              </w:rPr>
+              <w:t xml:space="preserve"> / </w:t>
+            </w:r>
+            <w:proofErr w:type="spellStart"/>
+            <w:proofErr w:type="gramStart"/>
+            <w:r>
+              <w:rPr>
+                <w:rFonts w:ascii="Times New Roman" w:hAnsi="Times New Roman" w:cs="Times New Roman"/>
+                <w:sz w:val="24"/>
+                <w:szCs w:val="24"/>
+              </w:rPr>
+              <w:t>Microsoft.NET.Test.Sdk</w:t>
             </w:r>
             <w:proofErr w:type="spellEnd"/>
             <w:proofErr w:type="gramEnd"/>
@@ -5470,18 +5872,12 @@
                 <w:sz w:val="24"/>
                 <w:szCs w:val="24"/>
               </w:rPr>
-              <w:t>8.0.19</w:t>
+              <w:t>3.6.4 / 4.20.72 / 17.12.0</w:t>
             </w:r>
           </w:p>
         </w:tc>
       </w:tr>
       <w:tr>
-        <w:tblPrEx>
-          <w:tblCellMar>
-            <w:top w:w="0" w:type="dxa"/>
-            <w:bottom w:w="0" w:type="dxa"/>
-          </w:tblCellMar>
-        </w:tblPrEx>
         <w:tc>
           <w:tcPr>
             <w:tcW w:w="2628" w:type="dxa"/>
@@ -5512,7 +5908,7 @@
                 <w:sz w:val="24"/>
                 <w:szCs w:val="24"/>
               </w:rPr>
-              <w:t>Validación</w:t>
+              <w:t>Contenedores</w:t>
             </w:r>
           </w:p>
         </w:tc>
@@ -5540,60 +5936,62 @@
                 <w:szCs w:val="24"/>
               </w:rPr>
             </w:pPr>
-            <w:proofErr w:type="spellStart"/>
             <w:r>
               <w:rPr>
                 <w:rFonts w:ascii="Times New Roman" w:hAnsi="Times New Roman" w:cs="Times New Roman"/>
                 <w:sz w:val="24"/>
                 <w:szCs w:val="24"/>
               </w:rPr>
-              <w:t>FluentValidation</w:t>
-            </w:r>
-            <w:proofErr w:type="spellEnd"/>
-          </w:p>
-        </w:tc>
-        <w:tc>
-          <w:tcPr>
-            <w:tcW w:w="1753" w:type="dxa"/>
-            <w:tcBorders>
-              <w:top w:val="single" w:sz="4" w:space="0" w:color="BFBFBF"/>
-              <w:left w:val="single" w:sz="4" w:space="0" w:color="BFBFBF"/>
-              <w:bottom w:val="single" w:sz="4" w:space="0" w:color="BFBFBF"/>
-              <w:right w:val="single" w:sz="4" w:space="0" w:color="BFBFBF"/>
-            </w:tcBorders>
-            <w:tcMar>
-              <w:top w:w="60" w:type="dxa"/>
-              <w:left w:w="100" w:type="dxa"/>
-              <w:bottom w:w="60" w:type="dxa"/>
-              <w:right w:w="100" w:type="dxa"/>
-            </w:tcMar>
-          </w:tcPr>
-          <w:p>
-            <w:pPr>
+              <w:t xml:space="preserve">Docker y </w:t>
+            </w:r>
+            <w:proofErr w:type="spellStart"/>
+            <w:r>
               <w:rPr>
                 <w:rFonts w:ascii="Times New Roman" w:hAnsi="Times New Roman" w:cs="Times New Roman"/>
                 <w:sz w:val="24"/>
                 <w:szCs w:val="24"/>
               </w:rPr>
-            </w:pPr>
-            <w:r>
+              <w:t>docker-compose</w:t>
+            </w:r>
+            <w:proofErr w:type="spellEnd"/>
+          </w:p>
+        </w:tc>
+        <w:tc>
+          <w:tcPr>
+            <w:tcW w:w="1753" w:type="dxa"/>
+            <w:tcBorders>
+              <w:top w:val="single" w:sz="4" w:space="0" w:color="BFBFBF"/>
+              <w:left w:val="single" w:sz="4" w:space="0" w:color="BFBFBF"/>
+              <w:bottom w:val="single" w:sz="4" w:space="0" w:color="BFBFBF"/>
+              <w:right w:val="single" w:sz="4" w:space="0" w:color="BFBFBF"/>
+            </w:tcBorders>
+            <w:tcMar>
+              <w:top w:w="60" w:type="dxa"/>
+              <w:left w:w="100" w:type="dxa"/>
+              <w:bottom w:w="60" w:type="dxa"/>
+              <w:right w:w="100" w:type="dxa"/>
+            </w:tcMar>
+          </w:tcPr>
+          <w:p>
+            <w:pPr>
               <w:rPr>
                 <w:rFonts w:ascii="Times New Roman" w:hAnsi="Times New Roman" w:cs="Times New Roman"/>
                 <w:sz w:val="24"/>
                 <w:szCs w:val="24"/>
               </w:rPr>
-              <w:t>12.0.0</w:t>
+            </w:pPr>
+            <w:r>
+              <w:rPr>
+                <w:rFonts w:ascii="Times New Roman" w:hAnsi="Times New Roman" w:cs="Times New Roman"/>
+                <w:sz w:val="24"/>
+                <w:szCs w:val="24"/>
+              </w:rPr>
+              <w:t>—</w:t>
             </w:r>
           </w:p>
         </w:tc>
       </w:tr>
       <w:tr>
-        <w:tblPrEx>
-          <w:tblCellMar>
-            <w:top w:w="0" w:type="dxa"/>
-            <w:bottom w:w="0" w:type="dxa"/>
-          </w:tblCellMar>
-        </w:tblPrEx>
         <w:tc>
           <w:tcPr>
             <w:tcW w:w="2628" w:type="dxa"/>
@@ -5624,7 +6022,7 @@
                 <w:sz w:val="24"/>
                 <w:szCs w:val="24"/>
               </w:rPr>
-              <w:t>Documentación</w:t>
+              <w:t>Integración continua</w:t>
             </w:r>
           </w:p>
         </w:tc>
@@ -5652,576 +6050,56 @@
                 <w:szCs w:val="24"/>
               </w:rPr>
             </w:pPr>
-            <w:proofErr w:type="spellStart"/>
             <w:r>
               <w:rPr>
                 <w:rFonts w:ascii="Times New Roman" w:hAnsi="Times New Roman" w:cs="Times New Roman"/>
                 <w:sz w:val="24"/>
                 <w:szCs w:val="24"/>
               </w:rPr>
-              <w:t>Swashbuckle.AspNetCore</w:t>
-            </w:r>
-            <w:proofErr w:type="spellEnd"/>
+              <w:t xml:space="preserve">GitHub </w:t>
+            </w:r>
+            <w:proofErr w:type="spellStart"/>
             <w:r>
               <w:rPr>
                 <w:rFonts w:ascii="Times New Roman" w:hAnsi="Times New Roman" w:cs="Times New Roman"/>
                 <w:sz w:val="24"/>
                 <w:szCs w:val="24"/>
               </w:rPr>
-              <w:t xml:space="preserve"> + </w:t>
-            </w:r>
-            <w:proofErr w:type="spellStart"/>
-            <w:r>
+              <w:t>Actions</w:t>
+            </w:r>
+            <w:proofErr w:type="spellEnd"/>
+          </w:p>
+        </w:tc>
+        <w:tc>
+          <w:tcPr>
+            <w:tcW w:w="1753" w:type="dxa"/>
+            <w:tcBorders>
+              <w:top w:val="single" w:sz="4" w:space="0" w:color="BFBFBF"/>
+              <w:left w:val="single" w:sz="4" w:space="0" w:color="BFBFBF"/>
+              <w:bottom w:val="single" w:sz="4" w:space="0" w:color="BFBFBF"/>
+              <w:right w:val="single" w:sz="4" w:space="0" w:color="BFBFBF"/>
+            </w:tcBorders>
+            <w:tcMar>
+              <w:top w:w="60" w:type="dxa"/>
+              <w:left w:w="100" w:type="dxa"/>
+              <w:bottom w:w="60" w:type="dxa"/>
+              <w:right w:w="100" w:type="dxa"/>
+            </w:tcMar>
+          </w:tcPr>
+          <w:p>
+            <w:pPr>
               <w:rPr>
                 <w:rFonts w:ascii="Times New Roman" w:hAnsi="Times New Roman" w:cs="Times New Roman"/>
                 <w:sz w:val="24"/>
                 <w:szCs w:val="24"/>
               </w:rPr>
-              <w:t>Annotations</w:t>
-            </w:r>
-            <w:proofErr w:type="spellEnd"/>
-          </w:p>
-        </w:tc>
-        <w:tc>
-          <w:tcPr>
-            <w:tcW w:w="1753" w:type="dxa"/>
-            <w:tcBorders>
-              <w:top w:val="single" w:sz="4" w:space="0" w:color="BFBFBF"/>
-              <w:left w:val="single" w:sz="4" w:space="0" w:color="BFBFBF"/>
-              <w:bottom w:val="single" w:sz="4" w:space="0" w:color="BFBFBF"/>
-              <w:right w:val="single" w:sz="4" w:space="0" w:color="BFBFBF"/>
-            </w:tcBorders>
-            <w:tcMar>
-              <w:top w:w="60" w:type="dxa"/>
-              <w:left w:w="100" w:type="dxa"/>
-              <w:bottom w:w="60" w:type="dxa"/>
-              <w:right w:w="100" w:type="dxa"/>
-            </w:tcMar>
-          </w:tcPr>
-          <w:p>
-            <w:pPr>
+            </w:pPr>
+            <w:r>
               <w:rPr>
                 <w:rFonts w:ascii="Times New Roman" w:hAnsi="Times New Roman" w:cs="Times New Roman"/>
                 <w:sz w:val="24"/>
                 <w:szCs w:val="24"/>
               </w:rPr>
-            </w:pPr>
-            <w:r>
-              <w:rPr>
-                <w:rFonts w:ascii="Times New Roman" w:hAnsi="Times New Roman" w:cs="Times New Roman"/>
-                <w:sz w:val="24"/>
-                <w:szCs w:val="24"/>
-              </w:rPr>
-              <w:t>6.6.2</w:t>
-            </w:r>
-          </w:p>
-        </w:tc>
-      </w:tr>
-      <w:tr>
-        <w:tblPrEx>
-          <w:tblCellMar>
-            <w:top w:w="0" w:type="dxa"/>
-            <w:bottom w:w="0" w:type="dxa"/>
-          </w:tblCellMar>
-        </w:tblPrEx>
-        <w:tc>
-          <w:tcPr>
-            <w:tcW w:w="2628" w:type="dxa"/>
-            <w:tcBorders>
-              <w:top w:val="single" w:sz="4" w:space="0" w:color="BFBFBF"/>
-              <w:left w:val="single" w:sz="4" w:space="0" w:color="BFBFBF"/>
-              <w:bottom w:val="single" w:sz="4" w:space="0" w:color="BFBFBF"/>
-              <w:right w:val="single" w:sz="4" w:space="0" w:color="BFBFBF"/>
-            </w:tcBorders>
-            <w:tcMar>
-              <w:top w:w="60" w:type="dxa"/>
-              <w:left w:w="100" w:type="dxa"/>
-              <w:bottom w:w="60" w:type="dxa"/>
-              <w:right w:w="100" w:type="dxa"/>
-            </w:tcMar>
-          </w:tcPr>
-          <w:p>
-            <w:pPr>
-              <w:rPr>
-                <w:rFonts w:ascii="Times New Roman" w:hAnsi="Times New Roman" w:cs="Times New Roman"/>
-                <w:sz w:val="24"/>
-                <w:szCs w:val="24"/>
-              </w:rPr>
-            </w:pPr>
-            <w:r>
-              <w:rPr>
-                <w:rFonts w:ascii="Times New Roman" w:hAnsi="Times New Roman" w:cs="Times New Roman"/>
-                <w:sz w:val="24"/>
-                <w:szCs w:val="24"/>
-              </w:rPr>
-              <w:t>IA local</w:t>
-            </w:r>
-          </w:p>
-        </w:tc>
-        <w:tc>
-          <w:tcPr>
-            <w:tcW w:w="5257" w:type="dxa"/>
-            <w:tcBorders>
-              <w:top w:val="single" w:sz="4" w:space="0" w:color="BFBFBF"/>
-              <w:left w:val="single" w:sz="4" w:space="0" w:color="BFBFBF"/>
-              <w:bottom w:val="single" w:sz="4" w:space="0" w:color="BFBFBF"/>
-              <w:right w:val="single" w:sz="4" w:space="0" w:color="BFBFBF"/>
-            </w:tcBorders>
-            <w:tcMar>
-              <w:top w:w="60" w:type="dxa"/>
-              <w:left w:w="100" w:type="dxa"/>
-              <w:bottom w:w="60" w:type="dxa"/>
-              <w:right w:w="100" w:type="dxa"/>
-            </w:tcMar>
-          </w:tcPr>
-          <w:p>
-            <w:pPr>
-              <w:rPr>
-                <w:rFonts w:ascii="Times New Roman" w:hAnsi="Times New Roman" w:cs="Times New Roman"/>
-                <w:sz w:val="24"/>
-                <w:szCs w:val="24"/>
-              </w:rPr>
-            </w:pPr>
-            <w:proofErr w:type="spellStart"/>
-            <w:r>
-              <w:rPr>
-                <w:rFonts w:ascii="Times New Roman" w:hAnsi="Times New Roman" w:cs="Times New Roman"/>
-                <w:sz w:val="24"/>
-                <w:szCs w:val="24"/>
-              </w:rPr>
-              <w:t>Ollama</w:t>
-            </w:r>
-            <w:proofErr w:type="spellEnd"/>
-            <w:r>
-              <w:rPr>
-                <w:rFonts w:ascii="Times New Roman" w:hAnsi="Times New Roman" w:cs="Times New Roman"/>
-                <w:sz w:val="24"/>
-                <w:szCs w:val="24"/>
-              </w:rPr>
-              <w:t xml:space="preserve"> (modelo por defecto phi3.5)</w:t>
-            </w:r>
-          </w:p>
-        </w:tc>
-        <w:tc>
-          <w:tcPr>
-            <w:tcW w:w="1753" w:type="dxa"/>
-            <w:tcBorders>
-              <w:top w:val="single" w:sz="4" w:space="0" w:color="BFBFBF"/>
-              <w:left w:val="single" w:sz="4" w:space="0" w:color="BFBFBF"/>
-              <w:bottom w:val="single" w:sz="4" w:space="0" w:color="BFBFBF"/>
-              <w:right w:val="single" w:sz="4" w:space="0" w:color="BFBFBF"/>
-            </w:tcBorders>
-            <w:tcMar>
-              <w:top w:w="60" w:type="dxa"/>
-              <w:left w:w="100" w:type="dxa"/>
-              <w:bottom w:w="60" w:type="dxa"/>
-              <w:right w:w="100" w:type="dxa"/>
-            </w:tcMar>
-          </w:tcPr>
-          <w:p>
-            <w:pPr>
-              <w:rPr>
-                <w:rFonts w:ascii="Times New Roman" w:hAnsi="Times New Roman" w:cs="Times New Roman"/>
-                <w:sz w:val="24"/>
-                <w:szCs w:val="24"/>
-              </w:rPr>
-            </w:pPr>
-            <w:r>
-              <w:rPr>
-                <w:rFonts w:ascii="Times New Roman" w:hAnsi="Times New Roman" w:cs="Times New Roman"/>
-                <w:sz w:val="24"/>
-                <w:szCs w:val="24"/>
-              </w:rPr>
-              <w:t>—</w:t>
-            </w:r>
-          </w:p>
-        </w:tc>
-      </w:tr>
-      <w:tr>
-        <w:tblPrEx>
-          <w:tblCellMar>
-            <w:top w:w="0" w:type="dxa"/>
-            <w:bottom w:w="0" w:type="dxa"/>
-          </w:tblCellMar>
-        </w:tblPrEx>
-        <w:tc>
-          <w:tcPr>
-            <w:tcW w:w="2628" w:type="dxa"/>
-            <w:tcBorders>
-              <w:top w:val="single" w:sz="4" w:space="0" w:color="BFBFBF"/>
-              <w:left w:val="single" w:sz="4" w:space="0" w:color="BFBFBF"/>
-              <w:bottom w:val="single" w:sz="4" w:space="0" w:color="BFBFBF"/>
-              <w:right w:val="single" w:sz="4" w:space="0" w:color="BFBFBF"/>
-            </w:tcBorders>
-            <w:tcMar>
-              <w:top w:w="60" w:type="dxa"/>
-              <w:left w:w="100" w:type="dxa"/>
-              <w:bottom w:w="60" w:type="dxa"/>
-              <w:right w:w="100" w:type="dxa"/>
-            </w:tcMar>
-          </w:tcPr>
-          <w:p>
-            <w:pPr>
-              <w:rPr>
-                <w:rFonts w:ascii="Times New Roman" w:hAnsi="Times New Roman" w:cs="Times New Roman"/>
-                <w:sz w:val="24"/>
-                <w:szCs w:val="24"/>
-              </w:rPr>
-            </w:pPr>
-            <w:r>
-              <w:rPr>
-                <w:rFonts w:ascii="Times New Roman" w:hAnsi="Times New Roman" w:cs="Times New Roman"/>
-                <w:sz w:val="24"/>
-                <w:szCs w:val="24"/>
-              </w:rPr>
-              <w:t>Pruebas</w:t>
-            </w:r>
-          </w:p>
-        </w:tc>
-        <w:tc>
-          <w:tcPr>
-            <w:tcW w:w="5257" w:type="dxa"/>
-            <w:tcBorders>
-              <w:top w:val="single" w:sz="4" w:space="0" w:color="BFBFBF"/>
-              <w:left w:val="single" w:sz="4" w:space="0" w:color="BFBFBF"/>
-              <w:bottom w:val="single" w:sz="4" w:space="0" w:color="BFBFBF"/>
-              <w:right w:val="single" w:sz="4" w:space="0" w:color="BFBFBF"/>
-            </w:tcBorders>
-            <w:tcMar>
-              <w:top w:w="60" w:type="dxa"/>
-              <w:left w:w="100" w:type="dxa"/>
-              <w:bottom w:w="60" w:type="dxa"/>
-              <w:right w:w="100" w:type="dxa"/>
-            </w:tcMar>
-          </w:tcPr>
-          <w:p>
-            <w:pPr>
-              <w:rPr>
-                <w:rFonts w:ascii="Times New Roman" w:hAnsi="Times New Roman" w:cs="Times New Roman"/>
-                <w:sz w:val="24"/>
-                <w:szCs w:val="24"/>
-              </w:rPr>
-            </w:pPr>
-            <w:proofErr w:type="spellStart"/>
-            <w:r>
-              <w:rPr>
-                <w:rFonts w:ascii="Times New Roman" w:hAnsi="Times New Roman" w:cs="Times New Roman"/>
-                <w:sz w:val="24"/>
-                <w:szCs w:val="24"/>
-              </w:rPr>
-              <w:t>MSTest</w:t>
-            </w:r>
-            <w:proofErr w:type="spellEnd"/>
-            <w:r>
-              <w:rPr>
-                <w:rFonts w:ascii="Times New Roman" w:hAnsi="Times New Roman" w:cs="Times New Roman"/>
-                <w:sz w:val="24"/>
-                <w:szCs w:val="24"/>
-              </w:rPr>
-              <w:t xml:space="preserve"> / </w:t>
-            </w:r>
-            <w:proofErr w:type="spellStart"/>
-            <w:r>
-              <w:rPr>
-                <w:rFonts w:ascii="Times New Roman" w:hAnsi="Times New Roman" w:cs="Times New Roman"/>
-                <w:sz w:val="24"/>
-                <w:szCs w:val="24"/>
-              </w:rPr>
-              <w:t>Moq</w:t>
-            </w:r>
-            <w:proofErr w:type="spellEnd"/>
-            <w:r>
-              <w:rPr>
-                <w:rFonts w:ascii="Times New Roman" w:hAnsi="Times New Roman" w:cs="Times New Roman"/>
-                <w:sz w:val="24"/>
-                <w:szCs w:val="24"/>
-              </w:rPr>
-              <w:t xml:space="preserve"> / </w:t>
-            </w:r>
-            <w:proofErr w:type="spellStart"/>
-            <w:proofErr w:type="gramStart"/>
-            <w:r>
-              <w:rPr>
-                <w:rFonts w:ascii="Times New Roman" w:hAnsi="Times New Roman" w:cs="Times New Roman"/>
-                <w:sz w:val="24"/>
-                <w:szCs w:val="24"/>
-              </w:rPr>
-              <w:t>Microsoft.NET.Test.Sdk</w:t>
-            </w:r>
-            <w:proofErr w:type="spellEnd"/>
-            <w:proofErr w:type="gramEnd"/>
-          </w:p>
-        </w:tc>
-        <w:tc>
-          <w:tcPr>
-            <w:tcW w:w="1753" w:type="dxa"/>
-            <w:tcBorders>
-              <w:top w:val="single" w:sz="4" w:space="0" w:color="BFBFBF"/>
-              <w:left w:val="single" w:sz="4" w:space="0" w:color="BFBFBF"/>
-              <w:bottom w:val="single" w:sz="4" w:space="0" w:color="BFBFBF"/>
-              <w:right w:val="single" w:sz="4" w:space="0" w:color="BFBFBF"/>
-            </w:tcBorders>
-            <w:tcMar>
-              <w:top w:w="60" w:type="dxa"/>
-              <w:left w:w="100" w:type="dxa"/>
-              <w:bottom w:w="60" w:type="dxa"/>
-              <w:right w:w="100" w:type="dxa"/>
-            </w:tcMar>
-          </w:tcPr>
-          <w:p>
-            <w:pPr>
-              <w:rPr>
-                <w:rFonts w:ascii="Times New Roman" w:hAnsi="Times New Roman" w:cs="Times New Roman"/>
-                <w:sz w:val="24"/>
-                <w:szCs w:val="24"/>
-              </w:rPr>
-            </w:pPr>
-            <w:r>
-              <w:rPr>
-                <w:rFonts w:ascii="Times New Roman" w:hAnsi="Times New Roman" w:cs="Times New Roman"/>
-                <w:sz w:val="24"/>
-                <w:szCs w:val="24"/>
-              </w:rPr>
-              <w:t>3.6.4 / 4.20.72 / 17.12.0</w:t>
-            </w:r>
-          </w:p>
-        </w:tc>
-      </w:tr>
-      <w:tr>
-        <w:tblPrEx>
-          <w:tblCellMar>
-            <w:top w:w="0" w:type="dxa"/>
-            <w:bottom w:w="0" w:type="dxa"/>
-          </w:tblCellMar>
-        </w:tblPrEx>
-        <w:tc>
-          <w:tcPr>
-            <w:tcW w:w="2628" w:type="dxa"/>
-            <w:tcBorders>
-              <w:top w:val="single" w:sz="4" w:space="0" w:color="BFBFBF"/>
-              <w:left w:val="single" w:sz="4" w:space="0" w:color="BFBFBF"/>
-              <w:bottom w:val="single" w:sz="4" w:space="0" w:color="BFBFBF"/>
-              <w:right w:val="single" w:sz="4" w:space="0" w:color="BFBFBF"/>
-            </w:tcBorders>
-            <w:tcMar>
-              <w:top w:w="60" w:type="dxa"/>
-              <w:left w:w="100" w:type="dxa"/>
-              <w:bottom w:w="60" w:type="dxa"/>
-              <w:right w:w="100" w:type="dxa"/>
-            </w:tcMar>
-          </w:tcPr>
-          <w:p>
-            <w:pPr>
-              <w:rPr>
-                <w:rFonts w:ascii="Times New Roman" w:hAnsi="Times New Roman" w:cs="Times New Roman"/>
-                <w:sz w:val="24"/>
-                <w:szCs w:val="24"/>
-              </w:rPr>
-            </w:pPr>
-            <w:r>
-              <w:rPr>
-                <w:rFonts w:ascii="Times New Roman" w:hAnsi="Times New Roman" w:cs="Times New Roman"/>
-                <w:sz w:val="24"/>
-                <w:szCs w:val="24"/>
-              </w:rPr>
-              <w:t>Contenedores</w:t>
-            </w:r>
-          </w:p>
-        </w:tc>
-        <w:tc>
-          <w:tcPr>
-            <w:tcW w:w="5257" w:type="dxa"/>
-            <w:tcBorders>
-              <w:top w:val="single" w:sz="4" w:space="0" w:color="BFBFBF"/>
-              <w:left w:val="single" w:sz="4" w:space="0" w:color="BFBFBF"/>
-              <w:bottom w:val="single" w:sz="4" w:space="0" w:color="BFBFBF"/>
-              <w:right w:val="single" w:sz="4" w:space="0" w:color="BFBFBF"/>
-            </w:tcBorders>
-            <w:tcMar>
-              <w:top w:w="60" w:type="dxa"/>
-              <w:left w:w="100" w:type="dxa"/>
-              <w:bottom w:w="60" w:type="dxa"/>
-              <w:right w:w="100" w:type="dxa"/>
-            </w:tcMar>
-          </w:tcPr>
-          <w:p>
-            <w:pPr>
-              <w:rPr>
-                <w:rFonts w:ascii="Times New Roman" w:hAnsi="Times New Roman" w:cs="Times New Roman"/>
-                <w:sz w:val="24"/>
-                <w:szCs w:val="24"/>
-              </w:rPr>
-            </w:pPr>
-            <w:r>
-              <w:rPr>
-                <w:rFonts w:ascii="Times New Roman" w:hAnsi="Times New Roman" w:cs="Times New Roman"/>
-                <w:sz w:val="24"/>
-                <w:szCs w:val="24"/>
-              </w:rPr>
-              <w:t xml:space="preserve">Docker y </w:t>
-            </w:r>
-            <w:proofErr w:type="spellStart"/>
-            <w:r>
-              <w:rPr>
-                <w:rFonts w:ascii="Times New Roman" w:hAnsi="Times New Roman" w:cs="Times New Roman"/>
-                <w:sz w:val="24"/>
-                <w:szCs w:val="24"/>
-              </w:rPr>
-              <w:t>docker-compose</w:t>
-            </w:r>
-            <w:proofErr w:type="spellEnd"/>
-          </w:p>
-        </w:tc>
-        <w:tc>
-          <w:tcPr>
-            <w:tcW w:w="1753" w:type="dxa"/>
-            <w:tcBorders>
-              <w:top w:val="single" w:sz="4" w:space="0" w:color="BFBFBF"/>
-              <w:left w:val="single" w:sz="4" w:space="0" w:color="BFBFBF"/>
-              <w:bottom w:val="single" w:sz="4" w:space="0" w:color="BFBFBF"/>
-              <w:right w:val="single" w:sz="4" w:space="0" w:color="BFBFBF"/>
-            </w:tcBorders>
-            <w:tcMar>
-              <w:top w:w="60" w:type="dxa"/>
-              <w:left w:w="100" w:type="dxa"/>
-              <w:bottom w:w="60" w:type="dxa"/>
-              <w:right w:w="100" w:type="dxa"/>
-            </w:tcMar>
-          </w:tcPr>
-          <w:p>
-            <w:pPr>
-              <w:rPr>
-                <w:rFonts w:ascii="Times New Roman" w:hAnsi="Times New Roman" w:cs="Times New Roman"/>
-                <w:sz w:val="24"/>
-                <w:szCs w:val="24"/>
-              </w:rPr>
-            </w:pPr>
-            <w:r>
-              <w:rPr>
-                <w:rFonts w:ascii="Times New Roman" w:hAnsi="Times New Roman" w:cs="Times New Roman"/>
-                <w:sz w:val="24"/>
-                <w:szCs w:val="24"/>
-              </w:rPr>
-              <w:t>—</w:t>
-            </w:r>
-          </w:p>
-        </w:tc>
-      </w:tr>
-      <w:tr>
-        <w:tblPrEx>
-          <w:tblCellMar>
-            <w:top w:w="0" w:type="dxa"/>
-            <w:bottom w:w="0" w:type="dxa"/>
-          </w:tblCellMar>
-        </w:tblPrEx>
-        <w:tc>
-          <w:tcPr>
-            <w:tcW w:w="2628" w:type="dxa"/>
-            <w:tcBorders>
-              <w:top w:val="single" w:sz="4" w:space="0" w:color="BFBFBF"/>
-              <w:left w:val="single" w:sz="4" w:space="0" w:color="BFBFBF"/>
-              <w:bottom w:val="single" w:sz="4" w:space="0" w:color="BFBFBF"/>
-              <w:right w:val="single" w:sz="4" w:space="0" w:color="BFBFBF"/>
-            </w:tcBorders>
-            <w:tcMar>
-              <w:top w:w="60" w:type="dxa"/>
-              <w:left w:w="100" w:type="dxa"/>
-              <w:bottom w:w="60" w:type="dxa"/>
-              <w:right w:w="100" w:type="dxa"/>
-            </w:tcMar>
-          </w:tcPr>
-          <w:p>
-            <w:pPr>
-              <w:rPr>
-                <w:rFonts w:ascii="Times New Roman" w:hAnsi="Times New Roman" w:cs="Times New Roman"/>
-                <w:sz w:val="24"/>
-                <w:szCs w:val="24"/>
-              </w:rPr>
-            </w:pPr>
-            <w:r>
-              <w:rPr>
-                <w:rFonts w:ascii="Times New Roman" w:hAnsi="Times New Roman" w:cs="Times New Roman"/>
-                <w:sz w:val="24"/>
-                <w:szCs w:val="24"/>
-              </w:rPr>
-              <w:t>Integración continua</w:t>
-            </w:r>
-          </w:p>
-        </w:tc>
-        <w:tc>
-          <w:tcPr>
-            <w:tcW w:w="5257" w:type="dxa"/>
-            <w:tcBorders>
-              <w:top w:val="single" w:sz="4" w:space="0" w:color="BFBFBF"/>
-              <w:left w:val="single" w:sz="4" w:space="0" w:color="BFBFBF"/>
-              <w:bottom w:val="single" w:sz="4" w:space="0" w:color="BFBFBF"/>
-              <w:right w:val="single" w:sz="4" w:space="0" w:color="BFBFBF"/>
-            </w:tcBorders>
-            <w:tcMar>
-              <w:top w:w="60" w:type="dxa"/>
-              <w:left w:w="100" w:type="dxa"/>
-              <w:bottom w:w="60" w:type="dxa"/>
-              <w:right w:w="100" w:type="dxa"/>
-            </w:tcMar>
-          </w:tcPr>
-          <w:p>
-            <w:pPr>
-              <w:rPr>
-                <w:rFonts w:ascii="Times New Roman" w:hAnsi="Times New Roman" w:cs="Times New Roman"/>
-                <w:sz w:val="24"/>
-                <w:szCs w:val="24"/>
-              </w:rPr>
-            </w:pPr>
-            <w:r>
-              <w:rPr>
-                <w:rFonts w:ascii="Times New Roman" w:hAnsi="Times New Roman" w:cs="Times New Roman"/>
-                <w:sz w:val="24"/>
-                <w:szCs w:val="24"/>
-              </w:rPr>
-              <w:t xml:space="preserve">GitHub </w:t>
-            </w:r>
-            <w:proofErr w:type="spellStart"/>
-            <w:r>
-              <w:rPr>
-                <w:rFonts w:ascii="Times New Roman" w:hAnsi="Times New Roman" w:cs="Times New Roman"/>
-                <w:sz w:val="24"/>
-                <w:szCs w:val="24"/>
-              </w:rPr>
-              <w:t>Actions</w:t>
-            </w:r>
-            <w:proofErr w:type="spellEnd"/>
-          </w:p>
-        </w:tc>
-        <w:tc>
-          <w:tcPr>
-            <w:tcW w:w="1753" w:type="dxa"/>
-            <w:tcBorders>
-              <w:top w:val="single" w:sz="4" w:space="0" w:color="BFBFBF"/>
-              <w:left w:val="single" w:sz="4" w:space="0" w:color="BFBFBF"/>
-              <w:bottom w:val="single" w:sz="4" w:space="0" w:color="BFBFBF"/>
-              <w:right w:val="single" w:sz="4" w:space="0" w:color="BFBFBF"/>
-            </w:tcBorders>
-            <w:tcMar>
-              <w:top w:w="60" w:type="dxa"/>
-              <w:left w:w="100" w:type="dxa"/>
-              <w:bottom w:w="60" w:type="dxa"/>
-              <w:right w:w="100" w:type="dxa"/>
-            </w:tcMar>
-          </w:tcPr>
-          <w:p>
-            <w:pPr>
-              <w:rPr>
-                <w:rFonts w:ascii="Times New Roman" w:hAnsi="Times New Roman" w:cs="Times New Roman"/>
-                <w:sz w:val="24"/>
-                <w:szCs w:val="24"/>
-              </w:rPr>
-            </w:pPr>
-            <w:r>
-              <w:rPr>
-                <w:rFonts w:ascii="Times New Roman" w:hAnsi="Times New Roman" w:cs="Times New Roman"/>
-                <w:sz w:val="24"/>
-                <w:szCs w:val="24"/>
-              </w:rPr>
               <w:t>—</w:t>
             </w:r>
           </w:p>
@@ -6249,7 +6127,7 @@
         </w:rPr>
       </w:pPr>
       <w:bookmarkStart w:id="12" w:name="_Toc241777990"/>
-      <w:bookmarkStart w:id="13" w:name="_Toc241782551"/>
+      <w:bookmarkStart w:id="13" w:name="_Toc242038124"/>
       <w:r>
         <w:rPr>
           <w:rFonts w:ascii="Times New Roman" w:hAnsi="Times New Roman" w:cs="Times New Roman"/>
@@ -6453,7 +6331,7 @@
         </w:rPr>
       </w:pPr>
       <w:bookmarkStart w:id="14" w:name="_Toc241777991"/>
-      <w:bookmarkStart w:id="15" w:name="_Toc241782552"/>
+      <w:bookmarkStart w:id="15" w:name="_Toc242038125"/>
       <w:r>
         <w:rPr>
           <w:rFonts w:ascii="Times New Roman" w:hAnsi="Times New Roman" w:cs="Times New Roman"/>
@@ -6478,7 +6356,7 @@
         </w:rPr>
       </w:pPr>
       <w:bookmarkStart w:id="16" w:name="_Toc241777992"/>
-      <w:bookmarkStart w:id="17" w:name="_Toc241782553"/>
+      <w:bookmarkStart w:id="17" w:name="_Toc242038126"/>
       <w:r>
         <w:rPr>
           <w:rFonts w:ascii="Times New Roman" w:hAnsi="Times New Roman" w:cs="Times New Roman"/>
@@ -6620,7 +6498,7 @@
         </w:rPr>
       </w:pPr>
       <w:bookmarkStart w:id="18" w:name="_Toc241777993"/>
-      <w:bookmarkStart w:id="19" w:name="_Toc241782554"/>
+      <w:bookmarkStart w:id="19" w:name="_Toc242038127"/>
       <w:r>
         <w:rPr>
           <w:rFonts w:ascii="Times New Roman" w:hAnsi="Times New Roman" w:cs="Times New Roman"/>
@@ -6657,12 +6535,6 @@
         <w:gridCol w:w="2029"/>
       </w:tblGrid>
       <w:tr>
-        <w:tblPrEx>
-          <w:tblCellMar>
-            <w:top w:w="0" w:type="dxa"/>
-            <w:bottom w:w="0" w:type="dxa"/>
-          </w:tblCellMar>
-        </w:tblPrEx>
         <w:trPr>
           <w:tblHeader/>
         </w:trPr>
@@ -6820,12 +6692,6 @@
         </w:tc>
       </w:tr>
       <w:tr>
-        <w:tblPrEx>
-          <w:tblCellMar>
-            <w:top w:w="0" w:type="dxa"/>
-            <w:bottom w:w="0" w:type="dxa"/>
-          </w:tblCellMar>
-        </w:tblPrEx>
         <w:tc>
           <w:tcPr>
             <w:tcW w:w="2052" w:type="dxa"/>
@@ -7030,12 +6896,6 @@
         </w:tc>
       </w:tr>
       <w:tr>
-        <w:tblPrEx>
-          <w:tblCellMar>
-            <w:top w:w="0" w:type="dxa"/>
-            <w:bottom w:w="0" w:type="dxa"/>
-          </w:tblCellMar>
-        </w:tblPrEx>
         <w:tc>
           <w:tcPr>
             <w:tcW w:w="2052" w:type="dxa"/>
@@ -7228,12 +7088,6 @@
         </w:tc>
       </w:tr>
       <w:tr>
-        <w:tblPrEx>
-          <w:tblCellMar>
-            <w:top w:w="0" w:type="dxa"/>
-            <w:bottom w:w="0" w:type="dxa"/>
-          </w:tblCellMar>
-        </w:tblPrEx>
         <w:tc>
           <w:tcPr>
             <w:tcW w:w="2052" w:type="dxa"/>
@@ -7384,12 +7238,6 @@
         </w:tc>
       </w:tr>
       <w:tr>
-        <w:tblPrEx>
-          <w:tblCellMar>
-            <w:top w:w="0" w:type="dxa"/>
-            <w:bottom w:w="0" w:type="dxa"/>
-          </w:tblCellMar>
-        </w:tblPrEx>
         <w:tc>
           <w:tcPr>
             <w:tcW w:w="2052" w:type="dxa"/>
@@ -7576,12 +7424,6 @@
         </w:tc>
       </w:tr>
       <w:tr>
-        <w:tblPrEx>
-          <w:tblCellMar>
-            <w:top w:w="0" w:type="dxa"/>
-            <w:bottom w:w="0" w:type="dxa"/>
-          </w:tblCellMar>
-        </w:tblPrEx>
         <w:tc>
           <w:tcPr>
             <w:tcW w:w="2052" w:type="dxa"/>
@@ -7750,7 +7592,7 @@
         </w:rPr>
       </w:pPr>
       <w:bookmarkStart w:id="20" w:name="_Toc241777994"/>
-      <w:bookmarkStart w:id="21" w:name="_Toc241782555"/>
+      <w:bookmarkStart w:id="21" w:name="_Toc242038128"/>
       <w:r>
         <w:rPr>
           <w:rFonts w:ascii="Times New Roman" w:hAnsi="Times New Roman" w:cs="Times New Roman"/>
@@ -7766,6 +7608,9 @@
     <w:p>
       <w:bookmarkStart w:id="22" w:name="_Toc241777995"/>
       <w:r>
+        <w:rPr>
+          <w:noProof/>
+        </w:rPr>
         <w:drawing>
           <wp:anchor distT="0" distB="0" distL="114300" distR="114300" simplePos="0" relativeHeight="251666432" behindDoc="0" locked="0" layoutInCell="1" allowOverlap="1" wp14:anchorId="2C1C09FD" wp14:editId="310CA0D7">
             <wp:simplePos x="0" y="0"/>
@@ -7861,7 +7706,7 @@
           <w:szCs w:val="24"/>
         </w:rPr>
       </w:pPr>
-      <w:bookmarkStart w:id="23" w:name="_Toc241782556"/>
+      <w:bookmarkStart w:id="23" w:name="_Toc242038129"/>
       <w:r>
         <w:rPr>
           <w:rFonts w:ascii="Times New Roman" w:hAnsi="Times New Roman" w:cs="Times New Roman"/>
@@ -7986,15 +7831,25 @@
           <w:rFonts w:ascii="Times New Roman" w:hAnsi="Times New Roman" w:cs="Times New Roman"/>
           <w:sz w:val="24"/>
           <w:szCs w:val="24"/>
-        </w:rPr>
-      </w:pPr>
-      <w:r>
-        <w:rPr>
-          <w:rFonts w:ascii="Times New Roman" w:hAnsi="Times New Roman" w:cs="Times New Roman"/>
-          <w:sz w:val="24"/>
-          <w:szCs w:val="24"/>
-        </w:rPr>
-        <w:t xml:space="preserve">El controlador recibe la petición y delega en su servicio. Traduce </w:t>
+          <w:lang w:val="en-US"/>
+        </w:rPr>
+      </w:pPr>
+      <w:r>
+        <w:rPr>
+          <w:rFonts w:ascii="Times New Roman" w:hAnsi="Times New Roman" w:cs="Times New Roman"/>
+          <w:sz w:val="24"/>
+          <w:szCs w:val="24"/>
+        </w:rPr>
+        <w:t xml:space="preserve">El controlador recibe la petición y delega en su servicio. </w:t>
+      </w:r>
+      <w:r>
+        <w:rPr>
+          <w:rFonts w:ascii="Times New Roman" w:hAnsi="Times New Roman" w:cs="Times New Roman"/>
+          <w:sz w:val="24"/>
+          <w:szCs w:val="24"/>
+          <w:lang w:val="en-US"/>
+        </w:rPr>
+        <w:t xml:space="preserve">Traduce </w:t>
       </w:r>
       <w:proofErr w:type="spellStart"/>
       <w:r>
@@ -8003,6 +7858,7 @@
           <w:color w:val="000000" w:themeColor="text1"/>
           <w:sz w:val="24"/>
           <w:szCs w:val="24"/>
+          <w:lang w:val="en-US"/>
         </w:rPr>
         <w:t>IsSuccess</w:t>
       </w:r>
@@ -8013,6 +7869,7 @@
           <w:color w:val="000000" w:themeColor="text1"/>
           <w:sz w:val="24"/>
           <w:szCs w:val="24"/>
+          <w:lang w:val="en-US"/>
         </w:rPr>
         <w:t xml:space="preserve"> </w:t>
       </w:r>
@@ -8021,6 +7878,7 @@
           <w:rFonts w:ascii="Times New Roman" w:hAnsi="Times New Roman" w:cs="Times New Roman"/>
           <w:sz w:val="24"/>
           <w:szCs w:val="24"/>
+          <w:lang w:val="en-US"/>
         </w:rPr>
         <w:t xml:space="preserve">a </w:t>
       </w:r>
@@ -8030,6 +7888,7 @@
           <w:color w:val="000000" w:themeColor="text1"/>
           <w:sz w:val="24"/>
           <w:szCs w:val="24"/>
+          <w:lang w:val="en-US"/>
         </w:rPr>
         <w:t>200 OK</w:t>
       </w:r>
@@ -8038,6 +7897,7 @@
           <w:rFonts w:ascii="Times New Roman" w:hAnsi="Times New Roman" w:cs="Times New Roman"/>
           <w:sz w:val="24"/>
           <w:szCs w:val="24"/>
+          <w:lang w:val="en-US"/>
         </w:rPr>
         <w:t xml:space="preserve">, </w:t>
       </w:r>
@@ -8047,27 +7907,47 @@
           <w:color w:val="000000" w:themeColor="text1"/>
           <w:sz w:val="24"/>
           <w:szCs w:val="24"/>
-        </w:rPr>
-        <w:t xml:space="preserve">400 Bad </w:t>
-      </w:r>
-      <w:proofErr w:type="spellStart"/>
+          <w:lang w:val="en-US"/>
+        </w:rPr>
+        <w:t>400 Bad Request</w:t>
+      </w:r>
+      <w:r>
+        <w:rPr>
+          <w:rFonts w:ascii="Times New Roman" w:hAnsi="Times New Roman" w:cs="Times New Roman"/>
+          <w:sz w:val="24"/>
+          <w:szCs w:val="24"/>
+          <w:lang w:val="en-US"/>
+        </w:rPr>
+        <w:t xml:space="preserve">, </w:t>
+      </w:r>
       <w:r>
         <w:rPr>
           <w:rFonts w:ascii="Times New Roman" w:eastAsia="Consolas" w:hAnsi="Times New Roman" w:cs="Times New Roman"/>
           <w:color w:val="000000" w:themeColor="text1"/>
           <w:sz w:val="24"/>
           <w:szCs w:val="24"/>
-        </w:rPr>
-        <w:t>Request</w:t>
-      </w:r>
-      <w:proofErr w:type="spellEnd"/>
-      <w:r>
-        <w:rPr>
-          <w:rFonts w:ascii="Times New Roman" w:hAnsi="Times New Roman" w:cs="Times New Roman"/>
-          <w:sz w:val="24"/>
-          <w:szCs w:val="24"/>
-        </w:rPr>
-        <w:t xml:space="preserve">, </w:t>
+          <w:lang w:val="en-US"/>
+        </w:rPr>
+        <w:t>404 Not Found</w:t>
+      </w:r>
+      <w:r>
+        <w:rPr>
+          <w:rFonts w:ascii="Times New Roman" w:hAnsi="Times New Roman" w:cs="Times New Roman"/>
+          <w:color w:val="000000" w:themeColor="text1"/>
+          <w:sz w:val="24"/>
+          <w:szCs w:val="24"/>
+          <w:lang w:val="en-US"/>
+        </w:rPr>
+        <w:t xml:space="preserve"> </w:t>
+      </w:r>
+      <w:r>
+        <w:rPr>
+          <w:rFonts w:ascii="Times New Roman" w:hAnsi="Times New Roman" w:cs="Times New Roman"/>
+          <w:sz w:val="24"/>
+          <w:szCs w:val="24"/>
+          <w:lang w:val="en-US"/>
+        </w:rPr>
+        <w:t xml:space="preserve">o </w:t>
       </w:r>
       <w:r>
         <w:rPr>
@@ -8075,51 +7955,16 @@
           <w:color w:val="000000" w:themeColor="text1"/>
           <w:sz w:val="24"/>
           <w:szCs w:val="24"/>
-        </w:rPr>
-        <w:t>404 Not Found</w:t>
-      </w:r>
-      <w:r>
-        <w:rPr>
-          <w:rFonts w:ascii="Times New Roman" w:hAnsi="Times New Roman" w:cs="Times New Roman"/>
-          <w:color w:val="000000" w:themeColor="text1"/>
-          <w:sz w:val="24"/>
-          <w:szCs w:val="24"/>
-        </w:rPr>
-        <w:t xml:space="preserve"> </w:t>
-      </w:r>
-      <w:r>
-        <w:rPr>
-          <w:rFonts w:ascii="Times New Roman" w:hAnsi="Times New Roman" w:cs="Times New Roman"/>
-          <w:sz w:val="24"/>
-          <w:szCs w:val="24"/>
-        </w:rPr>
-        <w:t xml:space="preserve">o </w:t>
-      </w:r>
-      <w:r>
-        <w:rPr>
-          <w:rFonts w:ascii="Times New Roman" w:eastAsia="Consolas" w:hAnsi="Times New Roman" w:cs="Times New Roman"/>
-          <w:color w:val="000000" w:themeColor="text1"/>
-          <w:sz w:val="24"/>
-          <w:szCs w:val="24"/>
-        </w:rPr>
-        <w:t xml:space="preserve">401 </w:t>
-      </w:r>
-      <w:proofErr w:type="spellStart"/>
-      <w:r>
-        <w:rPr>
-          <w:rFonts w:ascii="Times New Roman" w:eastAsia="Consolas" w:hAnsi="Times New Roman" w:cs="Times New Roman"/>
-          <w:color w:val="000000" w:themeColor="text1"/>
-          <w:sz w:val="24"/>
-          <w:szCs w:val="24"/>
-        </w:rPr>
-        <w:t>Unauthorized</w:t>
-      </w:r>
-      <w:proofErr w:type="spellEnd"/>
-      <w:r>
-        <w:rPr>
-          <w:rFonts w:ascii="Times New Roman" w:hAnsi="Times New Roman" w:cs="Times New Roman"/>
-          <w:sz w:val="24"/>
-          <w:szCs w:val="24"/>
+          <w:lang w:val="en-US"/>
+        </w:rPr>
+        <w:t>401 Unauthorized</w:t>
+      </w:r>
+      <w:r>
+        <w:rPr>
+          <w:rFonts w:ascii="Times New Roman" w:hAnsi="Times New Roman" w:cs="Times New Roman"/>
+          <w:sz w:val="24"/>
+          <w:szCs w:val="24"/>
+          <w:lang w:val="en-US"/>
         </w:rPr>
         <w:t>.</w:t>
       </w:r>
@@ -8431,7 +8276,7 @@
         </w:rPr>
       </w:pPr>
       <w:bookmarkStart w:id="24" w:name="_Toc241777996"/>
-      <w:bookmarkStart w:id="25" w:name="_Toc241782557"/>
+      <w:bookmarkStart w:id="25" w:name="_Toc242038130"/>
       <w:r>
         <w:rPr>
           <w:rFonts w:ascii="Times New Roman" w:hAnsi="Times New Roman" w:cs="Times New Roman"/>
@@ -9019,7 +8864,7 @@
         </w:rPr>
       </w:pPr>
       <w:bookmarkStart w:id="26" w:name="_Toc241777997"/>
-      <w:bookmarkStart w:id="27" w:name="_Toc241782558"/>
+      <w:bookmarkStart w:id="27" w:name="_Toc242038131"/>
       <w:r>
         <w:rPr>
           <w:rFonts w:ascii="Times New Roman" w:hAnsi="Times New Roman" w:cs="Times New Roman"/>
@@ -9090,24 +8935,49 @@
           <w:color w:val="000000" w:themeColor="text1"/>
           <w:sz w:val="24"/>
           <w:szCs w:val="24"/>
-        </w:rPr>
-      </w:pPr>
-      <w:r>
-        <w:rPr>
-          <w:rFonts w:ascii="Times New Roman" w:hAnsi="Times New Roman" w:cs="Times New Roman"/>
-          <w:color w:val="000000" w:themeColor="text1"/>
-          <w:sz w:val="24"/>
-          <w:szCs w:val="24"/>
-        </w:rPr>
-        <w:t xml:space="preserve">Respuesta uniforme </w:t>
+          <w:lang w:val="en-US"/>
+        </w:rPr>
+      </w:pPr>
+      <w:r>
+        <w:rPr>
+          <w:rFonts w:ascii="Times New Roman" w:hAnsi="Times New Roman" w:cs="Times New Roman"/>
+          <w:color w:val="000000" w:themeColor="text1"/>
+          <w:sz w:val="24"/>
+          <w:szCs w:val="24"/>
+          <w:lang w:val="en-US"/>
+        </w:rPr>
+        <w:t xml:space="preserve">Respuesta </w:t>
       </w:r>
       <w:proofErr w:type="spellStart"/>
       <w:r>
         <w:rPr>
+          <w:rFonts w:ascii="Times New Roman" w:hAnsi="Times New Roman" w:cs="Times New Roman"/>
+          <w:color w:val="000000" w:themeColor="text1"/>
+          <w:sz w:val="24"/>
+          <w:szCs w:val="24"/>
+          <w:lang w:val="en-US"/>
+        </w:rPr>
+        <w:t>uniforme</w:t>
+      </w:r>
+      <w:proofErr w:type="spellEnd"/>
+      <w:r>
+        <w:rPr>
+          <w:rFonts w:ascii="Times New Roman" w:hAnsi="Times New Roman" w:cs="Times New Roman"/>
+          <w:color w:val="000000" w:themeColor="text1"/>
+          <w:sz w:val="24"/>
+          <w:szCs w:val="24"/>
+          <w:lang w:val="en-US"/>
+        </w:rPr>
+        <w:t xml:space="preserve"> </w:t>
+      </w:r>
+      <w:proofErr w:type="spellStart"/>
+      <w:r>
+        <w:rPr>
           <w:rFonts w:ascii="Times New Roman" w:eastAsia="Consolas" w:hAnsi="Times New Roman" w:cs="Times New Roman"/>
           <w:color w:val="000000" w:themeColor="text1"/>
           <w:sz w:val="24"/>
           <w:szCs w:val="24"/>
+          <w:lang w:val="en-US"/>
         </w:rPr>
         <w:t>ApiResponse</w:t>
       </w:r>
@@ -9118,6 +8988,7 @@
           <w:color w:val="000000" w:themeColor="text1"/>
           <w:sz w:val="24"/>
           <w:szCs w:val="24"/>
+          <w:lang w:val="en-US"/>
         </w:rPr>
         <w:t>&lt;T&gt;</w:t>
       </w:r>
@@ -9127,6 +8998,7 @@
           <w:color w:val="000000" w:themeColor="text1"/>
           <w:sz w:val="24"/>
           <w:szCs w:val="24"/>
+          <w:lang w:val="en-US"/>
         </w:rPr>
         <w:t xml:space="preserve"> con </w:t>
       </w:r>
@@ -9137,6 +9009,7 @@
           <w:color w:val="000000" w:themeColor="text1"/>
           <w:sz w:val="24"/>
           <w:szCs w:val="24"/>
+          <w:lang w:val="en-US"/>
         </w:rPr>
         <w:t>IsSuccess</w:t>
       </w:r>
@@ -9147,26 +9020,27 @@
           <w:color w:val="000000" w:themeColor="text1"/>
           <w:sz w:val="24"/>
           <w:szCs w:val="24"/>
+          <w:lang w:val="en-US"/>
         </w:rPr>
         <w:t xml:space="preserve">, </w:t>
       </w:r>
-      <w:proofErr w:type="spellStart"/>
       <w:r>
         <w:rPr>
           <w:rFonts w:ascii="Times New Roman" w:eastAsia="Consolas" w:hAnsi="Times New Roman" w:cs="Times New Roman"/>
           <w:color w:val="000000" w:themeColor="text1"/>
           <w:sz w:val="24"/>
           <w:szCs w:val="24"/>
+          <w:lang w:val="en-US"/>
         </w:rPr>
         <w:t>Message</w:t>
       </w:r>
-      <w:proofErr w:type="spellEnd"/>
-      <w:r>
-        <w:rPr>
-          <w:rFonts w:ascii="Times New Roman" w:hAnsi="Times New Roman" w:cs="Times New Roman"/>
-          <w:color w:val="000000" w:themeColor="text1"/>
-          <w:sz w:val="24"/>
-          <w:szCs w:val="24"/>
+      <w:r>
+        <w:rPr>
+          <w:rFonts w:ascii="Times New Roman" w:hAnsi="Times New Roman" w:cs="Times New Roman"/>
+          <w:color w:val="000000" w:themeColor="text1"/>
+          <w:sz w:val="24"/>
+          <w:szCs w:val="24"/>
+          <w:lang w:val="en-US"/>
         </w:rPr>
         <w:t xml:space="preserve"> y </w:t>
       </w:r>
@@ -9176,6 +9050,7 @@
           <w:color w:val="000000" w:themeColor="text1"/>
           <w:sz w:val="24"/>
           <w:szCs w:val="24"/>
+          <w:lang w:val="en-US"/>
         </w:rPr>
         <w:t>Data</w:t>
       </w:r>
@@ -9185,6 +9060,7 @@
           <w:color w:val="000000" w:themeColor="text1"/>
           <w:sz w:val="24"/>
           <w:szCs w:val="24"/>
+          <w:lang w:val="en-US"/>
         </w:rPr>
         <w:t>.</w:t>
       </w:r>
@@ -9590,7 +9466,7 @@
         </w:rPr>
       </w:pPr>
       <w:bookmarkStart w:id="28" w:name="_Toc241777998"/>
-      <w:bookmarkStart w:id="29" w:name="_Toc241782559"/>
+      <w:bookmarkStart w:id="29" w:name="_Toc242038132"/>
       <w:r>
         <w:rPr>
           <w:rFonts w:ascii="Times New Roman" w:hAnsi="Times New Roman" w:cs="Times New Roman"/>
@@ -9726,7 +9602,7 @@
         </w:rPr>
       </w:pPr>
       <w:bookmarkStart w:id="30" w:name="_Toc241777999"/>
-      <w:bookmarkStart w:id="31" w:name="_Toc241782560"/>
+      <w:bookmarkStart w:id="31" w:name="_Toc242038133"/>
       <w:r>
         <w:rPr>
           <w:rFonts w:ascii="Times New Roman" w:hAnsi="Times New Roman" w:cs="Times New Roman"/>
@@ -10107,7 +9983,7 @@
           <w:noProof/>
         </w:rPr>
         <w:drawing>
-          <wp:anchor distT="0" distB="0" distL="114300" distR="114300" simplePos="0" relativeHeight="251660288" behindDoc="0" locked="0" layoutInCell="1" allowOverlap="1" wp14:anchorId="1E0E4944" wp14:editId="2BEB5C6F">
+          <wp:anchor distT="0" distB="0" distL="114300" distR="114300" simplePos="0" relativeHeight="251660288" behindDoc="0" locked="0" layoutInCell="1" allowOverlap="1" wp14:anchorId="1E0E4944" wp14:editId="6BAC9BF8">
             <wp:simplePos x="0" y="0"/>
             <wp:positionH relativeFrom="margin">
               <wp:align>center</wp:align>
@@ -10583,7 +10459,7 @@
         </w:rPr>
       </w:pPr>
       <w:bookmarkStart w:id="32" w:name="_Toc241778000"/>
-      <w:bookmarkStart w:id="33" w:name="_Toc241782561"/>
+      <w:bookmarkStart w:id="33" w:name="_Toc242038134"/>
       <w:r>
         <w:rPr>
           <w:rFonts w:ascii="Times New Roman" w:hAnsi="Times New Roman" w:cs="Times New Roman"/>
@@ -12005,7 +11881,7 @@
         </w:rPr>
       </w:pPr>
       <w:bookmarkStart w:id="34" w:name="_Toc241778001"/>
-      <w:bookmarkStart w:id="35" w:name="_Toc241782562"/>
+      <w:bookmarkStart w:id="35" w:name="_Toc242038135"/>
       <w:r>
         <w:rPr>
           <w:rFonts w:ascii="Times New Roman" w:hAnsi="Times New Roman" w:cs="Times New Roman"/>
@@ -12467,9 +12343,30 @@
           <w:sz w:val="24"/>
           <w:szCs w:val="24"/>
         </w:rPr>
+        <w:sectPr>
+          <w:headerReference w:type="default" r:id="rId18"/>
+          <w:footerReference w:type="default" r:id="rId19"/>
+          <w:pgSz w:w="11906" w:h="16838"/>
+          <w:pgMar w:top="1134" w:right="1134" w:bottom="1134" w:left="1134" w:header="708" w:footer="708" w:gutter="0"/>
+          <w:cols w:space="720"/>
+          <w:titlePg/>
+          <w:docGrid w:linePitch="360"/>
+        </w:sectPr>
       </w:pPr>
       <w:bookmarkStart w:id="36" w:name="_Toc241778003"/>
-      <w:bookmarkStart w:id="37" w:name="_Toc241782563"/>
+    </w:p>
+    <w:p>
+      <w:pPr>
+        <w:pStyle w:val="Ttulo1"/>
+        <w:pageBreakBefore/>
+        <w:rPr>
+          <w:rFonts w:ascii="Times New Roman" w:hAnsi="Times New Roman" w:cs="Times New Roman"/>
+          <w:color w:val="000000" w:themeColor="text1"/>
+          <w:sz w:val="24"/>
+          <w:szCs w:val="24"/>
+        </w:rPr>
+      </w:pPr>
+      <w:bookmarkStart w:id="37" w:name="_Toc242038136"/>
       <w:r>
         <w:rPr>
           <w:rFonts w:ascii="Times New Roman" w:hAnsi="Times New Roman" w:cs="Times New Roman"/>
@@ -12494,7 +12391,7 @@
         </w:rPr>
       </w:pPr>
       <w:bookmarkStart w:id="38" w:name="_Toc241778004"/>
-      <w:bookmarkStart w:id="39" w:name="_Toc241782564"/>
+      <w:bookmarkStart w:id="39" w:name="_Toc242038137"/>
       <w:r>
         <w:rPr>
           <w:rFonts w:ascii="Times New Roman" w:hAnsi="Times New Roman" w:cs="Times New Roman"/>
@@ -12638,6 +12535,267 @@
     </w:p>
     <w:p>
       <w:pPr>
+        <w:spacing w:after="120" w:line="276" w:lineRule="auto"/>
+        <w:rPr>
+          <w:rFonts w:ascii="Times New Roman" w:hAnsi="Times New Roman" w:cs="Times New Roman"/>
+          <w:color w:val="000000" w:themeColor="text1"/>
+          <w:sz w:val="24"/>
+          <w:szCs w:val="24"/>
+        </w:rPr>
+      </w:pPr>
+      <w:r>
+        <w:rPr>
+          <w:rFonts w:ascii="Times New Roman" w:hAnsi="Times New Roman" w:cs="Times New Roman"/>
+          <w:color w:val="000000" w:themeColor="text1"/>
+          <w:sz w:val="24"/>
+          <w:szCs w:val="24"/>
+        </w:rPr>
+        <w:drawing>
+          <wp:anchor distT="0" distB="0" distL="114300" distR="114300" simplePos="0" relativeHeight="251667456" behindDoc="0" locked="0" layoutInCell="1" allowOverlap="1" wp14:anchorId="11ECE809" wp14:editId="7906B2AE">
+            <wp:simplePos x="0" y="0"/>
+            <wp:positionH relativeFrom="margin">
+              <wp:posOffset>389399</wp:posOffset>
+            </wp:positionH>
+            <wp:positionV relativeFrom="paragraph">
+              <wp:posOffset>85730</wp:posOffset>
+            </wp:positionV>
+            <wp:extent cx="8295453" cy="4940834"/>
+            <wp:effectExtent l="0" t="0" r="0" b="0"/>
+            <wp:wrapNone/>
+            <wp:docPr id="909676314" name="Imagen 1"/>
+            <wp:cNvGraphicFramePr>
+              <a:graphicFrameLocks xmlns:a="http://schemas.openxmlformats.org/drawingml/2006/main" noChangeAspect="1"/>
+            </wp:cNvGraphicFramePr>
+            <a:graphic xmlns:a="http://schemas.openxmlformats.org/drawingml/2006/main">
+              <a:graphicData uri="http://schemas.openxmlformats.org/drawingml/2006/picture">
+                <pic:pic xmlns:pic="http://schemas.openxmlformats.org/drawingml/2006/picture">
+                  <pic:nvPicPr>
+                    <pic:cNvPr id="909676314" name=""/>
+                    <pic:cNvPicPr/>
+                  </pic:nvPicPr>
+                  <pic:blipFill>
+                    <a:blip r:embed="rId20">
+                      <a:extLst>
+                        <a:ext uri="{28A0092B-C50C-407E-A947-70E740481C1C}">
+                          <a14:useLocalDpi xmlns:a14="http://schemas.microsoft.com/office/drawing/2010/main" val="0"/>
+                        </a:ext>
+                      </a:extLst>
+                    </a:blip>
+                    <a:stretch>
+                      <a:fillRect/>
+                    </a:stretch>
+                  </pic:blipFill>
+                  <pic:spPr>
+                    <a:xfrm>
+                      <a:off x="0" y="0"/>
+                      <a:ext cx="8295453" cy="4940834"/>
+                    </a:xfrm>
+                    <a:prstGeom prst="rect">
+                      <a:avLst/>
+                    </a:prstGeom>
+                  </pic:spPr>
+                </pic:pic>
+              </a:graphicData>
+            </a:graphic>
+            <wp14:sizeRelH relativeFrom="page">
+              <wp14:pctWidth>0</wp14:pctWidth>
+            </wp14:sizeRelH>
+            <wp14:sizeRelV relativeFrom="page">
+              <wp14:pctHeight>0</wp14:pctHeight>
+            </wp14:sizeRelV>
+          </wp:anchor>
+        </w:drawing>
+      </w:r>
+    </w:p>
+    <w:p>
+      <w:pPr>
+        <w:spacing w:after="120" w:line="276" w:lineRule="auto"/>
+        <w:rPr>
+          <w:rFonts w:ascii="Times New Roman" w:hAnsi="Times New Roman" w:cs="Times New Roman"/>
+          <w:color w:val="000000" w:themeColor="text1"/>
+          <w:sz w:val="24"/>
+          <w:szCs w:val="24"/>
+        </w:rPr>
+      </w:pPr>
+    </w:p>
+    <w:p>
+      <w:pPr>
+        <w:spacing w:after="120" w:line="276" w:lineRule="auto"/>
+        <w:rPr>
+          <w:rFonts w:ascii="Times New Roman" w:hAnsi="Times New Roman" w:cs="Times New Roman"/>
+          <w:color w:val="000000" w:themeColor="text1"/>
+          <w:sz w:val="24"/>
+          <w:szCs w:val="24"/>
+        </w:rPr>
+      </w:pPr>
+    </w:p>
+    <w:p>
+      <w:pPr>
+        <w:spacing w:after="120" w:line="276" w:lineRule="auto"/>
+        <w:rPr>
+          <w:rFonts w:ascii="Times New Roman" w:hAnsi="Times New Roman" w:cs="Times New Roman"/>
+          <w:color w:val="000000" w:themeColor="text1"/>
+          <w:sz w:val="24"/>
+          <w:szCs w:val="24"/>
+        </w:rPr>
+      </w:pPr>
+    </w:p>
+    <w:p>
+      <w:pPr>
+        <w:spacing w:after="120" w:line="276" w:lineRule="auto"/>
+        <w:rPr>
+          <w:rFonts w:ascii="Times New Roman" w:hAnsi="Times New Roman" w:cs="Times New Roman"/>
+          <w:color w:val="000000" w:themeColor="text1"/>
+          <w:sz w:val="24"/>
+          <w:szCs w:val="24"/>
+        </w:rPr>
+      </w:pPr>
+    </w:p>
+    <w:p>
+      <w:pPr>
+        <w:spacing w:after="120" w:line="276" w:lineRule="auto"/>
+        <w:rPr>
+          <w:rFonts w:ascii="Times New Roman" w:hAnsi="Times New Roman" w:cs="Times New Roman"/>
+          <w:color w:val="000000" w:themeColor="text1"/>
+          <w:sz w:val="24"/>
+          <w:szCs w:val="24"/>
+        </w:rPr>
+      </w:pPr>
+    </w:p>
+    <w:p>
+      <w:pPr>
+        <w:spacing w:after="120" w:line="276" w:lineRule="auto"/>
+        <w:rPr>
+          <w:rFonts w:ascii="Times New Roman" w:hAnsi="Times New Roman" w:cs="Times New Roman"/>
+          <w:color w:val="000000" w:themeColor="text1"/>
+          <w:sz w:val="24"/>
+          <w:szCs w:val="24"/>
+        </w:rPr>
+      </w:pPr>
+    </w:p>
+    <w:p>
+      <w:pPr>
+        <w:spacing w:after="120" w:line="276" w:lineRule="auto"/>
+        <w:rPr>
+          <w:rFonts w:ascii="Times New Roman" w:hAnsi="Times New Roman" w:cs="Times New Roman"/>
+          <w:color w:val="000000" w:themeColor="text1"/>
+          <w:sz w:val="24"/>
+          <w:szCs w:val="24"/>
+        </w:rPr>
+      </w:pPr>
+    </w:p>
+    <w:p>
+      <w:pPr>
+        <w:spacing w:after="120" w:line="276" w:lineRule="auto"/>
+        <w:rPr>
+          <w:rFonts w:ascii="Times New Roman" w:hAnsi="Times New Roman" w:cs="Times New Roman"/>
+          <w:color w:val="000000" w:themeColor="text1"/>
+          <w:sz w:val="24"/>
+          <w:szCs w:val="24"/>
+        </w:rPr>
+      </w:pPr>
+    </w:p>
+    <w:p>
+      <w:pPr>
+        <w:spacing w:after="120" w:line="276" w:lineRule="auto"/>
+        <w:rPr>
+          <w:rFonts w:ascii="Times New Roman" w:hAnsi="Times New Roman" w:cs="Times New Roman"/>
+          <w:color w:val="000000" w:themeColor="text1"/>
+          <w:sz w:val="24"/>
+          <w:szCs w:val="24"/>
+        </w:rPr>
+      </w:pPr>
+    </w:p>
+    <w:p>
+      <w:pPr>
+        <w:spacing w:after="120" w:line="276" w:lineRule="auto"/>
+        <w:rPr>
+          <w:rFonts w:ascii="Times New Roman" w:hAnsi="Times New Roman" w:cs="Times New Roman"/>
+          <w:color w:val="000000" w:themeColor="text1"/>
+          <w:sz w:val="24"/>
+          <w:szCs w:val="24"/>
+        </w:rPr>
+      </w:pPr>
+    </w:p>
+    <w:p>
+      <w:pPr>
+        <w:spacing w:after="120" w:line="276" w:lineRule="auto"/>
+        <w:rPr>
+          <w:rFonts w:ascii="Times New Roman" w:hAnsi="Times New Roman" w:cs="Times New Roman"/>
+          <w:color w:val="000000" w:themeColor="text1"/>
+          <w:sz w:val="24"/>
+          <w:szCs w:val="24"/>
+        </w:rPr>
+      </w:pPr>
+    </w:p>
+    <w:p>
+      <w:pPr>
+        <w:spacing w:after="120" w:line="276" w:lineRule="auto"/>
+        <w:rPr>
+          <w:rFonts w:ascii="Times New Roman" w:hAnsi="Times New Roman" w:cs="Times New Roman"/>
+          <w:color w:val="000000" w:themeColor="text1"/>
+          <w:sz w:val="24"/>
+          <w:szCs w:val="24"/>
+        </w:rPr>
+      </w:pPr>
+    </w:p>
+    <w:p>
+      <w:pPr>
+        <w:spacing w:after="120" w:line="276" w:lineRule="auto"/>
+        <w:rPr>
+          <w:rFonts w:ascii="Times New Roman" w:hAnsi="Times New Roman" w:cs="Times New Roman"/>
+          <w:color w:val="000000" w:themeColor="text1"/>
+          <w:sz w:val="24"/>
+          <w:szCs w:val="24"/>
+        </w:rPr>
+      </w:pPr>
+    </w:p>
+    <w:p>
+      <w:pPr>
+        <w:spacing w:after="120" w:line="276" w:lineRule="auto"/>
+        <w:rPr>
+          <w:rFonts w:ascii="Times New Roman" w:hAnsi="Times New Roman" w:cs="Times New Roman"/>
+          <w:color w:val="000000" w:themeColor="text1"/>
+          <w:sz w:val="24"/>
+          <w:szCs w:val="24"/>
+        </w:rPr>
+      </w:pPr>
+    </w:p>
+    <w:p>
+      <w:pPr>
+        <w:spacing w:after="120" w:line="276" w:lineRule="auto"/>
+        <w:rPr>
+          <w:rFonts w:ascii="Times New Roman" w:hAnsi="Times New Roman" w:cs="Times New Roman"/>
+          <w:color w:val="000000" w:themeColor="text1"/>
+          <w:sz w:val="24"/>
+          <w:szCs w:val="24"/>
+        </w:rPr>
+      </w:pPr>
+    </w:p>
+    <w:p>
+      <w:pPr>
+        <w:spacing w:after="120" w:line="276" w:lineRule="auto"/>
+        <w:rPr>
+          <w:rFonts w:ascii="Times New Roman" w:hAnsi="Times New Roman" w:cs="Times New Roman"/>
+          <w:color w:val="000000" w:themeColor="text1"/>
+          <w:sz w:val="24"/>
+          <w:szCs w:val="24"/>
+        </w:rPr>
+      </w:pPr>
+    </w:p>
+    <w:p>
+      <w:pPr>
+        <w:spacing w:after="120" w:line="276" w:lineRule="auto"/>
+        <w:rPr>
+          <w:rFonts w:ascii="Times New Roman" w:hAnsi="Times New Roman" w:cs="Times New Roman"/>
+          <w:color w:val="000000" w:themeColor="text1"/>
+          <w:sz w:val="24"/>
+          <w:szCs w:val="24"/>
+        </w:rPr>
+      </w:pPr>
+    </w:p>
+    <w:p>
+      <w:pPr>
         <w:pStyle w:val="Ttulo2"/>
         <w:rPr>
           <w:rFonts w:ascii="Times New Roman" w:hAnsi="Times New Roman" w:cs="Times New Roman"/>
@@ -12647,14 +12805,15 @@
         </w:rPr>
       </w:pPr>
       <w:bookmarkStart w:id="40" w:name="_Toc241778005"/>
-      <w:bookmarkStart w:id="41" w:name="_Toc241782565"/>
-      <w:r>
-        <w:rPr>
-          <w:rFonts w:ascii="Times New Roman" w:hAnsi="Times New Roman" w:cs="Times New Roman"/>
-          <w:color w:val="000000" w:themeColor="text1"/>
-          <w:sz w:val="24"/>
-          <w:szCs w:val="24"/>
-        </w:rPr>
+      <w:bookmarkStart w:id="41" w:name="_Toc242038138"/>
+      <w:r>
+        <w:rPr>
+          <w:rFonts w:ascii="Times New Roman" w:hAnsi="Times New Roman" w:cs="Times New Roman"/>
+          <w:color w:val="000000" w:themeColor="text1"/>
+          <w:sz w:val="24"/>
+          <w:szCs w:val="24"/>
+        </w:rPr>
+        <w:lastRenderedPageBreak/>
         <w:t>5.2 Tablas</w:t>
       </w:r>
       <w:bookmarkEnd w:id="40"/>
@@ -12662,7 +12821,7 @@
     </w:p>
     <w:tbl>
       <w:tblPr>
-        <w:tblW w:w="9638" w:type="dxa"/>
+        <w:tblW w:w="14737" w:type="dxa"/>
         <w:tblBorders>
           <w:top w:val="single" w:sz="4" w:space="0" w:color="auto"/>
           <w:left w:val="single" w:sz="4" w:space="0" w:color="auto"/>
@@ -12680,22 +12839,16 @@
       <w:tblGrid>
         <w:gridCol w:w="3245"/>
         <w:gridCol w:w="2134"/>
-        <w:gridCol w:w="2447"/>
-        <w:gridCol w:w="1812"/>
+        <w:gridCol w:w="6523"/>
+        <w:gridCol w:w="2835"/>
       </w:tblGrid>
       <w:tr>
-        <w:tblPrEx>
-          <w:tblCellMar>
-            <w:top w:w="0" w:type="dxa"/>
-            <w:bottom w:w="0" w:type="dxa"/>
-          </w:tblCellMar>
-        </w:tblPrEx>
         <w:trPr>
           <w:tblHeader/>
         </w:trPr>
         <w:tc>
           <w:tcPr>
-            <w:tcW w:w="3093" w:type="dxa"/>
+            <w:tcW w:w="3245" w:type="dxa"/>
             <w:tcBorders>
               <w:top w:val="single" w:sz="4" w:space="0" w:color="BFBFBF"/>
               <w:left w:val="single" w:sz="4" w:space="0" w:color="BFBFBF"/>
@@ -12731,7 +12884,7 @@
         </w:tc>
         <w:tc>
           <w:tcPr>
-            <w:tcW w:w="1013" w:type="dxa"/>
+            <w:tcW w:w="2134" w:type="dxa"/>
             <w:tcBorders>
               <w:top w:val="single" w:sz="4" w:space="0" w:color="BFBFBF"/>
               <w:left w:val="single" w:sz="4" w:space="0" w:color="BFBFBF"/>
@@ -12767,7 +12920,7 @@
         </w:tc>
         <w:tc>
           <w:tcPr>
-            <w:tcW w:w="3735" w:type="dxa"/>
+            <w:tcW w:w="6523" w:type="dxa"/>
             <w:tcBorders>
               <w:top w:val="single" w:sz="4" w:space="0" w:color="BFBFBF"/>
               <w:left w:val="single" w:sz="4" w:space="0" w:color="BFBFBF"/>
@@ -12803,7 +12956,7 @@
         </w:tc>
         <w:tc>
           <w:tcPr>
-            <w:tcW w:w="1797" w:type="dxa"/>
+            <w:tcW w:w="2835" w:type="dxa"/>
             <w:tcBorders>
               <w:top w:val="single" w:sz="4" w:space="0" w:color="BFBFBF"/>
               <w:left w:val="single" w:sz="4" w:space="0" w:color="BFBFBF"/>
@@ -12839,15 +12992,9 @@
         </w:tc>
       </w:tr>
       <w:tr>
-        <w:tblPrEx>
-          <w:tblCellMar>
-            <w:top w:w="0" w:type="dxa"/>
-            <w:bottom w:w="0" w:type="dxa"/>
-          </w:tblCellMar>
-        </w:tblPrEx>
-        <w:tc>
-          <w:tcPr>
-            <w:tcW w:w="3093" w:type="dxa"/>
+        <w:tc>
+          <w:tcPr>
+            <w:tcW w:w="3245" w:type="dxa"/>
             <w:tcBorders>
               <w:top w:val="single" w:sz="4" w:space="0" w:color="BFBFBF"/>
               <w:left w:val="single" w:sz="4" w:space="0" w:color="BFBFBF"/>
@@ -12881,7 +13028,7 @@
         </w:tc>
         <w:tc>
           <w:tcPr>
-            <w:tcW w:w="1013" w:type="dxa"/>
+            <w:tcW w:w="2134" w:type="dxa"/>
             <w:tcBorders>
               <w:top w:val="single" w:sz="4" w:space="0" w:color="BFBFBF"/>
               <w:left w:val="single" w:sz="4" w:space="0" w:color="BFBFBF"/>
@@ -12915,7 +13062,7 @@
         </w:tc>
         <w:tc>
           <w:tcPr>
-            <w:tcW w:w="3735" w:type="dxa"/>
+            <w:tcW w:w="6523" w:type="dxa"/>
             <w:tcBorders>
               <w:top w:val="single" w:sz="4" w:space="0" w:color="BFBFBF"/>
               <w:left w:val="single" w:sz="4" w:space="0" w:color="BFBFBF"/>
@@ -12995,7 +13142,7 @@
         </w:tc>
         <w:tc>
           <w:tcPr>
-            <w:tcW w:w="1797" w:type="dxa"/>
+            <w:tcW w:w="2835" w:type="dxa"/>
             <w:tcBorders>
               <w:top w:val="single" w:sz="4" w:space="0" w:color="BFBFBF"/>
               <w:left w:val="single" w:sz="4" w:space="0" w:color="BFBFBF"/>
@@ -13039,15 +13186,9 @@
         </w:tc>
       </w:tr>
       <w:tr>
-        <w:tblPrEx>
-          <w:tblCellMar>
-            <w:top w:w="0" w:type="dxa"/>
-            <w:bottom w:w="0" w:type="dxa"/>
-          </w:tblCellMar>
-        </w:tblPrEx>
-        <w:tc>
-          <w:tcPr>
-            <w:tcW w:w="3093" w:type="dxa"/>
+        <w:tc>
+          <w:tcPr>
+            <w:tcW w:w="3245" w:type="dxa"/>
             <w:tcBorders>
               <w:top w:val="single" w:sz="4" w:space="0" w:color="BFBFBF"/>
               <w:left w:val="single" w:sz="4" w:space="0" w:color="BFBFBF"/>
@@ -13081,7 +13222,7 @@
         </w:tc>
         <w:tc>
           <w:tcPr>
-            <w:tcW w:w="1013" w:type="dxa"/>
+            <w:tcW w:w="2134" w:type="dxa"/>
             <w:tcBorders>
               <w:top w:val="single" w:sz="4" w:space="0" w:color="BFBFBF"/>
               <w:left w:val="single" w:sz="4" w:space="0" w:color="BFBFBF"/>
@@ -13115,7 +13256,7 @@
         </w:tc>
         <w:tc>
           <w:tcPr>
-            <w:tcW w:w="3735" w:type="dxa"/>
+            <w:tcW w:w="6523" w:type="dxa"/>
             <w:tcBorders>
               <w:top w:val="single" w:sz="4" w:space="0" w:color="BFBFBF"/>
               <w:left w:val="single" w:sz="4" w:space="0" w:color="BFBFBF"/>
@@ -13159,7 +13300,7 @@
         </w:tc>
         <w:tc>
           <w:tcPr>
-            <w:tcW w:w="1797" w:type="dxa"/>
+            <w:tcW w:w="2835" w:type="dxa"/>
             <w:tcBorders>
               <w:top w:val="single" w:sz="4" w:space="0" w:color="BFBFBF"/>
               <w:left w:val="single" w:sz="4" w:space="0" w:color="BFBFBF"/>
@@ -13203,15 +13344,9 @@
         </w:tc>
       </w:tr>
       <w:tr>
-        <w:tblPrEx>
-          <w:tblCellMar>
-            <w:top w:w="0" w:type="dxa"/>
-            <w:bottom w:w="0" w:type="dxa"/>
-          </w:tblCellMar>
-        </w:tblPrEx>
-        <w:tc>
-          <w:tcPr>
-            <w:tcW w:w="3093" w:type="dxa"/>
+        <w:tc>
+          <w:tcPr>
+            <w:tcW w:w="3245" w:type="dxa"/>
             <w:tcBorders>
               <w:top w:val="single" w:sz="4" w:space="0" w:color="BFBFBF"/>
               <w:left w:val="single" w:sz="4" w:space="0" w:color="BFBFBF"/>
@@ -13245,7 +13380,7 @@
         </w:tc>
         <w:tc>
           <w:tcPr>
-            <w:tcW w:w="1013" w:type="dxa"/>
+            <w:tcW w:w="2134" w:type="dxa"/>
             <w:tcBorders>
               <w:top w:val="single" w:sz="4" w:space="0" w:color="BFBFBF"/>
               <w:left w:val="single" w:sz="4" w:space="0" w:color="BFBFBF"/>
@@ -13281,7 +13416,7 @@
         </w:tc>
         <w:tc>
           <w:tcPr>
-            <w:tcW w:w="3735" w:type="dxa"/>
+            <w:tcW w:w="6523" w:type="dxa"/>
             <w:tcBorders>
               <w:top w:val="single" w:sz="4" w:space="0" w:color="BFBFBF"/>
               <w:left w:val="single" w:sz="4" w:space="0" w:color="BFBFBF"/>
@@ -13353,7 +13488,7 @@
         </w:tc>
         <w:tc>
           <w:tcPr>
-            <w:tcW w:w="1797" w:type="dxa"/>
+            <w:tcW w:w="2835" w:type="dxa"/>
             <w:tcBorders>
               <w:top w:val="single" w:sz="4" w:space="0" w:color="BFBFBF"/>
               <w:left w:val="single" w:sz="4" w:space="0" w:color="BFBFBF"/>
@@ -13397,15 +13532,9 @@
         </w:tc>
       </w:tr>
       <w:tr>
-        <w:tblPrEx>
-          <w:tblCellMar>
-            <w:top w:w="0" w:type="dxa"/>
-            <w:bottom w:w="0" w:type="dxa"/>
-          </w:tblCellMar>
-        </w:tblPrEx>
-        <w:tc>
-          <w:tcPr>
-            <w:tcW w:w="3093" w:type="dxa"/>
+        <w:tc>
+          <w:tcPr>
+            <w:tcW w:w="3245" w:type="dxa"/>
             <w:tcBorders>
               <w:top w:val="single" w:sz="4" w:space="0" w:color="BFBFBF"/>
               <w:left w:val="single" w:sz="4" w:space="0" w:color="BFBFBF"/>
@@ -13439,7 +13568,7 @@
         </w:tc>
         <w:tc>
           <w:tcPr>
-            <w:tcW w:w="1013" w:type="dxa"/>
+            <w:tcW w:w="2134" w:type="dxa"/>
             <w:tcBorders>
               <w:top w:val="single" w:sz="4" w:space="0" w:color="BFBFBF"/>
               <w:left w:val="single" w:sz="4" w:space="0" w:color="BFBFBF"/>
@@ -13473,7 +13602,7 @@
         </w:tc>
         <w:tc>
           <w:tcPr>
-            <w:tcW w:w="3735" w:type="dxa"/>
+            <w:tcW w:w="6523" w:type="dxa"/>
             <w:tcBorders>
               <w:top w:val="single" w:sz="4" w:space="0" w:color="BFBFBF"/>
               <w:left w:val="single" w:sz="4" w:space="0" w:color="BFBFBF"/>
@@ -13527,7 +13656,7 @@
         </w:tc>
         <w:tc>
           <w:tcPr>
-            <w:tcW w:w="1797" w:type="dxa"/>
+            <w:tcW w:w="2835" w:type="dxa"/>
             <w:tcBorders>
               <w:top w:val="single" w:sz="4" w:space="0" w:color="BFBFBF"/>
               <w:left w:val="single" w:sz="4" w:space="0" w:color="BFBFBF"/>
@@ -13561,15 +13690,9 @@
         </w:tc>
       </w:tr>
       <w:tr>
-        <w:tblPrEx>
-          <w:tblCellMar>
-            <w:top w:w="0" w:type="dxa"/>
-            <w:bottom w:w="0" w:type="dxa"/>
-          </w:tblCellMar>
-        </w:tblPrEx>
-        <w:tc>
-          <w:tcPr>
-            <w:tcW w:w="3093" w:type="dxa"/>
+        <w:tc>
+          <w:tcPr>
+            <w:tcW w:w="3245" w:type="dxa"/>
             <w:tcBorders>
               <w:top w:val="single" w:sz="4" w:space="0" w:color="BFBFBF"/>
               <w:left w:val="single" w:sz="4" w:space="0" w:color="BFBFBF"/>
@@ -13603,7 +13726,7 @@
         </w:tc>
         <w:tc>
           <w:tcPr>
-            <w:tcW w:w="1013" w:type="dxa"/>
+            <w:tcW w:w="2134" w:type="dxa"/>
             <w:tcBorders>
               <w:top w:val="single" w:sz="4" w:space="0" w:color="BFBFBF"/>
               <w:left w:val="single" w:sz="4" w:space="0" w:color="BFBFBF"/>
@@ -13637,7 +13760,7 @@
         </w:tc>
         <w:tc>
           <w:tcPr>
-            <w:tcW w:w="3735" w:type="dxa"/>
+            <w:tcW w:w="6523" w:type="dxa"/>
             <w:tcBorders>
               <w:top w:val="single" w:sz="4" w:space="0" w:color="BFBFBF"/>
               <w:left w:val="single" w:sz="4" w:space="0" w:color="BFBFBF"/>
@@ -13735,7 +13858,7 @@
         </w:tc>
         <w:tc>
           <w:tcPr>
-            <w:tcW w:w="1797" w:type="dxa"/>
+            <w:tcW w:w="2835" w:type="dxa"/>
             <w:tcBorders>
               <w:top w:val="single" w:sz="4" w:space="0" w:color="BFBFBF"/>
               <w:left w:val="single" w:sz="4" w:space="0" w:color="BFBFBF"/>
@@ -13769,15 +13892,9 @@
         </w:tc>
       </w:tr>
       <w:tr>
-        <w:tblPrEx>
-          <w:tblCellMar>
-            <w:top w:w="0" w:type="dxa"/>
-            <w:bottom w:w="0" w:type="dxa"/>
-          </w:tblCellMar>
-        </w:tblPrEx>
-        <w:tc>
-          <w:tcPr>
-            <w:tcW w:w="3093" w:type="dxa"/>
+        <w:tc>
+          <w:tcPr>
+            <w:tcW w:w="3245" w:type="dxa"/>
             <w:tcBorders>
               <w:top w:val="single" w:sz="4" w:space="0" w:color="BFBFBF"/>
               <w:left w:val="single" w:sz="4" w:space="0" w:color="BFBFBF"/>
@@ -13811,7 +13928,7 @@
         </w:tc>
         <w:tc>
           <w:tcPr>
-            <w:tcW w:w="1013" w:type="dxa"/>
+            <w:tcW w:w="2134" w:type="dxa"/>
             <w:tcBorders>
               <w:top w:val="single" w:sz="4" w:space="0" w:color="BFBFBF"/>
               <w:left w:val="single" w:sz="4" w:space="0" w:color="BFBFBF"/>
@@ -13845,7 +13962,7 @@
         </w:tc>
         <w:tc>
           <w:tcPr>
-            <w:tcW w:w="3735" w:type="dxa"/>
+            <w:tcW w:w="6523" w:type="dxa"/>
             <w:tcBorders>
               <w:top w:val="single" w:sz="4" w:space="0" w:color="BFBFBF"/>
               <w:left w:val="single" w:sz="4" w:space="0" w:color="BFBFBF"/>
@@ -13925,7 +14042,7 @@
         </w:tc>
         <w:tc>
           <w:tcPr>
-            <w:tcW w:w="1797" w:type="dxa"/>
+            <w:tcW w:w="2835" w:type="dxa"/>
             <w:tcBorders>
               <w:top w:val="single" w:sz="4" w:space="0" w:color="BFBFBF"/>
               <w:left w:val="single" w:sz="4" w:space="0" w:color="BFBFBF"/>
@@ -13959,15 +14076,9 @@
         </w:tc>
       </w:tr>
       <w:tr>
-        <w:tblPrEx>
-          <w:tblCellMar>
-            <w:top w:w="0" w:type="dxa"/>
-            <w:bottom w:w="0" w:type="dxa"/>
-          </w:tblCellMar>
-        </w:tblPrEx>
-        <w:tc>
-          <w:tcPr>
-            <w:tcW w:w="3093" w:type="dxa"/>
+        <w:tc>
+          <w:tcPr>
+            <w:tcW w:w="3245" w:type="dxa"/>
             <w:tcBorders>
               <w:top w:val="single" w:sz="4" w:space="0" w:color="BFBFBF"/>
               <w:left w:val="single" w:sz="4" w:space="0" w:color="BFBFBF"/>
@@ -14001,7 +14112,7 @@
         </w:tc>
         <w:tc>
           <w:tcPr>
-            <w:tcW w:w="1013" w:type="dxa"/>
+            <w:tcW w:w="2134" w:type="dxa"/>
             <w:tcBorders>
               <w:top w:val="single" w:sz="4" w:space="0" w:color="BFBFBF"/>
               <w:left w:val="single" w:sz="4" w:space="0" w:color="BFBFBF"/>
@@ -14035,7 +14146,7 @@
         </w:tc>
         <w:tc>
           <w:tcPr>
-            <w:tcW w:w="3735" w:type="dxa"/>
+            <w:tcW w:w="6523" w:type="dxa"/>
             <w:tcBorders>
               <w:top w:val="single" w:sz="4" w:space="0" w:color="BFBFBF"/>
               <w:left w:val="single" w:sz="4" w:space="0" w:color="BFBFBF"/>
@@ -14097,7 +14208,7 @@
         </w:tc>
         <w:tc>
           <w:tcPr>
-            <w:tcW w:w="1797" w:type="dxa"/>
+            <w:tcW w:w="2835" w:type="dxa"/>
             <w:tcBorders>
               <w:top w:val="single" w:sz="4" w:space="0" w:color="BFBFBF"/>
               <w:left w:val="single" w:sz="4" w:space="0" w:color="BFBFBF"/>
@@ -14141,15 +14252,9 @@
         </w:tc>
       </w:tr>
       <w:tr>
-        <w:tblPrEx>
-          <w:tblCellMar>
-            <w:top w:w="0" w:type="dxa"/>
-            <w:bottom w:w="0" w:type="dxa"/>
-          </w:tblCellMar>
-        </w:tblPrEx>
-        <w:tc>
-          <w:tcPr>
-            <w:tcW w:w="3093" w:type="dxa"/>
+        <w:tc>
+          <w:tcPr>
+            <w:tcW w:w="3245" w:type="dxa"/>
             <w:tcBorders>
               <w:top w:val="single" w:sz="4" w:space="0" w:color="BFBFBF"/>
               <w:left w:val="single" w:sz="4" w:space="0" w:color="BFBFBF"/>
@@ -14183,7 +14288,7 @@
         </w:tc>
         <w:tc>
           <w:tcPr>
-            <w:tcW w:w="1013" w:type="dxa"/>
+            <w:tcW w:w="2134" w:type="dxa"/>
             <w:tcBorders>
               <w:top w:val="single" w:sz="4" w:space="0" w:color="BFBFBF"/>
               <w:left w:val="single" w:sz="4" w:space="0" w:color="BFBFBF"/>
@@ -14219,7 +14324,7 @@
         </w:tc>
         <w:tc>
           <w:tcPr>
-            <w:tcW w:w="3735" w:type="dxa"/>
+            <w:tcW w:w="6523" w:type="dxa"/>
             <w:tcBorders>
               <w:top w:val="single" w:sz="4" w:space="0" w:color="BFBFBF"/>
               <w:left w:val="single" w:sz="4" w:space="0" w:color="BFBFBF"/>
@@ -14281,7 +14386,7 @@
         </w:tc>
         <w:tc>
           <w:tcPr>
-            <w:tcW w:w="1797" w:type="dxa"/>
+            <w:tcW w:w="2835" w:type="dxa"/>
             <w:tcBorders>
               <w:top w:val="single" w:sz="4" w:space="0" w:color="BFBFBF"/>
               <w:left w:val="single" w:sz="4" w:space="0" w:color="BFBFBF"/>
@@ -14325,15 +14430,9 @@
         </w:tc>
       </w:tr>
       <w:tr>
-        <w:tblPrEx>
-          <w:tblCellMar>
-            <w:top w:w="0" w:type="dxa"/>
-            <w:bottom w:w="0" w:type="dxa"/>
-          </w:tblCellMar>
-        </w:tblPrEx>
-        <w:tc>
-          <w:tcPr>
-            <w:tcW w:w="3093" w:type="dxa"/>
+        <w:tc>
+          <w:tcPr>
+            <w:tcW w:w="3245" w:type="dxa"/>
             <w:tcBorders>
               <w:top w:val="single" w:sz="4" w:space="0" w:color="BFBFBF"/>
               <w:left w:val="single" w:sz="4" w:space="0" w:color="BFBFBF"/>
@@ -14367,7 +14466,7 @@
         </w:tc>
         <w:tc>
           <w:tcPr>
-            <w:tcW w:w="1013" w:type="dxa"/>
+            <w:tcW w:w="2134" w:type="dxa"/>
             <w:tcBorders>
               <w:top w:val="single" w:sz="4" w:space="0" w:color="BFBFBF"/>
               <w:left w:val="single" w:sz="4" w:space="0" w:color="BFBFBF"/>
@@ -14401,7 +14500,7 @@
         </w:tc>
         <w:tc>
           <w:tcPr>
-            <w:tcW w:w="3735" w:type="dxa"/>
+            <w:tcW w:w="6523" w:type="dxa"/>
             <w:tcBorders>
               <w:top w:val="single" w:sz="4" w:space="0" w:color="BFBFBF"/>
               <w:left w:val="single" w:sz="4" w:space="0" w:color="BFBFBF"/>
@@ -14463,7 +14562,7 @@
         </w:tc>
         <w:tc>
           <w:tcPr>
-            <w:tcW w:w="1797" w:type="dxa"/>
+            <w:tcW w:w="2835" w:type="dxa"/>
             <w:tcBorders>
               <w:top w:val="single" w:sz="4" w:space="0" w:color="BFBFBF"/>
               <w:left w:val="single" w:sz="4" w:space="0" w:color="BFBFBF"/>
@@ -14507,15 +14606,9 @@
         </w:tc>
       </w:tr>
       <w:tr>
-        <w:tblPrEx>
-          <w:tblCellMar>
-            <w:top w:w="0" w:type="dxa"/>
-            <w:bottom w:w="0" w:type="dxa"/>
-          </w:tblCellMar>
-        </w:tblPrEx>
-        <w:tc>
-          <w:tcPr>
-            <w:tcW w:w="3093" w:type="dxa"/>
+        <w:tc>
+          <w:tcPr>
+            <w:tcW w:w="3245" w:type="dxa"/>
             <w:tcBorders>
               <w:top w:val="single" w:sz="4" w:space="0" w:color="BFBFBF"/>
               <w:left w:val="single" w:sz="4" w:space="0" w:color="BFBFBF"/>
@@ -14549,7 +14642,7 @@
         </w:tc>
         <w:tc>
           <w:tcPr>
-            <w:tcW w:w="1013" w:type="dxa"/>
+            <w:tcW w:w="2134" w:type="dxa"/>
             <w:tcBorders>
               <w:top w:val="single" w:sz="4" w:space="0" w:color="BFBFBF"/>
               <w:left w:val="single" w:sz="4" w:space="0" w:color="BFBFBF"/>
@@ -14585,7 +14678,7 @@
         </w:tc>
         <w:tc>
           <w:tcPr>
-            <w:tcW w:w="3735" w:type="dxa"/>
+            <w:tcW w:w="6523" w:type="dxa"/>
             <w:tcBorders>
               <w:top w:val="single" w:sz="4" w:space="0" w:color="BFBFBF"/>
               <w:left w:val="single" w:sz="4" w:space="0" w:color="BFBFBF"/>
@@ -14647,7 +14740,7 @@
         </w:tc>
         <w:tc>
           <w:tcPr>
-            <w:tcW w:w="1797" w:type="dxa"/>
+            <w:tcW w:w="2835" w:type="dxa"/>
             <w:tcBorders>
               <w:top w:val="single" w:sz="4" w:space="0" w:color="BFBFBF"/>
               <w:left w:val="single" w:sz="4" w:space="0" w:color="BFBFBF"/>
@@ -14691,15 +14784,9 @@
         </w:tc>
       </w:tr>
       <w:tr>
-        <w:tblPrEx>
-          <w:tblCellMar>
-            <w:top w:w="0" w:type="dxa"/>
-            <w:bottom w:w="0" w:type="dxa"/>
-          </w:tblCellMar>
-        </w:tblPrEx>
-        <w:tc>
-          <w:tcPr>
-            <w:tcW w:w="3093" w:type="dxa"/>
+        <w:tc>
+          <w:tcPr>
+            <w:tcW w:w="3245" w:type="dxa"/>
             <w:tcBorders>
               <w:top w:val="single" w:sz="4" w:space="0" w:color="BFBFBF"/>
               <w:left w:val="single" w:sz="4" w:space="0" w:color="BFBFBF"/>
@@ -14733,7 +14820,7 @@
         </w:tc>
         <w:tc>
           <w:tcPr>
-            <w:tcW w:w="1013" w:type="dxa"/>
+            <w:tcW w:w="2134" w:type="dxa"/>
             <w:tcBorders>
               <w:top w:val="single" w:sz="4" w:space="0" w:color="BFBFBF"/>
               <w:left w:val="single" w:sz="4" w:space="0" w:color="BFBFBF"/>
@@ -14767,7 +14854,7 @@
         </w:tc>
         <w:tc>
           <w:tcPr>
-            <w:tcW w:w="3735" w:type="dxa"/>
+            <w:tcW w:w="6523" w:type="dxa"/>
             <w:tcBorders>
               <w:top w:val="single" w:sz="4" w:space="0" w:color="BFBFBF"/>
               <w:left w:val="single" w:sz="4" w:space="0" w:color="BFBFBF"/>
@@ -14883,7 +14970,7 @@
         </w:tc>
         <w:tc>
           <w:tcPr>
-            <w:tcW w:w="1797" w:type="dxa"/>
+            <w:tcW w:w="2835" w:type="dxa"/>
             <w:tcBorders>
               <w:top w:val="single" w:sz="4" w:space="0" w:color="BFBFBF"/>
               <w:left w:val="single" w:sz="4" w:space="0" w:color="BFBFBF"/>
@@ -14917,15 +15004,9 @@
         </w:tc>
       </w:tr>
       <w:tr>
-        <w:tblPrEx>
-          <w:tblCellMar>
-            <w:top w:w="0" w:type="dxa"/>
-            <w:bottom w:w="0" w:type="dxa"/>
-          </w:tblCellMar>
-        </w:tblPrEx>
-        <w:tc>
-          <w:tcPr>
-            <w:tcW w:w="3093" w:type="dxa"/>
+        <w:tc>
+          <w:tcPr>
+            <w:tcW w:w="3245" w:type="dxa"/>
             <w:tcBorders>
               <w:top w:val="single" w:sz="4" w:space="0" w:color="BFBFBF"/>
               <w:left w:val="single" w:sz="4" w:space="0" w:color="BFBFBF"/>
@@ -14959,7 +15040,7 @@
         </w:tc>
         <w:tc>
           <w:tcPr>
-            <w:tcW w:w="1013" w:type="dxa"/>
+            <w:tcW w:w="2134" w:type="dxa"/>
             <w:tcBorders>
               <w:top w:val="single" w:sz="4" w:space="0" w:color="BFBFBF"/>
               <w:left w:val="single" w:sz="4" w:space="0" w:color="BFBFBF"/>
@@ -14995,7 +15076,7 @@
         </w:tc>
         <w:tc>
           <w:tcPr>
-            <w:tcW w:w="3735" w:type="dxa"/>
+            <w:tcW w:w="6523" w:type="dxa"/>
             <w:tcBorders>
               <w:top w:val="single" w:sz="4" w:space="0" w:color="BFBFBF"/>
               <w:left w:val="single" w:sz="4" w:space="0" w:color="BFBFBF"/>
@@ -15093,7 +15174,7 @@
         </w:tc>
         <w:tc>
           <w:tcPr>
-            <w:tcW w:w="1797" w:type="dxa"/>
+            <w:tcW w:w="2835" w:type="dxa"/>
             <w:tcBorders>
               <w:top w:val="single" w:sz="4" w:space="0" w:color="BFBFBF"/>
               <w:left w:val="single" w:sz="4" w:space="0" w:color="BFBFBF"/>
@@ -15127,15 +15208,9 @@
         </w:tc>
       </w:tr>
       <w:tr>
-        <w:tblPrEx>
-          <w:tblCellMar>
-            <w:top w:w="0" w:type="dxa"/>
-            <w:bottom w:w="0" w:type="dxa"/>
-          </w:tblCellMar>
-        </w:tblPrEx>
-        <w:tc>
-          <w:tcPr>
-            <w:tcW w:w="3093" w:type="dxa"/>
+        <w:tc>
+          <w:tcPr>
+            <w:tcW w:w="3245" w:type="dxa"/>
             <w:tcBorders>
               <w:top w:val="single" w:sz="4" w:space="0" w:color="BFBFBF"/>
               <w:left w:val="single" w:sz="4" w:space="0" w:color="BFBFBF"/>
@@ -15169,7 +15244,7 @@
         </w:tc>
         <w:tc>
           <w:tcPr>
-            <w:tcW w:w="1013" w:type="dxa"/>
+            <w:tcW w:w="2134" w:type="dxa"/>
             <w:tcBorders>
               <w:top w:val="single" w:sz="4" w:space="0" w:color="BFBFBF"/>
               <w:left w:val="single" w:sz="4" w:space="0" w:color="BFBFBF"/>
@@ -15203,7 +15278,7 @@
         </w:tc>
         <w:tc>
           <w:tcPr>
-            <w:tcW w:w="3735" w:type="dxa"/>
+            <w:tcW w:w="6523" w:type="dxa"/>
             <w:tcBorders>
               <w:top w:val="single" w:sz="4" w:space="0" w:color="BFBFBF"/>
               <w:left w:val="single" w:sz="4" w:space="0" w:color="BFBFBF"/>
@@ -15293,7 +15368,7 @@
         </w:tc>
         <w:tc>
           <w:tcPr>
-            <w:tcW w:w="1797" w:type="dxa"/>
+            <w:tcW w:w="2835" w:type="dxa"/>
             <w:tcBorders>
               <w:top w:val="single" w:sz="4" w:space="0" w:color="BFBFBF"/>
               <w:left w:val="single" w:sz="4" w:space="0" w:color="BFBFBF"/>
@@ -15327,15 +15402,9 @@
         </w:tc>
       </w:tr>
       <w:tr>
-        <w:tblPrEx>
-          <w:tblCellMar>
-            <w:top w:w="0" w:type="dxa"/>
-            <w:bottom w:w="0" w:type="dxa"/>
-          </w:tblCellMar>
-        </w:tblPrEx>
-        <w:tc>
-          <w:tcPr>
-            <w:tcW w:w="3093" w:type="dxa"/>
+        <w:tc>
+          <w:tcPr>
+            <w:tcW w:w="3245" w:type="dxa"/>
             <w:tcBorders>
               <w:top w:val="single" w:sz="4" w:space="0" w:color="BFBFBF"/>
               <w:left w:val="single" w:sz="4" w:space="0" w:color="BFBFBF"/>
@@ -15369,7 +15438,7 @@
         </w:tc>
         <w:tc>
           <w:tcPr>
-            <w:tcW w:w="1013" w:type="dxa"/>
+            <w:tcW w:w="2134" w:type="dxa"/>
             <w:tcBorders>
               <w:top w:val="single" w:sz="4" w:space="0" w:color="BFBFBF"/>
               <w:left w:val="single" w:sz="4" w:space="0" w:color="BFBFBF"/>
@@ -15405,7 +15474,7 @@
         </w:tc>
         <w:tc>
           <w:tcPr>
-            <w:tcW w:w="3735" w:type="dxa"/>
+            <w:tcW w:w="6523" w:type="dxa"/>
             <w:tcBorders>
               <w:top w:val="single" w:sz="4" w:space="0" w:color="BFBFBF"/>
               <w:left w:val="single" w:sz="4" w:space="0" w:color="BFBFBF"/>
@@ -15467,7 +15536,7 @@
         </w:tc>
         <w:tc>
           <w:tcPr>
-            <w:tcW w:w="1797" w:type="dxa"/>
+            <w:tcW w:w="2835" w:type="dxa"/>
             <w:tcBorders>
               <w:top w:val="single" w:sz="4" w:space="0" w:color="BFBFBF"/>
               <w:left w:val="single" w:sz="4" w:space="0" w:color="BFBFBF"/>
@@ -15501,50 +15570,43 @@
         </w:tc>
       </w:tr>
       <w:tr>
-        <w:tblPrEx>
-          <w:tblCellMar>
-            <w:top w:w="0" w:type="dxa"/>
-            <w:bottom w:w="0" w:type="dxa"/>
-          </w:tblCellMar>
-        </w:tblPrEx>
-        <w:tc>
-          <w:tcPr>
-            <w:tcW w:w="3093" w:type="dxa"/>
-            <w:tcBorders>
-              <w:top w:val="single" w:sz="4" w:space="0" w:color="BFBFBF"/>
-              <w:left w:val="single" w:sz="4" w:space="0" w:color="BFBFBF"/>
-              <w:bottom w:val="single" w:sz="4" w:space="0" w:color="BFBFBF"/>
-              <w:right w:val="single" w:sz="4" w:space="0" w:color="BFBFBF"/>
-            </w:tcBorders>
-            <w:tcMar>
-              <w:top w:w="60" w:type="dxa"/>
-              <w:left w:w="100" w:type="dxa"/>
-              <w:bottom w:w="60" w:type="dxa"/>
-              <w:right w:w="100" w:type="dxa"/>
-            </w:tcMar>
-          </w:tcPr>
-          <w:p>
-            <w:pPr>
-              <w:rPr>
-                <w:rFonts w:ascii="Times New Roman" w:hAnsi="Times New Roman" w:cs="Times New Roman"/>
-                <w:sz w:val="20"/>
-                <w:szCs w:val="20"/>
-              </w:rPr>
-            </w:pPr>
-            <w:r>
-              <w:rPr>
-                <w:rFonts w:ascii="Times New Roman" w:hAnsi="Times New Roman" w:cs="Times New Roman"/>
-                <w:sz w:val="20"/>
-                <w:szCs w:val="20"/>
-              </w:rPr>
-              <w:lastRenderedPageBreak/>
+        <w:tc>
+          <w:tcPr>
+            <w:tcW w:w="3245" w:type="dxa"/>
+            <w:tcBorders>
+              <w:top w:val="single" w:sz="4" w:space="0" w:color="BFBFBF"/>
+              <w:left w:val="single" w:sz="4" w:space="0" w:color="BFBFBF"/>
+              <w:bottom w:val="single" w:sz="4" w:space="0" w:color="BFBFBF"/>
+              <w:right w:val="single" w:sz="4" w:space="0" w:color="BFBFBF"/>
+            </w:tcBorders>
+            <w:tcMar>
+              <w:top w:w="60" w:type="dxa"/>
+              <w:left w:w="100" w:type="dxa"/>
+              <w:bottom w:w="60" w:type="dxa"/>
+              <w:right w:w="100" w:type="dxa"/>
+            </w:tcMar>
+          </w:tcPr>
+          <w:p>
+            <w:pPr>
+              <w:rPr>
+                <w:rFonts w:ascii="Times New Roman" w:hAnsi="Times New Roman" w:cs="Times New Roman"/>
+                <w:sz w:val="20"/>
+                <w:szCs w:val="20"/>
+              </w:rPr>
+            </w:pPr>
+            <w:r>
+              <w:rPr>
+                <w:rFonts w:ascii="Times New Roman" w:hAnsi="Times New Roman" w:cs="Times New Roman"/>
+                <w:sz w:val="20"/>
+                <w:szCs w:val="20"/>
+              </w:rPr>
               <w:t>VENTA</w:t>
             </w:r>
           </w:p>
         </w:tc>
         <w:tc>
           <w:tcPr>
-            <w:tcW w:w="1013" w:type="dxa"/>
+            <w:tcW w:w="2134" w:type="dxa"/>
             <w:tcBorders>
               <w:top w:val="single" w:sz="4" w:space="0" w:color="BFBFBF"/>
               <w:left w:val="single" w:sz="4" w:space="0" w:color="BFBFBF"/>
@@ -15580,7 +15642,7 @@
         </w:tc>
         <w:tc>
           <w:tcPr>
-            <w:tcW w:w="3735" w:type="dxa"/>
+            <w:tcW w:w="6523" w:type="dxa"/>
             <w:tcBorders>
               <w:top w:val="single" w:sz="4" w:space="0" w:color="BFBFBF"/>
               <w:left w:val="single" w:sz="4" w:space="0" w:color="BFBFBF"/>
@@ -15696,7 +15758,7 @@
         </w:tc>
         <w:tc>
           <w:tcPr>
-            <w:tcW w:w="1797" w:type="dxa"/>
+            <w:tcW w:w="2835" w:type="dxa"/>
             <w:tcBorders>
               <w:top w:val="single" w:sz="4" w:space="0" w:color="BFBFBF"/>
               <w:left w:val="single" w:sz="4" w:space="0" w:color="BFBFBF"/>
@@ -15730,15 +15792,9 @@
         </w:tc>
       </w:tr>
       <w:tr>
-        <w:tblPrEx>
-          <w:tblCellMar>
-            <w:top w:w="0" w:type="dxa"/>
-            <w:bottom w:w="0" w:type="dxa"/>
-          </w:tblCellMar>
-        </w:tblPrEx>
-        <w:tc>
-          <w:tcPr>
-            <w:tcW w:w="3093" w:type="dxa"/>
+        <w:tc>
+          <w:tcPr>
+            <w:tcW w:w="3245" w:type="dxa"/>
             <w:tcBorders>
               <w:top w:val="single" w:sz="4" w:space="0" w:color="BFBFBF"/>
               <w:left w:val="single" w:sz="4" w:space="0" w:color="BFBFBF"/>
@@ -15772,7 +15828,7 @@
         </w:tc>
         <w:tc>
           <w:tcPr>
-            <w:tcW w:w="1013" w:type="dxa"/>
+            <w:tcW w:w="2134" w:type="dxa"/>
             <w:tcBorders>
               <w:top w:val="single" w:sz="4" w:space="0" w:color="BFBFBF"/>
               <w:left w:val="single" w:sz="4" w:space="0" w:color="BFBFBF"/>
@@ -15808,7 +15864,7 @@
         </w:tc>
         <w:tc>
           <w:tcPr>
-            <w:tcW w:w="3735" w:type="dxa"/>
+            <w:tcW w:w="6523" w:type="dxa"/>
             <w:tcBorders>
               <w:top w:val="single" w:sz="4" w:space="0" w:color="BFBFBF"/>
               <w:left w:val="single" w:sz="4" w:space="0" w:color="BFBFBF"/>
@@ -15852,7 +15908,7 @@
         </w:tc>
         <w:tc>
           <w:tcPr>
-            <w:tcW w:w="1797" w:type="dxa"/>
+            <w:tcW w:w="2835" w:type="dxa"/>
             <w:tcBorders>
               <w:top w:val="single" w:sz="4" w:space="0" w:color="BFBFBF"/>
               <w:left w:val="single" w:sz="4" w:space="0" w:color="BFBFBF"/>
@@ -15886,15 +15942,9 @@
         </w:tc>
       </w:tr>
       <w:tr>
-        <w:tblPrEx>
-          <w:tblCellMar>
-            <w:top w:w="0" w:type="dxa"/>
-            <w:bottom w:w="0" w:type="dxa"/>
-          </w:tblCellMar>
-        </w:tblPrEx>
-        <w:tc>
-          <w:tcPr>
-            <w:tcW w:w="3093" w:type="dxa"/>
+        <w:tc>
+          <w:tcPr>
+            <w:tcW w:w="3245" w:type="dxa"/>
             <w:tcBorders>
               <w:top w:val="single" w:sz="4" w:space="0" w:color="BFBFBF"/>
               <w:left w:val="single" w:sz="4" w:space="0" w:color="BFBFBF"/>
@@ -15928,7 +15978,7 @@
         </w:tc>
         <w:tc>
           <w:tcPr>
-            <w:tcW w:w="1013" w:type="dxa"/>
+            <w:tcW w:w="2134" w:type="dxa"/>
             <w:tcBorders>
               <w:top w:val="single" w:sz="4" w:space="0" w:color="BFBFBF"/>
               <w:left w:val="single" w:sz="4" w:space="0" w:color="BFBFBF"/>
@@ -15962,7 +16012,7 @@
         </w:tc>
         <w:tc>
           <w:tcPr>
-            <w:tcW w:w="3735" w:type="dxa"/>
+            <w:tcW w:w="6523" w:type="dxa"/>
             <w:tcBorders>
               <w:top w:val="single" w:sz="4" w:space="0" w:color="BFBFBF"/>
               <w:left w:val="single" w:sz="4" w:space="0" w:color="BFBFBF"/>
@@ -16060,7 +16110,7 @@
         </w:tc>
         <w:tc>
           <w:tcPr>
-            <w:tcW w:w="1797" w:type="dxa"/>
+            <w:tcW w:w="2835" w:type="dxa"/>
             <w:tcBorders>
               <w:top w:val="single" w:sz="4" w:space="0" w:color="BFBFBF"/>
               <w:left w:val="single" w:sz="4" w:space="0" w:color="BFBFBF"/>
@@ -16094,15 +16144,9 @@
         </w:tc>
       </w:tr>
       <w:tr>
-        <w:tblPrEx>
-          <w:tblCellMar>
-            <w:top w:w="0" w:type="dxa"/>
-            <w:bottom w:w="0" w:type="dxa"/>
-          </w:tblCellMar>
-        </w:tblPrEx>
-        <w:tc>
-          <w:tcPr>
-            <w:tcW w:w="3093" w:type="dxa"/>
+        <w:tc>
+          <w:tcPr>
+            <w:tcW w:w="3245" w:type="dxa"/>
             <w:tcBorders>
               <w:top w:val="single" w:sz="4" w:space="0" w:color="BFBFBF"/>
               <w:left w:val="single" w:sz="4" w:space="0" w:color="BFBFBF"/>
@@ -16136,7 +16180,7 @@
         </w:tc>
         <w:tc>
           <w:tcPr>
-            <w:tcW w:w="1013" w:type="dxa"/>
+            <w:tcW w:w="2134" w:type="dxa"/>
             <w:tcBorders>
               <w:top w:val="single" w:sz="4" w:space="0" w:color="BFBFBF"/>
               <w:left w:val="single" w:sz="4" w:space="0" w:color="BFBFBF"/>
@@ -16172,7 +16216,7 @@
         </w:tc>
         <w:tc>
           <w:tcPr>
-            <w:tcW w:w="3735" w:type="dxa"/>
+            <w:tcW w:w="6523" w:type="dxa"/>
             <w:tcBorders>
               <w:top w:val="single" w:sz="4" w:space="0" w:color="BFBFBF"/>
               <w:left w:val="single" w:sz="4" w:space="0" w:color="BFBFBF"/>
@@ -16234,7 +16278,7 @@
         </w:tc>
         <w:tc>
           <w:tcPr>
-            <w:tcW w:w="1797" w:type="dxa"/>
+            <w:tcW w:w="2835" w:type="dxa"/>
             <w:tcBorders>
               <w:top w:val="single" w:sz="4" w:space="0" w:color="BFBFBF"/>
               <w:left w:val="single" w:sz="4" w:space="0" w:color="BFBFBF"/>
@@ -16382,16 +16426,35 @@
           <w:sz w:val="24"/>
           <w:szCs w:val="24"/>
         </w:rPr>
+        <w:sectPr>
+          <w:pgSz w:w="16838" w:h="11906" w:orient="landscape"/>
+          <w:pgMar w:top="1134" w:right="1134" w:bottom="1134" w:left="1134" w:header="709" w:footer="709" w:gutter="0"/>
+          <w:cols w:space="720"/>
+          <w:titlePg/>
+          <w:docGrid w:linePitch="360"/>
+        </w:sectPr>
       </w:pPr>
       <w:bookmarkStart w:id="42" w:name="_Toc241778006"/>
-      <w:bookmarkStart w:id="43" w:name="_Toc241782566"/>
-      <w:r>
-        <w:rPr>
-          <w:rFonts w:ascii="Times New Roman" w:hAnsi="Times New Roman" w:cs="Times New Roman"/>
-          <w:color w:val="000000" w:themeColor="text1"/>
-          <w:sz w:val="24"/>
-          <w:szCs w:val="24"/>
-        </w:rPr>
+    </w:p>
+    <w:p>
+      <w:pPr>
+        <w:pStyle w:val="Ttulo2"/>
+        <w:rPr>
+          <w:rFonts w:ascii="Times New Roman" w:hAnsi="Times New Roman" w:cs="Times New Roman"/>
+          <w:color w:val="000000" w:themeColor="text1"/>
+          <w:sz w:val="24"/>
+          <w:szCs w:val="24"/>
+        </w:rPr>
+      </w:pPr>
+      <w:bookmarkStart w:id="43" w:name="_Toc242038139"/>
+      <w:r>
+        <w:rPr>
+          <w:rFonts w:ascii="Times New Roman" w:hAnsi="Times New Roman" w:cs="Times New Roman"/>
+          <w:color w:val="000000" w:themeColor="text1"/>
+          <w:sz w:val="24"/>
+          <w:szCs w:val="24"/>
+        </w:rPr>
+        <w:lastRenderedPageBreak/>
         <w:t>5.3 Procedimientos almacenados</w:t>
       </w:r>
       <w:bookmarkEnd w:id="42"/>
@@ -16440,12 +16503,6 @@
         <w:gridCol w:w="3645"/>
       </w:tblGrid>
       <w:tr>
-        <w:tblPrEx>
-          <w:tblCellMar>
-            <w:top w:w="0" w:type="dxa"/>
-            <w:bottom w:w="0" w:type="dxa"/>
-          </w:tblCellMar>
-        </w:tblPrEx>
         <w:trPr>
           <w:tblHeader/>
         </w:trPr>
@@ -16565,12 +16622,6 @@
         </w:tc>
       </w:tr>
       <w:tr>
-        <w:tblPrEx>
-          <w:tblCellMar>
-            <w:top w:w="0" w:type="dxa"/>
-            <w:bottom w:w="0" w:type="dxa"/>
-          </w:tblCellMar>
-        </w:tblPrEx>
         <w:tc>
           <w:tcPr>
             <w:tcW w:w="3212" w:type="dxa"/>
@@ -16675,12 +16726,6 @@
         </w:tc>
       </w:tr>
       <w:tr>
-        <w:tblPrEx>
-          <w:tblCellMar>
-            <w:top w:w="0" w:type="dxa"/>
-            <w:bottom w:w="0" w:type="dxa"/>
-          </w:tblCellMar>
-        </w:tblPrEx>
         <w:tc>
           <w:tcPr>
             <w:tcW w:w="3212" w:type="dxa"/>
@@ -16785,12 +16830,6 @@
         </w:tc>
       </w:tr>
       <w:tr>
-        <w:tblPrEx>
-          <w:tblCellMar>
-            <w:top w:w="0" w:type="dxa"/>
-            <w:bottom w:w="0" w:type="dxa"/>
-          </w:tblCellMar>
-        </w:tblPrEx>
         <w:tc>
           <w:tcPr>
             <w:tcW w:w="3212" w:type="dxa"/>
@@ -16895,12 +16934,6 @@
         </w:tc>
       </w:tr>
       <w:tr>
-        <w:tblPrEx>
-          <w:tblCellMar>
-            <w:top w:w="0" w:type="dxa"/>
-            <w:bottom w:w="0" w:type="dxa"/>
-          </w:tblCellMar>
-        </w:tblPrEx>
         <w:tc>
           <w:tcPr>
             <w:tcW w:w="3212" w:type="dxa"/>
@@ -17005,12 +17038,6 @@
         </w:tc>
       </w:tr>
       <w:tr>
-        <w:tblPrEx>
-          <w:tblCellMar>
-            <w:top w:w="0" w:type="dxa"/>
-            <w:bottom w:w="0" w:type="dxa"/>
-          </w:tblCellMar>
-        </w:tblPrEx>
         <w:tc>
           <w:tcPr>
             <w:tcW w:w="3212" w:type="dxa"/>
@@ -17115,12 +17142,6 @@
         </w:tc>
       </w:tr>
       <w:tr>
-        <w:tblPrEx>
-          <w:tblCellMar>
-            <w:top w:w="0" w:type="dxa"/>
-            <w:bottom w:w="0" w:type="dxa"/>
-          </w:tblCellMar>
-        </w:tblPrEx>
         <w:tc>
           <w:tcPr>
             <w:tcW w:w="3212" w:type="dxa"/>
@@ -17756,15 +17777,14 @@
         </w:rPr>
       </w:pPr>
       <w:bookmarkStart w:id="44" w:name="_Toc241778007"/>
-      <w:bookmarkStart w:id="45" w:name="_Toc241782567"/>
-      <w:r>
-        <w:rPr>
-          <w:rFonts w:ascii="Times New Roman" w:hAnsi="Times New Roman" w:cs="Times New Roman"/>
-          <w:color w:val="000000" w:themeColor="text1"/>
-          <w:sz w:val="24"/>
-          <w:szCs w:val="24"/>
-        </w:rPr>
-        <w:lastRenderedPageBreak/>
+      <w:bookmarkStart w:id="45" w:name="_Toc242038140"/>
+      <w:r>
+        <w:rPr>
+          <w:rFonts w:ascii="Times New Roman" w:hAnsi="Times New Roman" w:cs="Times New Roman"/>
+          <w:color w:val="000000" w:themeColor="text1"/>
+          <w:sz w:val="24"/>
+          <w:szCs w:val="24"/>
+        </w:rPr>
         <w:t xml:space="preserve">5.4 Tipos tabla y </w:t>
       </w:r>
       <w:proofErr w:type="spellStart"/>
@@ -17984,7 +18004,7 @@
         </w:rPr>
       </w:pPr>
       <w:bookmarkStart w:id="46" w:name="_Toc241778008"/>
-      <w:bookmarkStart w:id="47" w:name="_Toc241782568"/>
+      <w:bookmarkStart w:id="47" w:name="_Toc242038141"/>
       <w:r>
         <w:rPr>
           <w:rFonts w:ascii="Times New Roman" w:hAnsi="Times New Roman" w:cs="Times New Roman"/>
@@ -18010,7 +18030,7 @@
         </w:rPr>
       </w:pPr>
       <w:bookmarkStart w:id="48" w:name="_Toc241778009"/>
-      <w:bookmarkStart w:id="49" w:name="_Toc241782569"/>
+      <w:bookmarkStart w:id="49" w:name="_Toc242038142"/>
       <w:r>
         <w:rPr>
           <w:rFonts w:ascii="Times New Roman" w:hAnsi="Times New Roman" w:cs="Times New Roman"/>
@@ -18492,7 +18512,7 @@
         </w:rPr>
       </w:pPr>
       <w:bookmarkStart w:id="50" w:name="_Toc241778010"/>
-      <w:bookmarkStart w:id="51" w:name="_Toc241782570"/>
+      <w:bookmarkStart w:id="51" w:name="_Toc242038143"/>
       <w:r>
         <w:rPr>
           <w:rFonts w:ascii="Times New Roman" w:hAnsi="Times New Roman" w:cs="Times New Roman"/>
@@ -18508,28 +18528,13 @@
     <w:p>
       <w:pPr>
         <w:shd w:val="clear" w:color="auto" w:fill="F2F2F2"/>
+        <w:spacing w:after="160"/>
         <w:ind w:left="200" w:right="200"/>
-        <w:rPr>
-          <w:sz w:val="24"/>
-          <w:szCs w:val="24"/>
-        </w:rPr>
-      </w:pPr>
-      <w:r>
         <w:rPr>
           <w:rFonts w:ascii="Consolas" w:eastAsia="Consolas" w:hAnsi="Consolas" w:cs="Consolas"/>
           <w:sz w:val="20"/>
           <w:szCs w:val="20"/>
-        </w:rPr>
-        <w:t>{</w:t>
-      </w:r>
-    </w:p>
-    <w:p>
-      <w:pPr>
-        <w:shd w:val="clear" w:color="auto" w:fill="F2F2F2"/>
-        <w:ind w:left="200" w:right="200"/>
-        <w:rPr>
-          <w:sz w:val="24"/>
-          <w:szCs w:val="24"/>
+          <w:lang w:val="en-US"/>
         </w:rPr>
       </w:pPr>
       <w:r>
@@ -18537,71 +18542,63 @@
           <w:rFonts w:ascii="Consolas" w:eastAsia="Consolas" w:hAnsi="Consolas" w:cs="Consolas"/>
           <w:sz w:val="20"/>
           <w:szCs w:val="20"/>
-        </w:rPr>
-        <w:t xml:space="preserve">  "</w:t>
-      </w:r>
-      <w:proofErr w:type="spellStart"/>
-      <w:r>
+          <w:lang w:val="en-US"/>
+        </w:rPr>
+        <w:t>{</w:t>
+      </w:r>
+    </w:p>
+    <w:p>
+      <w:pPr>
+        <w:shd w:val="clear" w:color="auto" w:fill="F2F2F2"/>
+        <w:spacing w:after="160"/>
+        <w:ind w:left="200" w:right="200"/>
         <w:rPr>
           <w:rFonts w:ascii="Consolas" w:eastAsia="Consolas" w:hAnsi="Consolas" w:cs="Consolas"/>
           <w:sz w:val="20"/>
           <w:szCs w:val="20"/>
-        </w:rPr>
-        <w:t>isSuccess</w:t>
-      </w:r>
-      <w:proofErr w:type="spellEnd"/>
+          <w:lang w:val="en-US"/>
+        </w:rPr>
+      </w:pPr>
       <w:r>
         <w:rPr>
           <w:rFonts w:ascii="Consolas" w:eastAsia="Consolas" w:hAnsi="Consolas" w:cs="Consolas"/>
           <w:sz w:val="20"/>
           <w:szCs w:val="20"/>
-        </w:rPr>
-        <w:t>": true,</w:t>
-      </w:r>
-    </w:p>
-    <w:p>
-      <w:pPr>
-        <w:shd w:val="clear" w:color="auto" w:fill="F2F2F2"/>
-        <w:ind w:left="200" w:right="200"/>
-        <w:rPr>
-          <w:sz w:val="24"/>
-          <w:szCs w:val="24"/>
-        </w:rPr>
-      </w:pPr>
+          <w:lang w:val="en-US"/>
+        </w:rPr>
+        <w:t>    "</w:t>
+      </w:r>
+      <w:proofErr w:type="spellStart"/>
       <w:r>
         <w:rPr>
           <w:rFonts w:ascii="Consolas" w:eastAsia="Consolas" w:hAnsi="Consolas" w:cs="Consolas"/>
           <w:sz w:val="20"/>
           <w:szCs w:val="20"/>
-        </w:rPr>
-        <w:t xml:space="preserve">  "</w:t>
-      </w:r>
-      <w:proofErr w:type="spellStart"/>
+          <w:lang w:val="en-US"/>
+        </w:rPr>
+        <w:t>isSuccess</w:t>
+      </w:r>
+      <w:proofErr w:type="spellEnd"/>
       <w:r>
         <w:rPr>
           <w:rFonts w:ascii="Consolas" w:eastAsia="Consolas" w:hAnsi="Consolas" w:cs="Consolas"/>
           <w:sz w:val="20"/>
           <w:szCs w:val="20"/>
-        </w:rPr>
-        <w:t>message</w:t>
-      </w:r>
-      <w:proofErr w:type="spellEnd"/>
-      <w:r>
+          <w:lang w:val="en-US"/>
+        </w:rPr>
+        <w:t>": true,</w:t>
+      </w:r>
+    </w:p>
+    <w:p>
+      <w:pPr>
+        <w:shd w:val="clear" w:color="auto" w:fill="F2F2F2"/>
+        <w:spacing w:after="160"/>
+        <w:ind w:left="200" w:right="200"/>
         <w:rPr>
           <w:rFonts w:ascii="Consolas" w:eastAsia="Consolas" w:hAnsi="Consolas" w:cs="Consolas"/>
           <w:sz w:val="20"/>
           <w:szCs w:val="20"/>
-        </w:rPr>
-        <w:t>": "Consulta exitosa.",</w:t>
-      </w:r>
-    </w:p>
-    <w:p>
-      <w:pPr>
-        <w:shd w:val="clear" w:color="auto" w:fill="F2F2F2"/>
-        <w:ind w:left="200" w:right="200"/>
-        <w:rPr>
-          <w:sz w:val="24"/>
-          <w:szCs w:val="24"/>
+          <w:lang w:val="en-US"/>
         </w:rPr>
       </w:pPr>
       <w:r>
@@ -18609,26 +18606,29 @@
           <w:rFonts w:ascii="Consolas" w:eastAsia="Consolas" w:hAnsi="Consolas" w:cs="Consolas"/>
           <w:sz w:val="20"/>
           <w:szCs w:val="20"/>
-        </w:rPr>
-        <w:t xml:space="preserve">  "data": </w:t>
-      </w:r>
-      <w:proofErr w:type="gramStart"/>
+          <w:lang w:val="en-US"/>
+        </w:rPr>
+        <w:t xml:space="preserve">    "message": "Consulta </w:t>
+      </w:r>
+      <w:proofErr w:type="spellStart"/>
       <w:r>
         <w:rPr>
           <w:rFonts w:ascii="Consolas" w:eastAsia="Consolas" w:hAnsi="Consolas" w:cs="Consolas"/>
           <w:sz w:val="20"/>
           <w:szCs w:val="20"/>
-        </w:rPr>
-        <w:t>{ ...</w:t>
-      </w:r>
-      <w:proofErr w:type="gramEnd"/>
+          <w:lang w:val="en-US"/>
+        </w:rPr>
+        <w:t>exitosa</w:t>
+      </w:r>
+      <w:proofErr w:type="spellEnd"/>
       <w:r>
         <w:rPr>
           <w:rFonts w:ascii="Consolas" w:eastAsia="Consolas" w:hAnsi="Consolas" w:cs="Consolas"/>
           <w:sz w:val="20"/>
           <w:szCs w:val="20"/>
-        </w:rPr>
-        <w:t xml:space="preserve"> }</w:t>
+          <w:lang w:val="en-US"/>
+        </w:rPr>
+        <w:t>.",</w:t>
       </w:r>
     </w:p>
     <w:p>
@@ -18637,8 +18637,418 @@
         <w:spacing w:after="160"/>
         <w:ind w:left="200" w:right="200"/>
         <w:rPr>
-          <w:sz w:val="24"/>
-          <w:szCs w:val="24"/>
+          <w:rFonts w:ascii="Consolas" w:eastAsia="Consolas" w:hAnsi="Consolas" w:cs="Consolas"/>
+          <w:sz w:val="20"/>
+          <w:szCs w:val="20"/>
+        </w:rPr>
+      </w:pPr>
+      <w:r>
+        <w:rPr>
+          <w:rFonts w:ascii="Consolas" w:eastAsia="Consolas" w:hAnsi="Consolas" w:cs="Consolas"/>
+          <w:sz w:val="20"/>
+          <w:szCs w:val="20"/>
+          <w:lang w:val="en-US"/>
+        </w:rPr>
+        <w:t xml:space="preserve">    </w:t>
+      </w:r>
+      <w:r>
+        <w:rPr>
+          <w:rFonts w:ascii="Consolas" w:eastAsia="Consolas" w:hAnsi="Consolas" w:cs="Consolas"/>
+          <w:sz w:val="20"/>
+          <w:szCs w:val="20"/>
+        </w:rPr>
+        <w:t>"data": {</w:t>
+      </w:r>
+    </w:p>
+    <w:p>
+      <w:pPr>
+        <w:shd w:val="clear" w:color="auto" w:fill="F2F2F2"/>
+        <w:spacing w:after="160"/>
+        <w:ind w:left="200" w:right="200"/>
+        <w:rPr>
+          <w:rFonts w:ascii="Consolas" w:eastAsia="Consolas" w:hAnsi="Consolas" w:cs="Consolas"/>
+          <w:sz w:val="20"/>
+          <w:szCs w:val="20"/>
+        </w:rPr>
+      </w:pPr>
+      <w:r>
+        <w:rPr>
+          <w:rFonts w:ascii="Consolas" w:eastAsia="Consolas" w:hAnsi="Consolas" w:cs="Consolas"/>
+          <w:sz w:val="20"/>
+          <w:szCs w:val="20"/>
+        </w:rPr>
+        <w:t>        "</w:t>
+      </w:r>
+      <w:proofErr w:type="spellStart"/>
+      <w:r>
+        <w:rPr>
+          <w:rFonts w:ascii="Consolas" w:eastAsia="Consolas" w:hAnsi="Consolas" w:cs="Consolas"/>
+          <w:sz w:val="20"/>
+          <w:szCs w:val="20"/>
+        </w:rPr>
+        <w:t>id_Usuario</w:t>
+      </w:r>
+      <w:proofErr w:type="spellEnd"/>
+      <w:r>
+        <w:rPr>
+          <w:rFonts w:ascii="Consolas" w:eastAsia="Consolas" w:hAnsi="Consolas" w:cs="Consolas"/>
+          <w:sz w:val="20"/>
+          <w:szCs w:val="20"/>
+        </w:rPr>
+        <w:t>": 1,</w:t>
+      </w:r>
+    </w:p>
+    <w:p>
+      <w:pPr>
+        <w:shd w:val="clear" w:color="auto" w:fill="F2F2F2"/>
+        <w:spacing w:after="160"/>
+        <w:ind w:left="200" w:right="200"/>
+        <w:rPr>
+          <w:rFonts w:ascii="Consolas" w:eastAsia="Consolas" w:hAnsi="Consolas" w:cs="Consolas"/>
+          <w:sz w:val="20"/>
+          <w:szCs w:val="20"/>
+        </w:rPr>
+      </w:pPr>
+      <w:r>
+        <w:rPr>
+          <w:rFonts w:ascii="Consolas" w:eastAsia="Consolas" w:hAnsi="Consolas" w:cs="Consolas"/>
+          <w:sz w:val="20"/>
+          <w:szCs w:val="20"/>
+        </w:rPr>
+        <w:t>        "</w:t>
+      </w:r>
+      <w:proofErr w:type="spellStart"/>
+      <w:r>
+        <w:rPr>
+          <w:rFonts w:ascii="Consolas" w:eastAsia="Consolas" w:hAnsi="Consolas" w:cs="Consolas"/>
+          <w:sz w:val="20"/>
+          <w:szCs w:val="20"/>
+        </w:rPr>
+        <w:t>codigo</w:t>
+      </w:r>
+      <w:proofErr w:type="spellEnd"/>
+      <w:r>
+        <w:rPr>
+          <w:rFonts w:ascii="Consolas" w:eastAsia="Consolas" w:hAnsi="Consolas" w:cs="Consolas"/>
+          <w:sz w:val="20"/>
+          <w:szCs w:val="20"/>
+        </w:rPr>
+        <w:t>": "00001",</w:t>
+      </w:r>
+    </w:p>
+    <w:p>
+      <w:pPr>
+        <w:shd w:val="clear" w:color="auto" w:fill="F2F2F2"/>
+        <w:spacing w:after="160"/>
+        <w:ind w:left="200" w:right="200"/>
+        <w:rPr>
+          <w:rFonts w:ascii="Consolas" w:eastAsia="Consolas" w:hAnsi="Consolas" w:cs="Consolas"/>
+          <w:sz w:val="20"/>
+          <w:szCs w:val="20"/>
+        </w:rPr>
+      </w:pPr>
+      <w:r>
+        <w:rPr>
+          <w:rFonts w:ascii="Consolas" w:eastAsia="Consolas" w:hAnsi="Consolas" w:cs="Consolas"/>
+          <w:sz w:val="20"/>
+          <w:szCs w:val="20"/>
+        </w:rPr>
+        <w:t>        "</w:t>
+      </w:r>
+      <w:proofErr w:type="spellStart"/>
+      <w:r>
+        <w:rPr>
+          <w:rFonts w:ascii="Consolas" w:eastAsia="Consolas" w:hAnsi="Consolas" w:cs="Consolas"/>
+          <w:sz w:val="20"/>
+          <w:szCs w:val="20"/>
+        </w:rPr>
+        <w:t>nombre_Completo</w:t>
+      </w:r>
+      <w:proofErr w:type="spellEnd"/>
+      <w:r>
+        <w:rPr>
+          <w:rFonts w:ascii="Consolas" w:eastAsia="Consolas" w:hAnsi="Consolas" w:cs="Consolas"/>
+          <w:sz w:val="20"/>
+          <w:szCs w:val="20"/>
+        </w:rPr>
+        <w:t xml:space="preserve">": "Abraham </w:t>
+      </w:r>
+      <w:proofErr w:type="spellStart"/>
+      <w:r>
+        <w:rPr>
+          <w:rFonts w:ascii="Consolas" w:eastAsia="Consolas" w:hAnsi="Consolas" w:cs="Consolas"/>
+          <w:sz w:val="20"/>
+          <w:szCs w:val="20"/>
+        </w:rPr>
+        <w:t>Andres</w:t>
+      </w:r>
+      <w:proofErr w:type="spellEnd"/>
+      <w:r>
+        <w:rPr>
+          <w:rFonts w:ascii="Consolas" w:eastAsia="Consolas" w:hAnsi="Consolas" w:cs="Consolas"/>
+          <w:sz w:val="20"/>
+          <w:szCs w:val="20"/>
+        </w:rPr>
+        <w:t xml:space="preserve"> Farfan </w:t>
+      </w:r>
+      <w:proofErr w:type="spellStart"/>
+      <w:r>
+        <w:rPr>
+          <w:rFonts w:ascii="Consolas" w:eastAsia="Consolas" w:hAnsi="Consolas" w:cs="Consolas"/>
+          <w:sz w:val="20"/>
+          <w:szCs w:val="20"/>
+        </w:rPr>
+        <w:t>Sanchez</w:t>
+      </w:r>
+      <w:proofErr w:type="spellEnd"/>
+      <w:r>
+        <w:rPr>
+          <w:rFonts w:ascii="Consolas" w:eastAsia="Consolas" w:hAnsi="Consolas" w:cs="Consolas"/>
+          <w:sz w:val="20"/>
+          <w:szCs w:val="20"/>
+        </w:rPr>
+        <w:t>",</w:t>
+      </w:r>
+    </w:p>
+    <w:p>
+      <w:pPr>
+        <w:shd w:val="clear" w:color="auto" w:fill="F2F2F2"/>
+        <w:spacing w:after="160"/>
+        <w:ind w:left="200" w:right="200"/>
+        <w:rPr>
+          <w:rFonts w:ascii="Consolas" w:eastAsia="Consolas" w:hAnsi="Consolas" w:cs="Consolas"/>
+          <w:sz w:val="20"/>
+          <w:szCs w:val="20"/>
+        </w:rPr>
+      </w:pPr>
+      <w:r>
+        <w:rPr>
+          <w:rFonts w:ascii="Consolas" w:eastAsia="Consolas" w:hAnsi="Consolas" w:cs="Consolas"/>
+          <w:sz w:val="20"/>
+          <w:szCs w:val="20"/>
+        </w:rPr>
+        <w:t>        "</w:t>
+      </w:r>
+      <w:proofErr w:type="spellStart"/>
+      <w:r>
+        <w:rPr>
+          <w:rFonts w:ascii="Consolas" w:eastAsia="Consolas" w:hAnsi="Consolas" w:cs="Consolas"/>
+          <w:sz w:val="20"/>
+          <w:szCs w:val="20"/>
+        </w:rPr>
+        <w:t>correo_Electronico</w:t>
+      </w:r>
+      <w:proofErr w:type="spellEnd"/>
+      <w:r>
+        <w:rPr>
+          <w:rFonts w:ascii="Consolas" w:eastAsia="Consolas" w:hAnsi="Consolas" w:cs="Consolas"/>
+          <w:sz w:val="20"/>
+          <w:szCs w:val="20"/>
+        </w:rPr>
+        <w:t>": "hermanosfarfan@gmail.com",</w:t>
+      </w:r>
+    </w:p>
+    <w:p>
+      <w:pPr>
+        <w:shd w:val="clear" w:color="auto" w:fill="F2F2F2"/>
+        <w:spacing w:after="160"/>
+        <w:ind w:left="200" w:right="200"/>
+        <w:rPr>
+          <w:rFonts w:ascii="Consolas" w:eastAsia="Consolas" w:hAnsi="Consolas" w:cs="Consolas"/>
+          <w:sz w:val="20"/>
+          <w:szCs w:val="20"/>
+        </w:rPr>
+      </w:pPr>
+      <w:r>
+        <w:rPr>
+          <w:rFonts w:ascii="Consolas" w:eastAsia="Consolas" w:hAnsi="Consolas" w:cs="Consolas"/>
+          <w:sz w:val="20"/>
+          <w:szCs w:val="20"/>
+        </w:rPr>
+        <w:t>        "</w:t>
+      </w:r>
+      <w:proofErr w:type="spellStart"/>
+      <w:r>
+        <w:rPr>
+          <w:rFonts w:ascii="Consolas" w:eastAsia="Consolas" w:hAnsi="Consolas" w:cs="Consolas"/>
+          <w:sz w:val="20"/>
+          <w:szCs w:val="20"/>
+        </w:rPr>
+        <w:t>id_Rol</w:t>
+      </w:r>
+      <w:proofErr w:type="spellEnd"/>
+      <w:r>
+        <w:rPr>
+          <w:rFonts w:ascii="Consolas" w:eastAsia="Consolas" w:hAnsi="Consolas" w:cs="Consolas"/>
+          <w:sz w:val="20"/>
+          <w:szCs w:val="20"/>
+        </w:rPr>
+        <w:t>": 1,</w:t>
+      </w:r>
+    </w:p>
+    <w:p>
+      <w:pPr>
+        <w:shd w:val="clear" w:color="auto" w:fill="F2F2F2"/>
+        <w:spacing w:after="160"/>
+        <w:ind w:left="200" w:right="200"/>
+        <w:rPr>
+          <w:rFonts w:ascii="Consolas" w:eastAsia="Consolas" w:hAnsi="Consolas" w:cs="Consolas"/>
+          <w:sz w:val="20"/>
+          <w:szCs w:val="20"/>
+        </w:rPr>
+      </w:pPr>
+      <w:r>
+        <w:rPr>
+          <w:rFonts w:ascii="Consolas" w:eastAsia="Consolas" w:hAnsi="Consolas" w:cs="Consolas"/>
+          <w:sz w:val="20"/>
+          <w:szCs w:val="20"/>
+        </w:rPr>
+        <w:t>        "</w:t>
+      </w:r>
+      <w:proofErr w:type="spellStart"/>
+      <w:r>
+        <w:rPr>
+          <w:rFonts w:ascii="Consolas" w:eastAsia="Consolas" w:hAnsi="Consolas" w:cs="Consolas"/>
+          <w:sz w:val="20"/>
+          <w:szCs w:val="20"/>
+        </w:rPr>
+        <w:t>nombre_Rol</w:t>
+      </w:r>
+      <w:proofErr w:type="spellEnd"/>
+      <w:r>
+        <w:rPr>
+          <w:rFonts w:ascii="Consolas" w:eastAsia="Consolas" w:hAnsi="Consolas" w:cs="Consolas"/>
+          <w:sz w:val="20"/>
+          <w:szCs w:val="20"/>
+        </w:rPr>
+        <w:t>": "Administrador",</w:t>
+      </w:r>
+    </w:p>
+    <w:p>
+      <w:pPr>
+        <w:shd w:val="clear" w:color="auto" w:fill="F2F2F2"/>
+        <w:spacing w:after="160"/>
+        <w:ind w:left="200" w:right="200"/>
+        <w:rPr>
+          <w:rFonts w:ascii="Consolas" w:eastAsia="Consolas" w:hAnsi="Consolas" w:cs="Consolas"/>
+          <w:sz w:val="20"/>
+          <w:szCs w:val="20"/>
+        </w:rPr>
+      </w:pPr>
+      <w:r>
+        <w:rPr>
+          <w:rFonts w:ascii="Consolas" w:eastAsia="Consolas" w:hAnsi="Consolas" w:cs="Consolas"/>
+          <w:sz w:val="20"/>
+          <w:szCs w:val="20"/>
+        </w:rPr>
+        <w:t>        "estado": true,</w:t>
+      </w:r>
+    </w:p>
+    <w:p>
+      <w:pPr>
+        <w:shd w:val="clear" w:color="auto" w:fill="F2F2F2"/>
+        <w:spacing w:after="160"/>
+        <w:ind w:left="200" w:right="200"/>
+        <w:rPr>
+          <w:rFonts w:ascii="Consolas" w:eastAsia="Consolas" w:hAnsi="Consolas" w:cs="Consolas"/>
+          <w:sz w:val="20"/>
+          <w:szCs w:val="20"/>
+        </w:rPr>
+      </w:pPr>
+      <w:r>
+        <w:rPr>
+          <w:rFonts w:ascii="Consolas" w:eastAsia="Consolas" w:hAnsi="Consolas" w:cs="Consolas"/>
+          <w:sz w:val="20"/>
+          <w:szCs w:val="20"/>
+        </w:rPr>
+        <w:t>        "</w:t>
+      </w:r>
+      <w:proofErr w:type="spellStart"/>
+      <w:r>
+        <w:rPr>
+          <w:rFonts w:ascii="Consolas" w:eastAsia="Consolas" w:hAnsi="Consolas" w:cs="Consolas"/>
+          <w:sz w:val="20"/>
+          <w:szCs w:val="20"/>
+        </w:rPr>
+        <w:t>totalCount</w:t>
+      </w:r>
+      <w:proofErr w:type="spellEnd"/>
+      <w:r>
+        <w:rPr>
+          <w:rFonts w:ascii="Consolas" w:eastAsia="Consolas" w:hAnsi="Consolas" w:cs="Consolas"/>
+          <w:sz w:val="20"/>
+          <w:szCs w:val="20"/>
+        </w:rPr>
+        <w:t>": 0,</w:t>
+      </w:r>
+    </w:p>
+    <w:p>
+      <w:pPr>
+        <w:shd w:val="clear" w:color="auto" w:fill="F2F2F2"/>
+        <w:spacing w:after="160"/>
+        <w:ind w:left="200" w:right="200"/>
+        <w:rPr>
+          <w:rFonts w:ascii="Consolas" w:eastAsia="Consolas" w:hAnsi="Consolas" w:cs="Consolas"/>
+          <w:sz w:val="20"/>
+          <w:szCs w:val="20"/>
+        </w:rPr>
+      </w:pPr>
+      <w:r>
+        <w:rPr>
+          <w:rFonts w:ascii="Consolas" w:eastAsia="Consolas" w:hAnsi="Consolas" w:cs="Consolas"/>
+          <w:sz w:val="20"/>
+          <w:szCs w:val="20"/>
+        </w:rPr>
+        <w:t>        "</w:t>
+      </w:r>
+      <w:proofErr w:type="spellStart"/>
+      <w:r>
+        <w:rPr>
+          <w:rFonts w:ascii="Consolas" w:eastAsia="Consolas" w:hAnsi="Consolas" w:cs="Consolas"/>
+          <w:sz w:val="20"/>
+          <w:szCs w:val="20"/>
+        </w:rPr>
+        <w:t>fecha_Creacion</w:t>
+      </w:r>
+      <w:proofErr w:type="spellEnd"/>
+      <w:r>
+        <w:rPr>
+          <w:rFonts w:ascii="Consolas" w:eastAsia="Consolas" w:hAnsi="Consolas" w:cs="Consolas"/>
+          <w:sz w:val="20"/>
+          <w:szCs w:val="20"/>
+        </w:rPr>
+        <w:t>": "2026-09-23T22:58:37.31"</w:t>
+      </w:r>
+    </w:p>
+    <w:p>
+      <w:pPr>
+        <w:shd w:val="clear" w:color="auto" w:fill="F2F2F2"/>
+        <w:spacing w:after="160"/>
+        <w:ind w:left="200" w:right="200"/>
+        <w:rPr>
+          <w:rFonts w:ascii="Consolas" w:eastAsia="Consolas" w:hAnsi="Consolas" w:cs="Consolas"/>
+          <w:sz w:val="20"/>
+          <w:szCs w:val="20"/>
+        </w:rPr>
+      </w:pPr>
+      <w:r>
+        <w:rPr>
+          <w:rFonts w:ascii="Consolas" w:eastAsia="Consolas" w:hAnsi="Consolas" w:cs="Consolas"/>
+          <w:sz w:val="20"/>
+          <w:szCs w:val="20"/>
+        </w:rPr>
+        <w:t>    }</w:t>
+      </w:r>
+    </w:p>
+    <w:p>
+      <w:pPr>
+        <w:shd w:val="clear" w:color="auto" w:fill="F2F2F2"/>
+        <w:spacing w:after="160"/>
+        <w:ind w:left="200" w:right="200"/>
+        <w:rPr>
+          <w:rFonts w:ascii="Consolas" w:eastAsia="Consolas" w:hAnsi="Consolas" w:cs="Consolas"/>
+          <w:sz w:val="20"/>
+          <w:szCs w:val="20"/>
         </w:rPr>
       </w:pPr>
       <w:r>
@@ -18672,12 +19082,6 @@
         <w:gridCol w:w="7229"/>
       </w:tblGrid>
       <w:tr>
-        <w:tblPrEx>
-          <w:tblCellMar>
-            <w:top w:w="0" w:type="dxa"/>
-            <w:bottom w:w="0" w:type="dxa"/>
-          </w:tblCellMar>
-        </w:tblPrEx>
         <w:trPr>
           <w:tblHeader/>
         </w:trPr>
@@ -18772,12 +19176,6 @@
         </w:tc>
       </w:tr>
       <w:tr>
-        <w:tblPrEx>
-          <w:tblCellMar>
-            <w:top w:w="0" w:type="dxa"/>
-            <w:bottom w:w="0" w:type="dxa"/>
-          </w:tblCellMar>
-        </w:tblPrEx>
         <w:tc>
           <w:tcPr>
             <w:tcW w:w="2409" w:type="dxa"/>
@@ -18866,12 +19264,6 @@
         </w:tc>
       </w:tr>
       <w:tr>
-        <w:tblPrEx>
-          <w:tblCellMar>
-            <w:top w:w="0" w:type="dxa"/>
-            <w:bottom w:w="0" w:type="dxa"/>
-          </w:tblCellMar>
-        </w:tblPrEx>
         <w:tc>
           <w:tcPr>
             <w:tcW w:w="2409" w:type="dxa"/>
@@ -18952,12 +19344,6 @@
         </w:tc>
       </w:tr>
       <w:tr>
-        <w:tblPrEx>
-          <w:tblCellMar>
-            <w:top w:w="0" w:type="dxa"/>
-            <w:bottom w:w="0" w:type="dxa"/>
-          </w:tblCellMar>
-        </w:tblPrEx>
         <w:tc>
           <w:tcPr>
             <w:tcW w:w="2409" w:type="dxa"/>
@@ -19038,12 +19424,6 @@
         </w:tc>
       </w:tr>
       <w:tr>
-        <w:tblPrEx>
-          <w:tblCellMar>
-            <w:top w:w="0" w:type="dxa"/>
-            <w:bottom w:w="0" w:type="dxa"/>
-          </w:tblCellMar>
-        </w:tblPrEx>
         <w:tc>
           <w:tcPr>
             <w:tcW w:w="2409" w:type="dxa"/>
@@ -19114,12 +19494,6 @@
         </w:tc>
       </w:tr>
       <w:tr>
-        <w:tblPrEx>
-          <w:tblCellMar>
-            <w:top w:w="0" w:type="dxa"/>
-            <w:bottom w:w="0" w:type="dxa"/>
-          </w:tblCellMar>
-        </w:tblPrEx>
         <w:tc>
           <w:tcPr>
             <w:tcW w:w="2409" w:type="dxa"/>
@@ -19218,12 +19592,6 @@
         </w:tc>
       </w:tr>
       <w:tr>
-        <w:tblPrEx>
-          <w:tblCellMar>
-            <w:top w:w="0" w:type="dxa"/>
-            <w:bottom w:w="0" w:type="dxa"/>
-          </w:tblCellMar>
-        </w:tblPrEx>
         <w:tc>
           <w:tcPr>
             <w:tcW w:w="2409" w:type="dxa"/>
@@ -19357,6 +19725,26 @@
     </w:p>
     <w:p>
       <w:pPr>
+        <w:spacing w:after="120"/>
+      </w:pPr>
+    </w:p>
+    <w:p>
+      <w:pPr>
+        <w:spacing w:after="120"/>
+      </w:pPr>
+    </w:p>
+    <w:p>
+      <w:pPr>
+        <w:spacing w:after="120"/>
+      </w:pPr>
+    </w:p>
+    <w:p>
+      <w:pPr>
+        <w:spacing w:after="120"/>
+      </w:pPr>
+    </w:p>
+    <w:p>
+      <w:pPr>
         <w:pStyle w:val="Ttulo2"/>
         <w:rPr>
           <w:rFonts w:ascii="Times New Roman" w:hAnsi="Times New Roman" w:cs="Times New Roman"/>
@@ -19366,14 +19754,15 @@
         </w:rPr>
       </w:pPr>
       <w:bookmarkStart w:id="52" w:name="_Toc241778011"/>
-      <w:bookmarkStart w:id="53" w:name="_Toc241782571"/>
-      <w:r>
-        <w:rPr>
-          <w:rFonts w:ascii="Times New Roman" w:hAnsi="Times New Roman" w:cs="Times New Roman"/>
-          <w:color w:val="000000" w:themeColor="text1"/>
-          <w:sz w:val="24"/>
-          <w:szCs w:val="24"/>
-        </w:rPr>
+      <w:bookmarkStart w:id="53" w:name="_Toc242038144"/>
+      <w:r>
+        <w:rPr>
+          <w:rFonts w:ascii="Times New Roman" w:hAnsi="Times New Roman" w:cs="Times New Roman"/>
+          <w:color w:val="000000" w:themeColor="text1"/>
+          <w:sz w:val="24"/>
+          <w:szCs w:val="24"/>
+        </w:rPr>
+        <w:lastRenderedPageBreak/>
         <w:t>6.3 Autenticación y usuarios</w:t>
       </w:r>
       <w:bookmarkEnd w:id="52"/>
@@ -19402,12 +19791,6 @@
         <w:gridCol w:w="5302"/>
       </w:tblGrid>
       <w:tr>
-        <w:tblPrEx>
-          <w:tblCellMar>
-            <w:top w:w="0" w:type="dxa"/>
-            <w:bottom w:w="0" w:type="dxa"/>
-          </w:tblCellMar>
-        </w:tblPrEx>
         <w:trPr>
           <w:tblHeader/>
         </w:trPr>
@@ -19527,12 +19910,6 @@
         </w:tc>
       </w:tr>
       <w:tr>
-        <w:tblPrEx>
-          <w:tblCellMar>
-            <w:top w:w="0" w:type="dxa"/>
-            <w:bottom w:w="0" w:type="dxa"/>
-          </w:tblCellMar>
-        </w:tblPrEx>
         <w:tc>
           <w:tcPr>
             <w:tcW w:w="1124" w:type="dxa"/>
@@ -19637,12 +20014,6 @@
         </w:tc>
       </w:tr>
       <w:tr>
-        <w:tblPrEx>
-          <w:tblCellMar>
-            <w:top w:w="0" w:type="dxa"/>
-            <w:bottom w:w="0" w:type="dxa"/>
-          </w:tblCellMar>
-        </w:tblPrEx>
         <w:tc>
           <w:tcPr>
             <w:tcW w:w="1124" w:type="dxa"/>
@@ -19747,12 +20118,6 @@
         </w:tc>
       </w:tr>
       <w:tr>
-        <w:tblPrEx>
-          <w:tblCellMar>
-            <w:top w:w="0" w:type="dxa"/>
-            <w:bottom w:w="0" w:type="dxa"/>
-          </w:tblCellMar>
-        </w:tblPrEx>
         <w:tc>
           <w:tcPr>
             <w:tcW w:w="1124" w:type="dxa"/>
@@ -19903,12 +20268,6 @@
         </w:tc>
       </w:tr>
       <w:tr>
-        <w:tblPrEx>
-          <w:tblCellMar>
-            <w:top w:w="0" w:type="dxa"/>
-            <w:bottom w:w="0" w:type="dxa"/>
-          </w:tblCellMar>
-        </w:tblPrEx>
         <w:tc>
           <w:tcPr>
             <w:tcW w:w="1124" w:type="dxa"/>
@@ -20013,12 +20372,6 @@
         </w:tc>
       </w:tr>
       <w:tr>
-        <w:tblPrEx>
-          <w:tblCellMar>
-            <w:top w:w="0" w:type="dxa"/>
-            <w:bottom w:w="0" w:type="dxa"/>
-          </w:tblCellMar>
-        </w:tblPrEx>
         <w:tc>
           <w:tcPr>
             <w:tcW w:w="1124" w:type="dxa"/>
@@ -20123,12 +20476,6 @@
         </w:tc>
       </w:tr>
       <w:tr>
-        <w:tblPrEx>
-          <w:tblCellMar>
-            <w:top w:w="0" w:type="dxa"/>
-            <w:bottom w:w="0" w:type="dxa"/>
-          </w:tblCellMar>
-        </w:tblPrEx>
         <w:tc>
           <w:tcPr>
             <w:tcW w:w="1124" w:type="dxa"/>
@@ -20233,12 +20580,6 @@
         </w:tc>
       </w:tr>
       <w:tr>
-        <w:tblPrEx>
-          <w:tblCellMar>
-            <w:top w:w="0" w:type="dxa"/>
-            <w:bottom w:w="0" w:type="dxa"/>
-          </w:tblCellMar>
-        </w:tblPrEx>
         <w:tc>
           <w:tcPr>
             <w:tcW w:w="1124" w:type="dxa"/>
@@ -20343,12 +20684,6 @@
         </w:tc>
       </w:tr>
       <w:tr>
-        <w:tblPrEx>
-          <w:tblCellMar>
-            <w:top w:w="0" w:type="dxa"/>
-            <w:bottom w:w="0" w:type="dxa"/>
-          </w:tblCellMar>
-        </w:tblPrEx>
         <w:tc>
           <w:tcPr>
             <w:tcW w:w="1124" w:type="dxa"/>
@@ -20453,12 +20788,6 @@
         </w:tc>
       </w:tr>
       <w:tr>
-        <w:tblPrEx>
-          <w:tblCellMar>
-            <w:top w:w="0" w:type="dxa"/>
-            <w:bottom w:w="0" w:type="dxa"/>
-          </w:tblCellMar>
-        </w:tblPrEx>
         <w:tc>
           <w:tcPr>
             <w:tcW w:w="1124" w:type="dxa"/>
@@ -20640,71 +20969,131 @@
       <w:pPr>
         <w:shd w:val="clear" w:color="auto" w:fill="F2F2F2"/>
         <w:ind w:left="200" w:right="200"/>
-      </w:pPr>
-      <w:proofErr w:type="gramStart"/>
-      <w:r>
         <w:rPr>
           <w:rFonts w:ascii="Consolas" w:eastAsia="Consolas" w:hAnsi="Consolas" w:cs="Consolas"/>
           <w:sz w:val="18"/>
           <w:szCs w:val="18"/>
         </w:rPr>
-        <w:t>{ "</w:t>
-      </w:r>
-      <w:proofErr w:type="spellStart"/>
-      <w:proofErr w:type="gramEnd"/>
+      </w:pPr>
       <w:r>
         <w:rPr>
           <w:rFonts w:ascii="Consolas" w:eastAsia="Consolas" w:hAnsi="Consolas" w:cs="Consolas"/>
           <w:sz w:val="18"/>
           <w:szCs w:val="18"/>
         </w:rPr>
-        <w:t>correo_Electronico</w:t>
-      </w:r>
-      <w:proofErr w:type="spellEnd"/>
-      <w:r>
+        <w:t>{</w:t>
+      </w:r>
+    </w:p>
+    <w:p>
+      <w:pPr>
+        <w:shd w:val="clear" w:color="auto" w:fill="F2F2F2"/>
+        <w:ind w:left="200" w:right="200"/>
         <w:rPr>
           <w:rFonts w:ascii="Consolas" w:eastAsia="Consolas" w:hAnsi="Consolas" w:cs="Consolas"/>
           <w:sz w:val="18"/>
           <w:szCs w:val="18"/>
         </w:rPr>
-        <w:t>": "admin@correo.com", "clave": "********</w:t>
-      </w:r>
-      <w:proofErr w:type="gramStart"/>
+      </w:pPr>
       <w:r>
         <w:rPr>
           <w:rFonts w:ascii="Consolas" w:eastAsia="Consolas" w:hAnsi="Consolas" w:cs="Consolas"/>
           <w:sz w:val="18"/>
           <w:szCs w:val="18"/>
         </w:rPr>
-        <w:t>" }</w:t>
-      </w:r>
-      <w:proofErr w:type="gramEnd"/>
-    </w:p>
-    <w:p>
-      <w:pPr>
-        <w:shd w:val="clear" w:color="auto" w:fill="F2F2F2"/>
-        <w:ind w:left="200" w:right="200"/>
-      </w:pPr>
+        <w:t>  "</w:t>
+      </w:r>
+      <w:proofErr w:type="spellStart"/>
       <w:r>
         <w:rPr>
           <w:rFonts w:ascii="Consolas" w:eastAsia="Consolas" w:hAnsi="Consolas" w:cs="Consolas"/>
           <w:sz w:val="18"/>
           <w:szCs w:val="18"/>
         </w:rPr>
-        <w:t xml:space="preserve"> </w:t>
-      </w:r>
-    </w:p>
-    <w:p>
-      <w:pPr>
-        <w:shd w:val="clear" w:color="auto" w:fill="F2F2F2"/>
-        <w:ind w:left="200" w:right="200"/>
-      </w:pPr>
+        <w:t>correo_Electronico</w:t>
+      </w:r>
+      <w:proofErr w:type="spellEnd"/>
       <w:r>
         <w:rPr>
           <w:rFonts w:ascii="Consolas" w:eastAsia="Consolas" w:hAnsi="Consolas" w:cs="Consolas"/>
           <w:sz w:val="18"/>
           <w:szCs w:val="18"/>
         </w:rPr>
+        <w:t>": "hermanosfarfan@gmail.com",</w:t>
+      </w:r>
+    </w:p>
+    <w:p>
+      <w:pPr>
+        <w:shd w:val="clear" w:color="auto" w:fill="F2F2F2"/>
+        <w:ind w:left="200" w:right="200"/>
+        <w:rPr>
+          <w:rFonts w:ascii="Consolas" w:eastAsia="Consolas" w:hAnsi="Consolas" w:cs="Consolas"/>
+          <w:sz w:val="18"/>
+          <w:szCs w:val="18"/>
+        </w:rPr>
+      </w:pPr>
+      <w:r>
+        <w:rPr>
+          <w:rFonts w:ascii="Consolas" w:eastAsia="Consolas" w:hAnsi="Consolas" w:cs="Consolas"/>
+          <w:sz w:val="18"/>
+          <w:szCs w:val="18"/>
+        </w:rPr>
+        <w:t>  "clave": "1234qwer/."</w:t>
+      </w:r>
+    </w:p>
+    <w:p>
+      <w:pPr>
+        <w:shd w:val="clear" w:color="auto" w:fill="F2F2F2"/>
+        <w:ind w:left="200" w:right="200"/>
+        <w:rPr>
+          <w:rFonts w:ascii="Consolas" w:eastAsia="Consolas" w:hAnsi="Consolas" w:cs="Consolas"/>
+          <w:sz w:val="18"/>
+          <w:szCs w:val="18"/>
+        </w:rPr>
+      </w:pPr>
+      <w:r>
+        <w:rPr>
+          <w:rFonts w:ascii="Consolas" w:eastAsia="Consolas" w:hAnsi="Consolas" w:cs="Consolas"/>
+          <w:sz w:val="18"/>
+          <w:szCs w:val="18"/>
+        </w:rPr>
+        <w:t>}</w:t>
+      </w:r>
+    </w:p>
+    <w:p>
+      <w:pPr>
+        <w:shd w:val="clear" w:color="auto" w:fill="F2F2F2"/>
+        <w:ind w:left="200" w:right="200"/>
+      </w:pPr>
+    </w:p>
+    <w:p>
+      <w:pPr>
+        <w:shd w:val="clear" w:color="auto" w:fill="F2F2F2"/>
+        <w:ind w:left="200" w:right="200"/>
+      </w:pPr>
+      <w:r>
+        <w:rPr>
+          <w:rFonts w:ascii="Consolas" w:eastAsia="Consolas" w:hAnsi="Consolas" w:cs="Consolas"/>
+          <w:sz w:val="18"/>
+          <w:szCs w:val="18"/>
+        </w:rPr>
+        <w:t xml:space="preserve"> </w:t>
+      </w:r>
+    </w:p>
+    <w:p>
+      <w:pPr>
+        <w:shd w:val="clear" w:color="auto" w:fill="F2F2F2"/>
+        <w:ind w:left="200" w:right="200"/>
+        <w:rPr>
+          <w:lang w:val="en-US"/>
+        </w:rPr>
+      </w:pPr>
+      <w:r>
+        <w:rPr>
+          <w:rFonts w:ascii="Consolas" w:eastAsia="Consolas" w:hAnsi="Consolas" w:cs="Consolas"/>
+          <w:sz w:val="18"/>
+          <w:szCs w:val="18"/>
+          <w:lang w:val="en-US"/>
+        </w:rPr>
         <w:t>200 OK</w:t>
       </w:r>
     </w:p>
@@ -20713,108 +21102,244 @@
         <w:shd w:val="clear" w:color="auto" w:fill="F2F2F2"/>
         <w:spacing w:after="160"/>
         <w:ind w:left="200" w:right="200"/>
-      </w:pPr>
-      <w:proofErr w:type="gramStart"/>
-      <w:r>
         <w:rPr>
           <w:rFonts w:ascii="Consolas" w:eastAsia="Consolas" w:hAnsi="Consolas" w:cs="Consolas"/>
           <w:sz w:val="18"/>
           <w:szCs w:val="18"/>
-        </w:rPr>
-        <w:t>{ "</w:t>
-      </w:r>
-      <w:proofErr w:type="spellStart"/>
-      <w:proofErr w:type="gramEnd"/>
+          <w:lang w:val="en-US"/>
+        </w:rPr>
+      </w:pPr>
       <w:r>
         <w:rPr>
           <w:rFonts w:ascii="Consolas" w:eastAsia="Consolas" w:hAnsi="Consolas" w:cs="Consolas"/>
           <w:sz w:val="18"/>
           <w:szCs w:val="18"/>
-        </w:rPr>
-        <w:t>isSuccess</w:t>
-      </w:r>
-      <w:proofErr w:type="spellEnd"/>
-      <w:r>
+          <w:lang w:val="en-US"/>
+        </w:rPr>
+        <w:t>{</w:t>
+      </w:r>
+    </w:p>
+    <w:p>
+      <w:pPr>
+        <w:shd w:val="clear" w:color="auto" w:fill="F2F2F2"/>
+        <w:spacing w:after="160"/>
+        <w:ind w:left="200" w:right="200"/>
         <w:rPr>
           <w:rFonts w:ascii="Consolas" w:eastAsia="Consolas" w:hAnsi="Consolas" w:cs="Consolas"/>
           <w:sz w:val="18"/>
           <w:szCs w:val="18"/>
-        </w:rPr>
-        <w:t>": true, "</w:t>
-      </w:r>
-      <w:proofErr w:type="spellStart"/>
+          <w:lang w:val="en-US"/>
+        </w:rPr>
+      </w:pPr>
       <w:r>
         <w:rPr>
           <w:rFonts w:ascii="Consolas" w:eastAsia="Consolas" w:hAnsi="Consolas" w:cs="Consolas"/>
           <w:sz w:val="18"/>
           <w:szCs w:val="18"/>
-        </w:rPr>
-        <w:t>message</w:t>
-      </w:r>
-      <w:proofErr w:type="spellEnd"/>
+          <w:lang w:val="en-US"/>
+        </w:rPr>
+        <w:t>    "</w:t>
+      </w:r>
+      <w:proofErr w:type="spellStart"/>
       <w:r>
         <w:rPr>
           <w:rFonts w:ascii="Consolas" w:eastAsia="Consolas" w:hAnsi="Consolas" w:cs="Consolas"/>
           <w:sz w:val="18"/>
           <w:szCs w:val="18"/>
-        </w:rPr>
-        <w:t xml:space="preserve">": "Token generado correctamente.", "data": </w:t>
-      </w:r>
-      <w:proofErr w:type="gramStart"/>
+          <w:lang w:val="en-US"/>
+        </w:rPr>
+        <w:t>isSuccess</w:t>
+      </w:r>
+      <w:proofErr w:type="spellEnd"/>
       <w:r>
         <w:rPr>
           <w:rFonts w:ascii="Consolas" w:eastAsia="Consolas" w:hAnsi="Consolas" w:cs="Consolas"/>
           <w:sz w:val="18"/>
           <w:szCs w:val="18"/>
-        </w:rPr>
-        <w:t>{ "</w:t>
-      </w:r>
-      <w:proofErr w:type="gramEnd"/>
-      <w:r>
+          <w:lang w:val="en-US"/>
+        </w:rPr>
+        <w:t>": true,</w:t>
+      </w:r>
+    </w:p>
+    <w:p>
+      <w:pPr>
+        <w:shd w:val="clear" w:color="auto" w:fill="F2F2F2"/>
+        <w:spacing w:after="160"/>
+        <w:ind w:left="200" w:right="200"/>
         <w:rPr>
           <w:rFonts w:ascii="Consolas" w:eastAsia="Consolas" w:hAnsi="Consolas" w:cs="Consolas"/>
           <w:sz w:val="18"/>
           <w:szCs w:val="18"/>
-        </w:rPr>
-        <w:t>token": "</w:t>
-      </w:r>
-      <w:proofErr w:type="spellStart"/>
+          <w:lang w:val="en-US"/>
+        </w:rPr>
+      </w:pPr>
       <w:r>
         <w:rPr>
           <w:rFonts w:ascii="Consolas" w:eastAsia="Consolas" w:hAnsi="Consolas" w:cs="Consolas"/>
           <w:sz w:val="18"/>
           <w:szCs w:val="18"/>
-        </w:rPr>
-        <w:t>eyJhbGciOi</w:t>
-      </w:r>
-      <w:proofErr w:type="spellEnd"/>
+          <w:lang w:val="en-US"/>
+        </w:rPr>
+        <w:t xml:space="preserve">    "message": "Token </w:t>
+      </w:r>
+      <w:proofErr w:type="spellStart"/>
       <w:r>
         <w:rPr>
           <w:rFonts w:ascii="Consolas" w:eastAsia="Consolas" w:hAnsi="Consolas" w:cs="Consolas"/>
           <w:sz w:val="18"/>
           <w:szCs w:val="18"/>
-        </w:rPr>
-        <w:t>...</w:t>
-      </w:r>
-      <w:proofErr w:type="gramStart"/>
+          <w:lang w:val="en-US"/>
+        </w:rPr>
+        <w:t>generado</w:t>
+      </w:r>
+      <w:proofErr w:type="spellEnd"/>
       <w:r>
         <w:rPr>
           <w:rFonts w:ascii="Consolas" w:eastAsia="Consolas" w:hAnsi="Consolas" w:cs="Consolas"/>
           <w:sz w:val="18"/>
           <w:szCs w:val="18"/>
-        </w:rPr>
-        <w:t>" }</w:t>
-      </w:r>
-      <w:proofErr w:type="gramEnd"/>
+          <w:lang w:val="en-US"/>
+        </w:rPr>
+        <w:t xml:space="preserve"> </w:t>
+      </w:r>
+      <w:proofErr w:type="spellStart"/>
       <w:r>
         <w:rPr>
           <w:rFonts w:ascii="Consolas" w:eastAsia="Consolas" w:hAnsi="Consolas" w:cs="Consolas"/>
           <w:sz w:val="18"/>
           <w:szCs w:val="18"/>
-        </w:rPr>
-        <w:t xml:space="preserve"> }</w:t>
-      </w:r>
-    </w:p>
+          <w:lang w:val="en-US"/>
+        </w:rPr>
+        <w:t>correctamente</w:t>
+      </w:r>
+      <w:proofErr w:type="spellEnd"/>
+      <w:r>
+        <w:rPr>
+          <w:rFonts w:ascii="Consolas" w:eastAsia="Consolas" w:hAnsi="Consolas" w:cs="Consolas"/>
+          <w:sz w:val="18"/>
+          <w:szCs w:val="18"/>
+          <w:lang w:val="en-US"/>
+        </w:rPr>
+        <w:t>.",</w:t>
+      </w:r>
+    </w:p>
+    <w:p>
+      <w:pPr>
+        <w:shd w:val="clear" w:color="auto" w:fill="F2F2F2"/>
+        <w:spacing w:after="160"/>
+        <w:ind w:left="200" w:right="200"/>
+        <w:rPr>
+          <w:rFonts w:ascii="Consolas" w:eastAsia="Consolas" w:hAnsi="Consolas" w:cs="Consolas"/>
+          <w:sz w:val="18"/>
+          <w:szCs w:val="18"/>
+          <w:lang w:val="en-US"/>
+        </w:rPr>
+      </w:pPr>
+      <w:r>
+        <w:rPr>
+          <w:rFonts w:ascii="Consolas" w:eastAsia="Consolas" w:hAnsi="Consolas" w:cs="Consolas"/>
+          <w:sz w:val="18"/>
+          <w:szCs w:val="18"/>
+          <w:lang w:val="en-US"/>
+        </w:rPr>
+        <w:t>    "data</w:t>
+      </w:r>
+      <w:proofErr w:type="gramStart"/>
+      <w:r>
+        <w:rPr>
+          <w:rFonts w:ascii="Consolas" w:eastAsia="Consolas" w:hAnsi="Consolas" w:cs="Consolas"/>
+          <w:sz w:val="18"/>
+          <w:szCs w:val="18"/>
+          <w:lang w:val="en-US"/>
+        </w:rPr>
+        <w:t>": {</w:t>
+      </w:r>
+      <w:proofErr w:type="gramEnd"/>
+    </w:p>
+    <w:p>
+      <w:pPr>
+        <w:shd w:val="clear" w:color="auto" w:fill="F2F2F2"/>
+        <w:spacing w:after="160"/>
+        <w:ind w:left="200" w:right="200"/>
+        <w:rPr>
+          <w:rFonts w:ascii="Consolas" w:eastAsia="Consolas" w:hAnsi="Consolas" w:cs="Consolas"/>
+          <w:sz w:val="18"/>
+          <w:szCs w:val="18"/>
+          <w:lang w:val="en-US"/>
+        </w:rPr>
+      </w:pPr>
+      <w:r>
+        <w:rPr>
+          <w:rFonts w:ascii="Consolas" w:eastAsia="Consolas" w:hAnsi="Consolas" w:cs="Consolas"/>
+          <w:sz w:val="18"/>
+          <w:szCs w:val="18"/>
+          <w:lang w:val="en-US"/>
+        </w:rPr>
+        <w:t>        "token": "eyJhbGciOiJIUzI1NiIsInR5cCI6IkpXVCJ9.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.f57IXDihYePbHbyZQ8m15M2K49etkE_5MXwKfUZ-FJk"</w:t>
+      </w:r>
+    </w:p>
+    <w:p>
+      <w:pPr>
+        <w:shd w:val="clear" w:color="auto" w:fill="F2F2F2"/>
+        <w:spacing w:after="160"/>
+        <w:ind w:left="200" w:right="200"/>
+        <w:rPr>
+          <w:rFonts w:ascii="Consolas" w:eastAsia="Consolas" w:hAnsi="Consolas" w:cs="Consolas"/>
+          <w:sz w:val="18"/>
+          <w:szCs w:val="18"/>
+        </w:rPr>
+      </w:pPr>
+      <w:r>
+        <w:rPr>
+          <w:rFonts w:ascii="Consolas" w:eastAsia="Consolas" w:hAnsi="Consolas" w:cs="Consolas"/>
+          <w:sz w:val="18"/>
+          <w:szCs w:val="18"/>
+          <w:lang w:val="en-US"/>
+        </w:rPr>
+        <w:t xml:space="preserve">    </w:t>
+      </w:r>
+      <w:r>
+        <w:rPr>
+          <w:rFonts w:ascii="Consolas" w:eastAsia="Consolas" w:hAnsi="Consolas" w:cs="Consolas"/>
+          <w:sz w:val="18"/>
+          <w:szCs w:val="18"/>
+        </w:rPr>
+        <w:t>}</w:t>
+      </w:r>
+    </w:p>
+    <w:p>
+      <w:pPr>
+        <w:shd w:val="clear" w:color="auto" w:fill="F2F2F2"/>
+        <w:spacing w:after="160"/>
+        <w:ind w:left="200" w:right="200"/>
+        <w:rPr>
+          <w:rFonts w:ascii="Consolas" w:eastAsia="Consolas" w:hAnsi="Consolas" w:cs="Consolas"/>
+          <w:sz w:val="18"/>
+          <w:szCs w:val="18"/>
+        </w:rPr>
+      </w:pPr>
+      <w:r>
+        <w:rPr>
+          <w:rFonts w:ascii="Consolas" w:eastAsia="Consolas" w:hAnsi="Consolas" w:cs="Consolas"/>
+          <w:sz w:val="18"/>
+          <w:szCs w:val="18"/>
+        </w:rPr>
+        <w:t>}</w:t>
+      </w:r>
+    </w:p>
+    <w:p>
+      <w:bookmarkStart w:id="54" w:name="_Toc241778012"/>
+    </w:p>
+    <w:p/>
+    <w:p/>
+    <w:p/>
+    <w:p/>
+    <w:p/>
+    <w:p/>
+    <w:p/>
+    <w:p/>
+    <w:p/>
+    <w:p/>
     <w:p>
       <w:pPr>
         <w:pStyle w:val="Ttulo2"/>
@@ -20826,8 +21351,7 @@
           <w:szCs w:val="24"/>
         </w:rPr>
       </w:pPr>
-      <w:bookmarkStart w:id="54" w:name="_Toc241778012"/>
-      <w:bookmarkStart w:id="55" w:name="_Toc241782572"/>
+      <w:bookmarkStart w:id="55" w:name="_Toc242038145"/>
       <w:r>
         <w:rPr>
           <w:rFonts w:ascii="Times New Roman" w:hAnsi="Times New Roman" w:cs="Times New Roman"/>
@@ -20885,12 +21409,6 @@
         <w:gridCol w:w="5302"/>
       </w:tblGrid>
       <w:tr>
-        <w:tblPrEx>
-          <w:tblCellMar>
-            <w:top w:w="0" w:type="dxa"/>
-            <w:bottom w:w="0" w:type="dxa"/>
-          </w:tblCellMar>
-        </w:tblPrEx>
         <w:trPr>
           <w:tblHeader/>
         </w:trPr>
@@ -21010,12 +21528,6 @@
         </w:tc>
       </w:tr>
       <w:tr>
-        <w:tblPrEx>
-          <w:tblCellMar>
-            <w:top w:w="0" w:type="dxa"/>
-            <w:bottom w:w="0" w:type="dxa"/>
-          </w:tblCellMar>
-        </w:tblPrEx>
         <w:tc>
           <w:tcPr>
             <w:tcW w:w="1124" w:type="dxa"/>
@@ -21120,12 +21632,6 @@
         </w:tc>
       </w:tr>
       <w:tr>
-        <w:tblPrEx>
-          <w:tblCellMar>
-            <w:top w:w="0" w:type="dxa"/>
-            <w:bottom w:w="0" w:type="dxa"/>
-          </w:tblCellMar>
-        </w:tblPrEx>
         <w:tc>
           <w:tcPr>
             <w:tcW w:w="1124" w:type="dxa"/>
@@ -21276,12 +21782,6 @@
         </w:tc>
       </w:tr>
       <w:tr>
-        <w:tblPrEx>
-          <w:tblCellMar>
-            <w:top w:w="0" w:type="dxa"/>
-            <w:bottom w:w="0" w:type="dxa"/>
-          </w:tblCellMar>
-        </w:tblPrEx>
         <w:tc>
           <w:tcPr>
             <w:tcW w:w="1124" w:type="dxa"/>
@@ -21386,12 +21886,6 @@
         </w:tc>
       </w:tr>
       <w:tr>
-        <w:tblPrEx>
-          <w:tblCellMar>
-            <w:top w:w="0" w:type="dxa"/>
-            <w:bottom w:w="0" w:type="dxa"/>
-          </w:tblCellMar>
-        </w:tblPrEx>
         <w:tc>
           <w:tcPr>
             <w:tcW w:w="1124" w:type="dxa"/>
@@ -21496,12 +21990,6 @@
         </w:tc>
       </w:tr>
       <w:tr>
-        <w:tblPrEx>
-          <w:tblCellMar>
-            <w:top w:w="0" w:type="dxa"/>
-            <w:bottom w:w="0" w:type="dxa"/>
-          </w:tblCellMar>
-        </w:tblPrEx>
         <w:tc>
           <w:tcPr>
             <w:tcW w:w="1124" w:type="dxa"/>
@@ -21606,12 +22094,6 @@
         </w:tc>
       </w:tr>
       <w:tr>
-        <w:tblPrEx>
-          <w:tblCellMar>
-            <w:top w:w="0" w:type="dxa"/>
-            <w:bottom w:w="0" w:type="dxa"/>
-          </w:tblCellMar>
-        </w:tblPrEx>
         <w:tc>
           <w:tcPr>
             <w:tcW w:w="1124" w:type="dxa"/>
@@ -21896,7 +22378,7 @@
         </w:rPr>
       </w:pPr>
       <w:bookmarkStart w:id="56" w:name="_Toc241778013"/>
-      <w:bookmarkStart w:id="57" w:name="_Toc241782573"/>
+      <w:bookmarkStart w:id="57" w:name="_Toc242038146"/>
       <w:r>
         <w:rPr>
           <w:rFonts w:ascii="Times New Roman" w:hAnsi="Times New Roman" w:cs="Times New Roman"/>
@@ -21932,12 +22414,6 @@
         <w:gridCol w:w="5302"/>
       </w:tblGrid>
       <w:tr>
-        <w:tblPrEx>
-          <w:tblCellMar>
-            <w:top w:w="0" w:type="dxa"/>
-            <w:bottom w:w="0" w:type="dxa"/>
-          </w:tblCellMar>
-        </w:tblPrEx>
         <w:trPr>
           <w:tblHeader/>
         </w:trPr>
@@ -22060,12 +22536,6 @@
         </w:tc>
       </w:tr>
       <w:tr>
-        <w:tblPrEx>
-          <w:tblCellMar>
-            <w:top w:w="0" w:type="dxa"/>
-            <w:bottom w:w="0" w:type="dxa"/>
-          </w:tblCellMar>
-        </w:tblPrEx>
         <w:tc>
           <w:tcPr>
             <w:tcW w:w="1124" w:type="dxa"/>
@@ -22173,12 +22643,6 @@
         </w:tc>
       </w:tr>
       <w:tr>
-        <w:tblPrEx>
-          <w:tblCellMar>
-            <w:top w:w="0" w:type="dxa"/>
-            <w:bottom w:w="0" w:type="dxa"/>
-          </w:tblCellMar>
-        </w:tblPrEx>
         <w:tc>
           <w:tcPr>
             <w:tcW w:w="1124" w:type="dxa"/>
@@ -22304,12 +22768,6 @@
         </w:tc>
       </w:tr>
       <w:tr>
-        <w:tblPrEx>
-          <w:tblCellMar>
-            <w:top w:w="0" w:type="dxa"/>
-            <w:bottom w:w="0" w:type="dxa"/>
-          </w:tblCellMar>
-        </w:tblPrEx>
         <w:tc>
           <w:tcPr>
             <w:tcW w:w="1124" w:type="dxa"/>
@@ -22435,12 +22893,6 @@
         </w:tc>
       </w:tr>
       <w:tr>
-        <w:tblPrEx>
-          <w:tblCellMar>
-            <w:top w:w="0" w:type="dxa"/>
-            <w:bottom w:w="0" w:type="dxa"/>
-          </w:tblCellMar>
-        </w:tblPrEx>
         <w:tc>
           <w:tcPr>
             <w:tcW w:w="1124" w:type="dxa"/>
@@ -22548,12 +23000,6 @@
         </w:tc>
       </w:tr>
       <w:tr>
-        <w:tblPrEx>
-          <w:tblCellMar>
-            <w:top w:w="0" w:type="dxa"/>
-            <w:bottom w:w="0" w:type="dxa"/>
-          </w:tblCellMar>
-        </w:tblPrEx>
         <w:tc>
           <w:tcPr>
             <w:tcW w:w="1124" w:type="dxa"/>
@@ -22661,12 +23107,6 @@
         </w:tc>
       </w:tr>
       <w:tr>
-        <w:tblPrEx>
-          <w:tblCellMar>
-            <w:top w:w="0" w:type="dxa"/>
-            <w:bottom w:w="0" w:type="dxa"/>
-          </w:tblCellMar>
-        </w:tblPrEx>
         <w:tc>
           <w:tcPr>
             <w:tcW w:w="1124" w:type="dxa"/>
@@ -22792,12 +23232,6 @@
         </w:tc>
       </w:tr>
       <w:tr>
-        <w:tblPrEx>
-          <w:tblCellMar>
-            <w:top w:w="0" w:type="dxa"/>
-            <w:bottom w:w="0" w:type="dxa"/>
-          </w:tblCellMar>
-        </w:tblPrEx>
         <w:tc>
           <w:tcPr>
             <w:tcW w:w="1124" w:type="dxa"/>
@@ -22923,12 +23357,6 @@
         </w:tc>
       </w:tr>
       <w:tr>
-        <w:tblPrEx>
-          <w:tblCellMar>
-            <w:top w:w="0" w:type="dxa"/>
-            <w:bottom w:w="0" w:type="dxa"/>
-          </w:tblCellMar>
-        </w:tblPrEx>
         <w:tc>
           <w:tcPr>
             <w:tcW w:w="1124" w:type="dxa"/>
@@ -23052,7 +23480,7 @@
         </w:rPr>
       </w:pPr>
       <w:bookmarkStart w:id="58" w:name="_Toc241778014"/>
-      <w:bookmarkStart w:id="59" w:name="_Toc241782574"/>
+      <w:bookmarkStart w:id="59" w:name="_Toc242038147"/>
       <w:r>
         <w:rPr>
           <w:rFonts w:ascii="Times New Roman" w:hAnsi="Times New Roman" w:cs="Times New Roman"/>
@@ -23088,12 +23516,6 @@
         <w:gridCol w:w="4981"/>
       </w:tblGrid>
       <w:tr>
-        <w:tblPrEx>
-          <w:tblCellMar>
-            <w:top w:w="0" w:type="dxa"/>
-            <w:bottom w:w="0" w:type="dxa"/>
-          </w:tblCellMar>
-        </w:tblPrEx>
         <w:trPr>
           <w:tblHeader/>
         </w:trPr>
@@ -23213,12 +23635,6 @@
         </w:tc>
       </w:tr>
       <w:tr>
-        <w:tblPrEx>
-          <w:tblCellMar>
-            <w:top w:w="0" w:type="dxa"/>
-            <w:bottom w:w="0" w:type="dxa"/>
-          </w:tblCellMar>
-        </w:tblPrEx>
         <w:tc>
           <w:tcPr>
             <w:tcW w:w="1124" w:type="dxa"/>
@@ -23323,12 +23739,6 @@
         </w:tc>
       </w:tr>
       <w:tr>
-        <w:tblPrEx>
-          <w:tblCellMar>
-            <w:top w:w="0" w:type="dxa"/>
-            <w:bottom w:w="0" w:type="dxa"/>
-          </w:tblCellMar>
-        </w:tblPrEx>
         <w:tc>
           <w:tcPr>
             <w:tcW w:w="1124" w:type="dxa"/>
@@ -23433,12 +23843,6 @@
         </w:tc>
       </w:tr>
       <w:tr>
-        <w:tblPrEx>
-          <w:tblCellMar>
-            <w:top w:w="0" w:type="dxa"/>
-            <w:bottom w:w="0" w:type="dxa"/>
-          </w:tblCellMar>
-        </w:tblPrEx>
         <w:tc>
           <w:tcPr>
             <w:tcW w:w="1124" w:type="dxa"/>
@@ -23543,12 +23947,6 @@
         </w:tc>
       </w:tr>
       <w:tr>
-        <w:tblPrEx>
-          <w:tblCellMar>
-            <w:top w:w="0" w:type="dxa"/>
-            <w:bottom w:w="0" w:type="dxa"/>
-          </w:tblCellMar>
-        </w:tblPrEx>
         <w:tc>
           <w:tcPr>
             <w:tcW w:w="1124" w:type="dxa"/>
@@ -23653,12 +24051,6 @@
         </w:tc>
       </w:tr>
       <w:tr>
-        <w:tblPrEx>
-          <w:tblCellMar>
-            <w:top w:w="0" w:type="dxa"/>
-            <w:bottom w:w="0" w:type="dxa"/>
-          </w:tblCellMar>
-        </w:tblPrEx>
         <w:tc>
           <w:tcPr>
             <w:tcW w:w="1124" w:type="dxa"/>
@@ -23763,12 +24155,6 @@
         </w:tc>
       </w:tr>
       <w:tr>
-        <w:tblPrEx>
-          <w:tblCellMar>
-            <w:top w:w="0" w:type="dxa"/>
-            <w:bottom w:w="0" w:type="dxa"/>
-          </w:tblCellMar>
-        </w:tblPrEx>
         <w:tc>
           <w:tcPr>
             <w:tcW w:w="1124" w:type="dxa"/>
@@ -23873,12 +24259,6 @@
         </w:tc>
       </w:tr>
       <w:tr>
-        <w:tblPrEx>
-          <w:tblCellMar>
-            <w:top w:w="0" w:type="dxa"/>
-            <w:bottom w:w="0" w:type="dxa"/>
-          </w:tblCellMar>
-        </w:tblPrEx>
         <w:tc>
           <w:tcPr>
             <w:tcW w:w="1124" w:type="dxa"/>
@@ -23983,12 +24363,6 @@
         </w:tc>
       </w:tr>
       <w:tr>
-        <w:tblPrEx>
-          <w:tblCellMar>
-            <w:top w:w="0" w:type="dxa"/>
-            <w:bottom w:w="0" w:type="dxa"/>
-          </w:tblCellMar>
-        </w:tblPrEx>
         <w:tc>
           <w:tcPr>
             <w:tcW w:w="1124" w:type="dxa"/>
@@ -24093,12 +24467,6 @@
         </w:tc>
       </w:tr>
       <w:tr>
-        <w:tblPrEx>
-          <w:tblCellMar>
-            <w:top w:w="0" w:type="dxa"/>
-            <w:bottom w:w="0" w:type="dxa"/>
-          </w:tblCellMar>
-        </w:tblPrEx>
         <w:tc>
           <w:tcPr>
             <w:tcW w:w="1124" w:type="dxa"/>
@@ -24213,12 +24581,6 @@
         </w:tc>
       </w:tr>
       <w:tr>
-        <w:tblPrEx>
-          <w:tblCellMar>
-            <w:top w:w="0" w:type="dxa"/>
-            <w:bottom w:w="0" w:type="dxa"/>
-          </w:tblCellMar>
-        </w:tblPrEx>
         <w:tc>
           <w:tcPr>
             <w:tcW w:w="1124" w:type="dxa"/>
@@ -24333,12 +24695,6 @@
         </w:tc>
       </w:tr>
       <w:tr>
-        <w:tblPrEx>
-          <w:tblCellMar>
-            <w:top w:w="0" w:type="dxa"/>
-            <w:bottom w:w="0" w:type="dxa"/>
-          </w:tblCellMar>
-        </w:tblPrEx>
         <w:tc>
           <w:tcPr>
             <w:tcW w:w="1124" w:type="dxa"/>
@@ -24461,7 +24817,7 @@
         </w:rPr>
       </w:pPr>
       <w:bookmarkStart w:id="60" w:name="_Toc241778015"/>
-      <w:bookmarkStart w:id="61" w:name="_Toc241782575"/>
+      <w:bookmarkStart w:id="61" w:name="_Toc242038148"/>
       <w:r>
         <w:rPr>
           <w:rFonts w:ascii="Times New Roman" w:hAnsi="Times New Roman" w:cs="Times New Roman"/>
@@ -24487,7 +24843,7 @@
         </w:rPr>
       </w:pPr>
       <w:bookmarkStart w:id="62" w:name="_Toc241778016"/>
-      <w:bookmarkStart w:id="63" w:name="_Toc241782576"/>
+      <w:bookmarkStart w:id="63" w:name="_Toc242038149"/>
       <w:r>
         <w:rPr>
           <w:rFonts w:ascii="Times New Roman" w:hAnsi="Times New Roman" w:cs="Times New Roman"/>
@@ -24630,12 +24986,6 @@
         <w:gridCol w:w="7229"/>
       </w:tblGrid>
       <w:tr>
-        <w:tblPrEx>
-          <w:tblCellMar>
-            <w:top w:w="0" w:type="dxa"/>
-            <w:bottom w:w="0" w:type="dxa"/>
-          </w:tblCellMar>
-        </w:tblPrEx>
         <w:trPr>
           <w:tblHeader/>
         </w:trPr>
@@ -24719,12 +25069,6 @@
         </w:tc>
       </w:tr>
       <w:tr>
-        <w:tblPrEx>
-          <w:tblCellMar>
-            <w:top w:w="0" w:type="dxa"/>
-            <w:bottom w:w="0" w:type="dxa"/>
-          </w:tblCellMar>
-        </w:tblPrEx>
         <w:tc>
           <w:tcPr>
             <w:tcW w:w="2409" w:type="dxa"/>
@@ -24861,12 +25205,6 @@
         </w:tc>
       </w:tr>
       <w:tr>
-        <w:tblPrEx>
-          <w:tblCellMar>
-            <w:top w:w="0" w:type="dxa"/>
-            <w:bottom w:w="0" w:type="dxa"/>
-          </w:tblCellMar>
-        </w:tblPrEx>
         <w:tc>
           <w:tcPr>
             <w:tcW w:w="2409" w:type="dxa"/>
@@ -24939,12 +25277,6 @@
         </w:tc>
       </w:tr>
       <w:tr>
-        <w:tblPrEx>
-          <w:tblCellMar>
-            <w:top w:w="0" w:type="dxa"/>
-            <w:bottom w:w="0" w:type="dxa"/>
-          </w:tblCellMar>
-        </w:tblPrEx>
         <w:tc>
           <w:tcPr>
             <w:tcW w:w="2409" w:type="dxa"/>
@@ -25015,12 +25347,6 @@
         </w:tc>
       </w:tr>
       <w:tr>
-        <w:tblPrEx>
-          <w:tblCellMar>
-            <w:top w:w="0" w:type="dxa"/>
-            <w:bottom w:w="0" w:type="dxa"/>
-          </w:tblCellMar>
-        </w:tblPrEx>
         <w:tc>
           <w:tcPr>
             <w:tcW w:w="2409" w:type="dxa"/>
@@ -25091,12 +25417,6 @@
         </w:tc>
       </w:tr>
       <w:tr>
-        <w:tblPrEx>
-          <w:tblCellMar>
-            <w:top w:w="0" w:type="dxa"/>
-            <w:bottom w:w="0" w:type="dxa"/>
-          </w:tblCellMar>
-        </w:tblPrEx>
         <w:tc>
           <w:tcPr>
             <w:tcW w:w="2409" w:type="dxa"/>
@@ -25169,12 +25489,6 @@
         </w:tc>
       </w:tr>
       <w:tr>
-        <w:tblPrEx>
-          <w:tblCellMar>
-            <w:top w:w="0" w:type="dxa"/>
-            <w:bottom w:w="0" w:type="dxa"/>
-          </w:tblCellMar>
-        </w:tblPrEx>
         <w:tc>
           <w:tcPr>
             <w:tcW w:w="2409" w:type="dxa"/>
@@ -25405,7 +25719,7 @@
         </w:rPr>
       </w:pPr>
       <w:bookmarkStart w:id="64" w:name="_Toc241778017"/>
-      <w:bookmarkStart w:id="65" w:name="_Toc241782577"/>
+      <w:bookmarkStart w:id="65" w:name="_Toc242038150"/>
       <w:r>
         <w:rPr>
           <w:rFonts w:ascii="Times New Roman" w:hAnsi="Times New Roman" w:cs="Times New Roman"/>
@@ -25527,7 +25841,7 @@
         </w:rPr>
       </w:pPr>
       <w:bookmarkStart w:id="66" w:name="_Toc241778018"/>
-      <w:bookmarkStart w:id="67" w:name="_Toc241782578"/>
+      <w:bookmarkStart w:id="67" w:name="_Toc242038151"/>
       <w:r>
         <w:rPr>
           <w:rFonts w:ascii="Times New Roman" w:hAnsi="Times New Roman" w:cs="Times New Roman"/>
@@ -25611,7 +25925,7 @@
         </w:rPr>
       </w:pPr>
       <w:bookmarkStart w:id="68" w:name="_Toc241778019"/>
-      <w:bookmarkStart w:id="69" w:name="_Toc241782579"/>
+      <w:bookmarkStart w:id="69" w:name="_Toc242038152"/>
       <w:r>
         <w:rPr>
           <w:rFonts w:ascii="Times New Roman" w:hAnsi="Times New Roman" w:cs="Times New Roman"/>
@@ -25734,7 +26048,7 @@
         </w:rPr>
       </w:pPr>
       <w:bookmarkStart w:id="70" w:name="_Toc241778021"/>
-      <w:bookmarkStart w:id="71" w:name="_Toc241782580"/>
+      <w:bookmarkStart w:id="71" w:name="_Toc242038153"/>
       <w:r>
         <w:rPr>
           <w:rFonts w:ascii="Times New Roman" w:hAnsi="Times New Roman" w:cs="Times New Roman"/>
@@ -25760,7 +26074,7 @@
         </w:rPr>
       </w:pPr>
       <w:bookmarkStart w:id="72" w:name="_Toc241778022"/>
-      <w:bookmarkStart w:id="73" w:name="_Toc241782581"/>
+      <w:bookmarkStart w:id="73" w:name="_Toc242038154"/>
       <w:r>
         <w:rPr>
           <w:rFonts w:ascii="Times New Roman" w:hAnsi="Times New Roman" w:cs="Times New Roman"/>
@@ -25927,12 +26241,6 @@
         <w:gridCol w:w="4419"/>
       </w:tblGrid>
       <w:tr>
-        <w:tblPrEx>
-          <w:tblCellMar>
-            <w:top w:w="0" w:type="dxa"/>
-            <w:bottom w:w="0" w:type="dxa"/>
-          </w:tblCellMar>
-        </w:tblPrEx>
         <w:trPr>
           <w:tblHeader/>
         </w:trPr>
@@ -26090,12 +26398,6 @@
         </w:tc>
       </w:tr>
       <w:tr>
-        <w:tblPrEx>
-          <w:tblCellMar>
-            <w:top w:w="0" w:type="dxa"/>
-            <w:bottom w:w="0" w:type="dxa"/>
-          </w:tblCellMar>
-        </w:tblPrEx>
         <w:tc>
           <w:tcPr>
             <w:tcW w:w="2409" w:type="dxa"/>
@@ -26236,12 +26538,6 @@
         </w:tc>
       </w:tr>
       <w:tr>
-        <w:tblPrEx>
-          <w:tblCellMar>
-            <w:top w:w="0" w:type="dxa"/>
-            <w:bottom w:w="0" w:type="dxa"/>
-          </w:tblCellMar>
-        </w:tblPrEx>
         <w:tc>
           <w:tcPr>
             <w:tcW w:w="2409" w:type="dxa"/>
@@ -26382,12 +26678,6 @@
         </w:tc>
       </w:tr>
       <w:tr>
-        <w:tblPrEx>
-          <w:tblCellMar>
-            <w:top w:w="0" w:type="dxa"/>
-            <w:bottom w:w="0" w:type="dxa"/>
-          </w:tblCellMar>
-        </w:tblPrEx>
         <w:tc>
           <w:tcPr>
             <w:tcW w:w="2409" w:type="dxa"/>
@@ -26661,7 +26951,7 @@
         </w:rPr>
       </w:pPr>
       <w:bookmarkStart w:id="74" w:name="_Toc241778023"/>
-      <w:bookmarkStart w:id="75" w:name="_Toc241782582"/>
+      <w:bookmarkStart w:id="75" w:name="_Toc242038155"/>
       <w:r>
         <w:rPr>
           <w:rFonts w:ascii="Times New Roman" w:hAnsi="Times New Roman" w:cs="Times New Roman"/>
@@ -26831,7 +27121,7 @@
         </w:rPr>
       </w:pPr>
       <w:bookmarkStart w:id="76" w:name="_Toc241778024"/>
-      <w:bookmarkStart w:id="77" w:name="_Toc241782583"/>
+      <w:bookmarkStart w:id="77" w:name="_Toc242038156"/>
       <w:r>
         <w:rPr>
           <w:rFonts w:ascii="Times New Roman" w:hAnsi="Times New Roman" w:cs="Times New Roman"/>
@@ -27322,12 +27612,6 @@
         <w:gridCol w:w="7229"/>
       </w:tblGrid>
       <w:tr>
-        <w:tblPrEx>
-          <w:tblCellMar>
-            <w:top w:w="0" w:type="dxa"/>
-            <w:bottom w:w="0" w:type="dxa"/>
-          </w:tblCellMar>
-        </w:tblPrEx>
         <w:trPr>
           <w:tblHeader/>
         </w:trPr>
@@ -27409,12 +27693,6 @@
         </w:tc>
       </w:tr>
       <w:tr>
-        <w:tblPrEx>
-          <w:tblCellMar>
-            <w:top w:w="0" w:type="dxa"/>
-            <w:bottom w:w="0" w:type="dxa"/>
-          </w:tblCellMar>
-        </w:tblPrEx>
         <w:tc>
           <w:tcPr>
             <w:tcW w:w="2409" w:type="dxa"/>
@@ -27507,12 +27785,6 @@
         </w:tc>
       </w:tr>
       <w:tr>
-        <w:tblPrEx>
-          <w:tblCellMar>
-            <w:top w:w="0" w:type="dxa"/>
-            <w:bottom w:w="0" w:type="dxa"/>
-          </w:tblCellMar>
-        </w:tblPrEx>
         <w:tc>
           <w:tcPr>
             <w:tcW w:w="2409" w:type="dxa"/>
@@ -27627,12 +27899,6 @@
         </w:tc>
       </w:tr>
       <w:tr>
-        <w:tblPrEx>
-          <w:tblCellMar>
-            <w:top w:w="0" w:type="dxa"/>
-            <w:bottom w:w="0" w:type="dxa"/>
-          </w:tblCellMar>
-        </w:tblPrEx>
         <w:tc>
           <w:tcPr>
             <w:tcW w:w="2409" w:type="dxa"/>
@@ -27718,12 +27984,6 @@
         </w:tc>
       </w:tr>
       <w:tr>
-        <w:tblPrEx>
-          <w:tblCellMar>
-            <w:top w:w="0" w:type="dxa"/>
-            <w:bottom w:w="0" w:type="dxa"/>
-          </w:tblCellMar>
-        </w:tblPrEx>
         <w:tc>
           <w:tcPr>
             <w:tcW w:w="2409" w:type="dxa"/>
@@ -28025,7 +28285,7 @@
         </w:rPr>
       </w:pPr>
       <w:bookmarkStart w:id="78" w:name="_Toc241778025"/>
-      <w:bookmarkStart w:id="79" w:name="_Toc241782584"/>
+      <w:bookmarkStart w:id="79" w:name="_Toc242038157"/>
       <w:r>
         <w:rPr>
           <w:rFonts w:ascii="Times New Roman" w:hAnsi="Times New Roman" w:cs="Times New Roman"/>
@@ -28050,7 +28310,7 @@
         </w:rPr>
       </w:pPr>
       <w:bookmarkStart w:id="80" w:name="_Toc241778026"/>
-      <w:bookmarkStart w:id="81" w:name="_Toc241782585"/>
+      <w:bookmarkStart w:id="81" w:name="_Toc242038158"/>
       <w:r>
         <w:rPr>
           <w:rFonts w:ascii="Times New Roman" w:hAnsi="Times New Roman" w:cs="Times New Roman"/>
@@ -28099,12 +28359,6 @@
         <w:gridCol w:w="4006"/>
       </w:tblGrid>
       <w:tr>
-        <w:tblPrEx>
-          <w:tblCellMar>
-            <w:top w:w="0" w:type="dxa"/>
-            <w:bottom w:w="0" w:type="dxa"/>
-          </w:tblCellMar>
-        </w:tblPrEx>
         <w:trPr>
           <w:tblHeader/>
         </w:trPr>
@@ -28224,12 +28478,6 @@
         </w:tc>
       </w:tr>
       <w:tr>
-        <w:tblPrEx>
-          <w:tblCellMar>
-            <w:top w:w="0" w:type="dxa"/>
-            <w:bottom w:w="0" w:type="dxa"/>
-          </w:tblCellMar>
-        </w:tblPrEx>
         <w:tc>
           <w:tcPr>
             <w:tcW w:w="2650" w:type="dxa"/>
@@ -28324,13 +28572,15 @@
                 <w:rFonts w:ascii="Times New Roman" w:hAnsi="Times New Roman" w:cs="Times New Roman"/>
                 <w:sz w:val="20"/>
                 <w:szCs w:val="20"/>
-              </w:rPr>
-            </w:pPr>
-            <w:r>
-              <w:rPr>
-                <w:rFonts w:ascii="Times New Roman" w:hAnsi="Times New Roman" w:cs="Times New Roman"/>
-                <w:sz w:val="20"/>
-                <w:szCs w:val="20"/>
+                <w:lang w:val="en-US"/>
+              </w:rPr>
+            </w:pPr>
+            <w:r>
+              <w:rPr>
+                <w:rFonts w:ascii="Times New Roman" w:hAnsi="Times New Roman" w:cs="Times New Roman"/>
+                <w:sz w:val="20"/>
+                <w:szCs w:val="20"/>
+                <w:lang w:val="en-US"/>
               </w:rPr>
               <w:t>Server=(</w:t>
             </w:r>
@@ -28340,6 +28590,7 @@
                 <w:rFonts w:ascii="Times New Roman" w:hAnsi="Times New Roman" w:cs="Times New Roman"/>
                 <w:sz w:val="20"/>
                 <w:szCs w:val="20"/>
+                <w:lang w:val="en-US"/>
               </w:rPr>
               <w:t>localdb</w:t>
             </w:r>
@@ -28349,6 +28600,7 @@
                 <w:rFonts w:ascii="Times New Roman" w:hAnsi="Times New Roman" w:cs="Times New Roman"/>
                 <w:sz w:val="20"/>
                 <w:szCs w:val="20"/>
+                <w:lang w:val="en-US"/>
               </w:rPr>
               <w:t>)\</w:t>
             </w:r>
@@ -28359,6 +28611,7 @@
                 <w:rFonts w:ascii="Times New Roman" w:hAnsi="Times New Roman" w:cs="Times New Roman"/>
                 <w:sz w:val="20"/>
                 <w:szCs w:val="20"/>
+                <w:lang w:val="en-US"/>
               </w:rPr>
               <w:t>MSSQLLocalDB;Initial</w:t>
             </w:r>
@@ -28369,8 +28622,9 @@
                 <w:rFonts w:ascii="Times New Roman" w:hAnsi="Times New Roman" w:cs="Times New Roman"/>
                 <w:sz w:val="20"/>
                 <w:szCs w:val="20"/>
-              </w:rPr>
-              <w:t xml:space="preserve"> </w:t>
+                <w:lang w:val="en-US"/>
+              </w:rPr>
+              <w:t xml:space="preserve"> Catalog=</w:t>
             </w:r>
             <w:proofErr w:type="spellStart"/>
             <w:r>
@@ -28378,24 +28632,7 @@
                 <w:rFonts w:ascii="Times New Roman" w:hAnsi="Times New Roman" w:cs="Times New Roman"/>
                 <w:sz w:val="20"/>
                 <w:szCs w:val="20"/>
-              </w:rPr>
-              <w:t>Catalog</w:t>
-            </w:r>
-            <w:proofErr w:type="spellEnd"/>
-            <w:r>
-              <w:rPr>
-                <w:rFonts w:ascii="Times New Roman" w:hAnsi="Times New Roman" w:cs="Times New Roman"/>
-                <w:sz w:val="20"/>
-                <w:szCs w:val="20"/>
-              </w:rPr>
-              <w:t>=</w:t>
-            </w:r>
-            <w:proofErr w:type="spellStart"/>
-            <w:r>
-              <w:rPr>
-                <w:rFonts w:ascii="Times New Roman" w:hAnsi="Times New Roman" w:cs="Times New Roman"/>
-                <w:sz w:val="20"/>
-                <w:szCs w:val="20"/>
+                <w:lang w:val="en-US"/>
               </w:rPr>
               <w:t>Sistema_</w:t>
             </w:r>
@@ -28405,6 +28642,7 @@
                 <w:rFonts w:ascii="Times New Roman" w:hAnsi="Times New Roman" w:cs="Times New Roman"/>
                 <w:sz w:val="20"/>
                 <w:szCs w:val="20"/>
+                <w:lang w:val="en-US"/>
               </w:rPr>
               <w:t>Supermercado;Integrated</w:t>
             </w:r>
@@ -28415,6 +28653,7 @@
                 <w:rFonts w:ascii="Times New Roman" w:hAnsi="Times New Roman" w:cs="Times New Roman"/>
                 <w:sz w:val="20"/>
                 <w:szCs w:val="20"/>
+                <w:lang w:val="en-US"/>
               </w:rPr>
               <w:t xml:space="preserve"> Security=</w:t>
             </w:r>
@@ -28425,6 +28664,7 @@
                 <w:rFonts w:ascii="Times New Roman" w:hAnsi="Times New Roman" w:cs="Times New Roman"/>
                 <w:sz w:val="20"/>
                 <w:szCs w:val="20"/>
+                <w:lang w:val="en-US"/>
               </w:rPr>
               <w:t>True;TrustServerCertificate</w:t>
             </w:r>
@@ -28435,6 +28675,7 @@
                 <w:rFonts w:ascii="Times New Roman" w:hAnsi="Times New Roman" w:cs="Times New Roman"/>
                 <w:sz w:val="20"/>
                 <w:szCs w:val="20"/>
+                <w:lang w:val="en-US"/>
               </w:rPr>
               <w:t>=True</w:t>
             </w:r>
@@ -28442,12 +28683,6 @@
         </w:tc>
       </w:tr>
       <w:tr>
-        <w:tblPrEx>
-          <w:tblCellMar>
-            <w:top w:w="0" w:type="dxa"/>
-            <w:bottom w:w="0" w:type="dxa"/>
-          </w:tblCellMar>
-        </w:tblPrEx>
         <w:tc>
           <w:tcPr>
             <w:tcW w:w="2650" w:type="dxa"/>
@@ -28556,12 +28791,6 @@
         </w:tc>
       </w:tr>
       <w:tr>
-        <w:tblPrEx>
-          <w:tblCellMar>
-            <w:top w:w="0" w:type="dxa"/>
-            <w:bottom w:w="0" w:type="dxa"/>
-          </w:tblCellMar>
-        </w:tblPrEx>
         <w:tc>
           <w:tcPr>
             <w:tcW w:w="2650" w:type="dxa"/>
@@ -28672,12 +28901,6 @@
         </w:tc>
       </w:tr>
       <w:tr>
-        <w:tblPrEx>
-          <w:tblCellMar>
-            <w:top w:w="0" w:type="dxa"/>
-            <w:bottom w:w="0" w:type="dxa"/>
-          </w:tblCellMar>
-        </w:tblPrEx>
         <w:tc>
           <w:tcPr>
             <w:tcW w:w="2650" w:type="dxa"/>
@@ -28788,12 +29011,6 @@
         </w:tc>
       </w:tr>
       <w:tr>
-        <w:tblPrEx>
-          <w:tblCellMar>
-            <w:top w:w="0" w:type="dxa"/>
-            <w:bottom w:w="0" w:type="dxa"/>
-          </w:tblCellMar>
-        </w:tblPrEx>
         <w:tc>
           <w:tcPr>
             <w:tcW w:w="2650" w:type="dxa"/>
@@ -28902,12 +29119,6 @@
         </w:tc>
       </w:tr>
       <w:tr>
-        <w:tblPrEx>
-          <w:tblCellMar>
-            <w:top w:w="0" w:type="dxa"/>
-            <w:bottom w:w="0" w:type="dxa"/>
-          </w:tblCellMar>
-        </w:tblPrEx>
         <w:tc>
           <w:tcPr>
             <w:tcW w:w="2650" w:type="dxa"/>
@@ -29042,7 +29253,7 @@
         </w:rPr>
       </w:pPr>
       <w:bookmarkStart w:id="82" w:name="_Toc241778027"/>
-      <w:bookmarkStart w:id="83" w:name="_Toc241782586"/>
+      <w:bookmarkStart w:id="83" w:name="_Toc242038159"/>
       <w:r>
         <w:rPr>
           <w:rFonts w:ascii="Times New Roman" w:hAnsi="Times New Roman" w:cs="Times New Roman"/>
@@ -29077,12 +29288,6 @@
         <w:gridCol w:w="6426"/>
       </w:tblGrid>
       <w:tr>
-        <w:tblPrEx>
-          <w:tblCellMar>
-            <w:top w:w="0" w:type="dxa"/>
-            <w:bottom w:w="0" w:type="dxa"/>
-          </w:tblCellMar>
-        </w:tblPrEx>
         <w:trPr>
           <w:tblHeader/>
         </w:trPr>
@@ -29164,12 +29369,6 @@
         </w:tc>
       </w:tr>
       <w:tr>
-        <w:tblPrEx>
-          <w:tblCellMar>
-            <w:top w:w="0" w:type="dxa"/>
-            <w:bottom w:w="0" w:type="dxa"/>
-          </w:tblCellMar>
-        </w:tblPrEx>
         <w:tc>
           <w:tcPr>
             <w:tcW w:w="3212" w:type="dxa"/>
@@ -29260,12 +29459,6 @@
         </w:tc>
       </w:tr>
       <w:tr>
-        <w:tblPrEx>
-          <w:tblCellMar>
-            <w:top w:w="0" w:type="dxa"/>
-            <w:bottom w:w="0" w:type="dxa"/>
-          </w:tblCellMar>
-        </w:tblPrEx>
         <w:tc>
           <w:tcPr>
             <w:tcW w:w="3212" w:type="dxa"/>
@@ -29346,12 +29539,6 @@
         </w:tc>
       </w:tr>
       <w:tr>
-        <w:tblPrEx>
-          <w:tblCellMar>
-            <w:top w:w="0" w:type="dxa"/>
-            <w:bottom w:w="0" w:type="dxa"/>
-          </w:tblCellMar>
-        </w:tblPrEx>
         <w:tc>
           <w:tcPr>
             <w:tcW w:w="3212" w:type="dxa"/>
@@ -29432,12 +29619,6 @@
         </w:tc>
       </w:tr>
       <w:tr>
-        <w:tblPrEx>
-          <w:tblCellMar>
-            <w:top w:w="0" w:type="dxa"/>
-            <w:bottom w:w="0" w:type="dxa"/>
-          </w:tblCellMar>
-        </w:tblPrEx>
         <w:tc>
           <w:tcPr>
             <w:tcW w:w="3212" w:type="dxa"/>
@@ -29460,13 +29641,15 @@
                 <w:rFonts w:ascii="Times New Roman" w:hAnsi="Times New Roman" w:cs="Times New Roman"/>
                 <w:sz w:val="20"/>
                 <w:szCs w:val="20"/>
-              </w:rPr>
-            </w:pPr>
-            <w:r>
-              <w:rPr>
-                <w:rFonts w:ascii="Times New Roman" w:hAnsi="Times New Roman" w:cs="Times New Roman"/>
-                <w:sz w:val="20"/>
-                <w:szCs w:val="20"/>
+                <w:lang w:val="en-US"/>
+              </w:rPr>
+            </w:pPr>
+            <w:r>
+              <w:rPr>
+                <w:rFonts w:ascii="Times New Roman" w:hAnsi="Times New Roman" w:cs="Times New Roman"/>
+                <w:sz w:val="20"/>
+                <w:szCs w:val="20"/>
+                <w:lang w:val="en-US"/>
               </w:rPr>
               <w:t>ASPNETCORE_URLS / ASPNETCORE_HTTP_PORTS</w:t>
             </w:r>
@@ -29625,7 +29808,7 @@
         </w:rPr>
       </w:pPr>
       <w:bookmarkStart w:id="84" w:name="_Toc241778028"/>
-      <w:bookmarkStart w:id="85" w:name="_Toc241782587"/>
+      <w:bookmarkStart w:id="85" w:name="_Toc242038160"/>
       <w:r>
         <w:rPr>
           <w:rFonts w:ascii="Times New Roman" w:hAnsi="Times New Roman" w:cs="Times New Roman"/>
@@ -29651,7 +29834,7 @@
         </w:rPr>
       </w:pPr>
       <w:bookmarkStart w:id="86" w:name="_Toc241778029"/>
-      <w:bookmarkStart w:id="87" w:name="_Toc241782588"/>
+      <w:bookmarkStart w:id="87" w:name="_Toc242038161"/>
       <w:r>
         <w:rPr>
           <w:rFonts w:ascii="Times New Roman" w:hAnsi="Times New Roman" w:cs="Times New Roman"/>
@@ -30155,7 +30338,7 @@
           <w:szCs w:val="24"/>
         </w:rPr>
       </w:pPr>
-      <w:bookmarkStart w:id="89" w:name="_Toc241782589"/>
+      <w:bookmarkStart w:id="89" w:name="_Toc242038162"/>
       <w:r>
         <w:rPr>
           <w:rFonts w:ascii="Times New Roman" w:hAnsi="Times New Roman" w:cs="Times New Roman"/>
@@ -30234,12 +30417,6 @@
         <w:gridCol w:w="5141"/>
       </w:tblGrid>
       <w:tr>
-        <w:tblPrEx>
-          <w:tblCellMar>
-            <w:top w:w="0" w:type="dxa"/>
-            <w:bottom w:w="0" w:type="dxa"/>
-          </w:tblCellMar>
-        </w:tblPrEx>
         <w:trPr>
           <w:tblHeader/>
         </w:trPr>
@@ -30397,12 +30574,6 @@
         </w:tc>
       </w:tr>
       <w:tr>
-        <w:tblPrEx>
-          <w:tblCellMar>
-            <w:top w:w="0" w:type="dxa"/>
-            <w:bottom w:w="0" w:type="dxa"/>
-          </w:tblCellMar>
-        </w:tblPrEx>
         <w:tc>
           <w:tcPr>
             <w:tcW w:w="1285" w:type="dxa"/>
@@ -30559,12 +30730,6 @@
         </w:tc>
       </w:tr>
       <w:tr>
-        <w:tblPrEx>
-          <w:tblCellMar>
-            <w:top w:w="0" w:type="dxa"/>
-            <w:bottom w:w="0" w:type="dxa"/>
-          </w:tblCellMar>
-        </w:tblPrEx>
         <w:tc>
           <w:tcPr>
             <w:tcW w:w="1285" w:type="dxa"/>
@@ -30743,54 +30908,29 @@
           <w:rFonts w:ascii="Times New Roman" w:hAnsi="Times New Roman" w:cs="Times New Roman"/>
           <w:sz w:val="24"/>
           <w:szCs w:val="24"/>
-        </w:rPr>
-      </w:pPr>
-      <w:proofErr w:type="spellStart"/>
+          <w:lang w:val="en-US"/>
+        </w:rPr>
+      </w:pPr>
+      <w:proofErr w:type="gramStart"/>
       <w:r>
         <w:rPr>
           <w:rFonts w:ascii="Times New Roman" w:eastAsia="Consolas" w:hAnsi="Times New Roman" w:cs="Times New Roman"/>
           <w:sz w:val="24"/>
           <w:szCs w:val="24"/>
+          <w:lang w:val="en-US"/>
         </w:rPr>
         <w:t>docker</w:t>
       </w:r>
-      <w:proofErr w:type="spellEnd"/>
+      <w:proofErr w:type="gramEnd"/>
       <w:r>
         <w:rPr>
           <w:rFonts w:ascii="Times New Roman" w:eastAsia="Consolas" w:hAnsi="Times New Roman" w:cs="Times New Roman"/>
           <w:sz w:val="24"/>
           <w:szCs w:val="24"/>
-        </w:rPr>
-        <w:t xml:space="preserve"> </w:t>
-      </w:r>
-      <w:proofErr w:type="spellStart"/>
-      <w:r>
-        <w:rPr>
-          <w:rFonts w:ascii="Times New Roman" w:eastAsia="Consolas" w:hAnsi="Times New Roman" w:cs="Times New Roman"/>
-          <w:sz w:val="24"/>
-          <w:szCs w:val="24"/>
-        </w:rPr>
-        <w:t>compose</w:t>
-      </w:r>
-      <w:proofErr w:type="spellEnd"/>
-      <w:r>
-        <w:rPr>
-          <w:rFonts w:ascii="Times New Roman" w:eastAsia="Consolas" w:hAnsi="Times New Roman" w:cs="Times New Roman"/>
-          <w:sz w:val="24"/>
-          <w:szCs w:val="24"/>
-        </w:rPr>
-        <w:t xml:space="preserve"> up -d --</w:t>
-      </w:r>
-      <w:proofErr w:type="spellStart"/>
-      <w:r>
-        <w:rPr>
-          <w:rFonts w:ascii="Times New Roman" w:eastAsia="Consolas" w:hAnsi="Times New Roman" w:cs="Times New Roman"/>
-          <w:sz w:val="24"/>
-          <w:szCs w:val="24"/>
-        </w:rPr>
-        <w:t>build</w:t>
-      </w:r>
-      <w:proofErr w:type="spellEnd"/>
+          <w:lang w:val="en-US"/>
+        </w:rPr>
+        <w:t xml:space="preserve"> compose up -d --build</w:t>
+      </w:r>
     </w:p>
     <w:p>
       <w:pPr>
@@ -30801,6 +30941,7 @@
           <w:rFonts w:ascii="Times New Roman" w:hAnsi="Times New Roman" w:cs="Times New Roman"/>
           <w:sz w:val="24"/>
           <w:szCs w:val="24"/>
+          <w:lang w:val="en-US"/>
         </w:rPr>
       </w:pPr>
       <w:r>
@@ -30808,6 +30949,7 @@
           <w:rFonts w:ascii="Times New Roman" w:eastAsia="Consolas" w:hAnsi="Times New Roman" w:cs="Times New Roman"/>
           <w:sz w:val="24"/>
           <w:szCs w:val="24"/>
+          <w:lang w:val="en-US"/>
         </w:rPr>
         <w:t># API: http://localhost:8081/swagger</w:t>
       </w:r>
@@ -30881,7 +31023,7 @@
         </w:rPr>
       </w:pPr>
       <w:bookmarkStart w:id="90" w:name="_Toc241778031"/>
-      <w:bookmarkStart w:id="91" w:name="_Toc241782590"/>
+      <w:bookmarkStart w:id="91" w:name="_Toc242038163"/>
       <w:r>
         <w:rPr>
           <w:rFonts w:ascii="Times New Roman" w:hAnsi="Times New Roman" w:cs="Times New Roman"/>
@@ -31024,8 +31166,19 @@
           <w:color w:val="000000" w:themeColor="text1"/>
           <w:sz w:val="24"/>
           <w:szCs w:val="24"/>
-        </w:rPr>
-      </w:pPr>
+          <w:lang w:val="en-US"/>
+        </w:rPr>
+      </w:pPr>
+      <w:r>
+        <w:rPr>
+          <w:rFonts w:ascii="Times New Roman" w:eastAsia="Consolas" w:hAnsi="Times New Roman" w:cs="Times New Roman"/>
+          <w:color w:val="000000" w:themeColor="text1"/>
+          <w:sz w:val="24"/>
+          <w:szCs w:val="24"/>
+          <w:lang w:val="en-US"/>
+        </w:rPr>
+        <w:t xml:space="preserve">dotnet publish </w:t>
+      </w:r>
       <w:proofErr w:type="spellStart"/>
       <w:r>
         <w:rPr>
@@ -31033,8 +31186,9 @@
           <w:color w:val="000000" w:themeColor="text1"/>
           <w:sz w:val="24"/>
           <w:szCs w:val="24"/>
-        </w:rPr>
-        <w:t>dotnet</w:t>
+          <w:lang w:val="en-US"/>
+        </w:rPr>
+        <w:t>APIRestSistemaVentas</w:t>
       </w:r>
       <w:proofErr w:type="spellEnd"/>
       <w:r>
@@ -31043,100 +31197,54 @@
           <w:color w:val="000000" w:themeColor="text1"/>
           <w:sz w:val="24"/>
           <w:szCs w:val="24"/>
+          <w:lang w:val="en-US"/>
         </w:rPr>
         <w:t xml:space="preserve"> </w:t>
       </w:r>
-      <w:proofErr w:type="spellStart"/>
+      <w:proofErr w:type="gramStart"/>
       <w:r>
         <w:rPr>
           <w:rFonts w:ascii="Times New Roman" w:eastAsia="Consolas" w:hAnsi="Times New Roman" w:cs="Times New Roman"/>
           <w:color w:val="000000" w:themeColor="text1"/>
           <w:sz w:val="24"/>
           <w:szCs w:val="24"/>
-        </w:rPr>
-        <w:t>publish</w:t>
-      </w:r>
-      <w:proofErr w:type="spellEnd"/>
+          <w:lang w:val="en-US"/>
+        </w:rPr>
+        <w:t>-c</w:t>
+      </w:r>
+      <w:proofErr w:type="gramEnd"/>
       <w:r>
         <w:rPr>
           <w:rFonts w:ascii="Times New Roman" w:eastAsia="Consolas" w:hAnsi="Times New Roman" w:cs="Times New Roman"/>
           <w:color w:val="000000" w:themeColor="text1"/>
           <w:sz w:val="24"/>
           <w:szCs w:val="24"/>
-        </w:rPr>
-        <w:t xml:space="preserve"> </w:t>
-      </w:r>
-      <w:proofErr w:type="spellStart"/>
+          <w:lang w:val="en-US"/>
+        </w:rPr>
+        <w:t xml:space="preserve"> Release -</w:t>
+      </w:r>
+      <w:proofErr w:type="gramStart"/>
       <w:r>
         <w:rPr>
           <w:rFonts w:ascii="Times New Roman" w:eastAsia="Consolas" w:hAnsi="Times New Roman" w:cs="Times New Roman"/>
           <w:color w:val="000000" w:themeColor="text1"/>
           <w:sz w:val="24"/>
           <w:szCs w:val="24"/>
-        </w:rPr>
-        <w:t>APIRestSistemaVentas</w:t>
-      </w:r>
-      <w:proofErr w:type="spellEnd"/>
+          <w:lang w:val="en-US"/>
+        </w:rPr>
+        <w:t>o .</w:t>
+      </w:r>
+      <w:proofErr w:type="gramEnd"/>
       <w:r>
         <w:rPr>
           <w:rFonts w:ascii="Times New Roman" w:eastAsia="Consolas" w:hAnsi="Times New Roman" w:cs="Times New Roman"/>
           <w:color w:val="000000" w:themeColor="text1"/>
           <w:sz w:val="24"/>
           <w:szCs w:val="24"/>
-        </w:rPr>
-        <w:t xml:space="preserve"> -c </w:t>
-      </w:r>
-      <w:proofErr w:type="spellStart"/>
-      <w:r>
-        <w:rPr>
-          <w:rFonts w:ascii="Times New Roman" w:eastAsia="Consolas" w:hAnsi="Times New Roman" w:cs="Times New Roman"/>
-          <w:color w:val="000000" w:themeColor="text1"/>
-          <w:sz w:val="24"/>
-          <w:szCs w:val="24"/>
-        </w:rPr>
-        <w:t>Release</w:t>
-      </w:r>
-      <w:proofErr w:type="spellEnd"/>
-      <w:r>
-        <w:rPr>
-          <w:rFonts w:ascii="Times New Roman" w:eastAsia="Consolas" w:hAnsi="Times New Roman" w:cs="Times New Roman"/>
-          <w:color w:val="000000" w:themeColor="text1"/>
-          <w:sz w:val="24"/>
-          <w:szCs w:val="24"/>
-        </w:rPr>
-        <w:t xml:space="preserve"> -</w:t>
-      </w:r>
-      <w:proofErr w:type="gramStart"/>
-      <w:r>
-        <w:rPr>
-          <w:rFonts w:ascii="Times New Roman" w:eastAsia="Consolas" w:hAnsi="Times New Roman" w:cs="Times New Roman"/>
-          <w:color w:val="000000" w:themeColor="text1"/>
-          <w:sz w:val="24"/>
-          <w:szCs w:val="24"/>
-        </w:rPr>
-        <w:t>o .</w:t>
-      </w:r>
-      <w:proofErr w:type="gramEnd"/>
-      <w:r>
-        <w:rPr>
-          <w:rFonts w:ascii="Times New Roman" w:eastAsia="Consolas" w:hAnsi="Times New Roman" w:cs="Times New Roman"/>
-          <w:color w:val="000000" w:themeColor="text1"/>
-          <w:sz w:val="24"/>
-          <w:szCs w:val="24"/>
-        </w:rPr>
-        <w:t>/</w:t>
-      </w:r>
-      <w:proofErr w:type="spellStart"/>
-      <w:r>
-        <w:rPr>
-          <w:rFonts w:ascii="Times New Roman" w:eastAsia="Consolas" w:hAnsi="Times New Roman" w:cs="Times New Roman"/>
-          <w:color w:val="000000" w:themeColor="text1"/>
-          <w:sz w:val="24"/>
-          <w:szCs w:val="24"/>
-        </w:rPr>
-        <w:t>publish</w:t>
-      </w:r>
-      <w:proofErr w:type="spellEnd"/>
+          <w:lang w:val="en-US"/>
+        </w:rPr>
+        <w:t>/publish</w:t>
+      </w:r>
     </w:p>
     <w:p>
       <w:pPr>
@@ -31151,7 +31259,7 @@
         </w:rPr>
       </w:pPr>
       <w:bookmarkStart w:id="92" w:name="_Toc241778032"/>
-      <w:bookmarkStart w:id="93" w:name="_Toc241782591"/>
+      <w:bookmarkStart w:id="93" w:name="_Toc242038164"/>
       <w:r>
         <w:rPr>
           <w:rFonts w:ascii="Times New Roman" w:hAnsi="Times New Roman" w:cs="Times New Roman"/>
@@ -31177,7 +31285,7 @@
         </w:rPr>
       </w:pPr>
       <w:bookmarkStart w:id="94" w:name="_Toc241778033"/>
-      <w:bookmarkStart w:id="95" w:name="_Toc241782592"/>
+      <w:bookmarkStart w:id="95" w:name="_Toc242038165"/>
       <w:r>
         <w:rPr>
           <w:rFonts w:ascii="Times New Roman" w:hAnsi="Times New Roman" w:cs="Times New Roman"/>
@@ -31395,47 +31503,18 @@
           <w:color w:val="000000" w:themeColor="text1"/>
           <w:sz w:val="24"/>
           <w:szCs w:val="24"/>
-        </w:rPr>
-      </w:pPr>
-      <w:proofErr w:type="spellStart"/>
+          <w:lang w:val="en-US"/>
+        </w:rPr>
+      </w:pPr>
       <w:r>
         <w:rPr>
           <w:rFonts w:ascii="Times New Roman" w:eastAsia="Consolas" w:hAnsi="Times New Roman" w:cs="Times New Roman"/>
           <w:color w:val="000000" w:themeColor="text1"/>
           <w:sz w:val="24"/>
           <w:szCs w:val="24"/>
-        </w:rPr>
-        <w:t>dotnet</w:t>
-      </w:r>
-      <w:proofErr w:type="spellEnd"/>
-      <w:r>
-        <w:rPr>
-          <w:rFonts w:ascii="Times New Roman" w:eastAsia="Consolas" w:hAnsi="Times New Roman" w:cs="Times New Roman"/>
-          <w:color w:val="000000" w:themeColor="text1"/>
-          <w:sz w:val="24"/>
-          <w:szCs w:val="24"/>
-        </w:rPr>
-        <w:t xml:space="preserve"> </w:t>
-      </w:r>
-      <w:proofErr w:type="spellStart"/>
-      <w:r>
-        <w:rPr>
-          <w:rFonts w:ascii="Times New Roman" w:eastAsia="Consolas" w:hAnsi="Times New Roman" w:cs="Times New Roman"/>
-          <w:color w:val="000000" w:themeColor="text1"/>
-          <w:sz w:val="24"/>
-          <w:szCs w:val="24"/>
-        </w:rPr>
-        <w:t>restore</w:t>
-      </w:r>
-      <w:proofErr w:type="spellEnd"/>
-      <w:r>
-        <w:rPr>
-          <w:rFonts w:ascii="Times New Roman" w:eastAsia="Consolas" w:hAnsi="Times New Roman" w:cs="Times New Roman"/>
-          <w:color w:val="000000" w:themeColor="text1"/>
-          <w:sz w:val="24"/>
-          <w:szCs w:val="24"/>
-        </w:rPr>
-        <w:t xml:space="preserve"> Backend.sln</w:t>
+          <w:lang w:val="en-US"/>
+        </w:rPr>
+        <w:t>dotnet restore Backend.sln</w:t>
       </w:r>
     </w:p>
     <w:p>
@@ -31448,99 +31527,19 @@
           <w:color w:val="000000" w:themeColor="text1"/>
           <w:sz w:val="24"/>
           <w:szCs w:val="24"/>
-        </w:rPr>
-      </w:pPr>
-      <w:proofErr w:type="spellStart"/>
+          <w:lang w:val="en-US"/>
+        </w:rPr>
+      </w:pPr>
       <w:r>
         <w:rPr>
           <w:rFonts w:ascii="Times New Roman" w:eastAsia="Consolas" w:hAnsi="Times New Roman" w:cs="Times New Roman"/>
           <w:color w:val="000000" w:themeColor="text1"/>
           <w:sz w:val="24"/>
           <w:szCs w:val="24"/>
-        </w:rPr>
-        <w:t>dotnet</w:t>
-      </w:r>
-      <w:proofErr w:type="spellEnd"/>
-      <w:r>
-        <w:rPr>
-          <w:rFonts w:ascii="Times New Roman" w:eastAsia="Consolas" w:hAnsi="Times New Roman" w:cs="Times New Roman"/>
-          <w:color w:val="000000" w:themeColor="text1"/>
-          <w:sz w:val="24"/>
-          <w:szCs w:val="24"/>
-        </w:rPr>
-        <w:t xml:space="preserve"> </w:t>
-      </w:r>
-      <w:proofErr w:type="spellStart"/>
-      <w:r>
-        <w:rPr>
-          <w:rFonts w:ascii="Times New Roman" w:eastAsia="Consolas" w:hAnsi="Times New Roman" w:cs="Times New Roman"/>
-          <w:color w:val="000000" w:themeColor="text1"/>
-          <w:sz w:val="24"/>
-          <w:szCs w:val="24"/>
-        </w:rPr>
-        <w:t>build</w:t>
-      </w:r>
-      <w:proofErr w:type="spellEnd"/>
-      <w:r>
-        <w:rPr>
-          <w:rFonts w:ascii="Times New Roman" w:eastAsia="Consolas" w:hAnsi="Times New Roman" w:cs="Times New Roman"/>
-          <w:color w:val="000000" w:themeColor="text1"/>
-          <w:sz w:val="24"/>
-          <w:szCs w:val="24"/>
-        </w:rPr>
-        <w:t xml:space="preserve"> Backend.sln --</w:t>
-      </w:r>
-      <w:proofErr w:type="spellStart"/>
-      <w:r>
-        <w:rPr>
-          <w:rFonts w:ascii="Times New Roman" w:eastAsia="Consolas" w:hAnsi="Times New Roman" w:cs="Times New Roman"/>
-          <w:color w:val="000000" w:themeColor="text1"/>
-          <w:sz w:val="24"/>
-          <w:szCs w:val="24"/>
-        </w:rPr>
-        <w:t>configuration</w:t>
-      </w:r>
-      <w:proofErr w:type="spellEnd"/>
-      <w:r>
-        <w:rPr>
-          <w:rFonts w:ascii="Times New Roman" w:eastAsia="Consolas" w:hAnsi="Times New Roman" w:cs="Times New Roman"/>
-          <w:color w:val="000000" w:themeColor="text1"/>
-          <w:sz w:val="24"/>
-          <w:szCs w:val="24"/>
-        </w:rPr>
-        <w:t xml:space="preserve"> </w:t>
-      </w:r>
-      <w:proofErr w:type="spellStart"/>
-      <w:r>
-        <w:rPr>
-          <w:rFonts w:ascii="Times New Roman" w:eastAsia="Consolas" w:hAnsi="Times New Roman" w:cs="Times New Roman"/>
-          <w:color w:val="000000" w:themeColor="text1"/>
-          <w:sz w:val="24"/>
-          <w:szCs w:val="24"/>
-        </w:rPr>
-        <w:t>Release</w:t>
-      </w:r>
-      <w:proofErr w:type="spellEnd"/>
-      <w:r>
-        <w:rPr>
-          <w:rFonts w:ascii="Times New Roman" w:eastAsia="Consolas" w:hAnsi="Times New Roman" w:cs="Times New Roman"/>
-          <w:color w:val="000000" w:themeColor="text1"/>
-          <w:sz w:val="24"/>
-          <w:szCs w:val="24"/>
-        </w:rPr>
-        <w:t xml:space="preserve"> --no-</w:t>
-      </w:r>
-      <w:proofErr w:type="spellStart"/>
-      <w:r>
-        <w:rPr>
-          <w:rFonts w:ascii="Times New Roman" w:eastAsia="Consolas" w:hAnsi="Times New Roman" w:cs="Times New Roman"/>
-          <w:color w:val="000000" w:themeColor="text1"/>
-          <w:sz w:val="24"/>
-          <w:szCs w:val="24"/>
-        </w:rPr>
-        <w:t>restore</w:t>
-      </w:r>
-      <w:proofErr w:type="spellEnd"/>
+          <w:lang w:val="en-US"/>
+        </w:rPr>
+        <w:t>dotnet build Backend.sln --configuration Release --no-restore</w:t>
+      </w:r>
     </w:p>
     <w:p>
       <w:pPr>
@@ -31553,8 +31552,19 @@
           <w:color w:val="000000" w:themeColor="text1"/>
           <w:sz w:val="24"/>
           <w:szCs w:val="24"/>
-        </w:rPr>
-      </w:pPr>
+          <w:lang w:val="en-US"/>
+        </w:rPr>
+      </w:pPr>
+      <w:r>
+        <w:rPr>
+          <w:rFonts w:ascii="Times New Roman" w:eastAsia="Consolas" w:hAnsi="Times New Roman" w:cs="Times New Roman"/>
+          <w:color w:val="000000" w:themeColor="text1"/>
+          <w:sz w:val="24"/>
+          <w:szCs w:val="24"/>
+          <w:lang w:val="en-US"/>
+        </w:rPr>
+        <w:t xml:space="preserve">dotnet test </w:t>
+      </w:r>
       <w:proofErr w:type="spellStart"/>
       <w:r>
         <w:rPr>
@@ -31562,8 +31572,9 @@
           <w:color w:val="000000" w:themeColor="text1"/>
           <w:sz w:val="24"/>
           <w:szCs w:val="24"/>
-        </w:rPr>
-        <w:t>dotnet</w:t>
+          <w:lang w:val="en-US"/>
+        </w:rPr>
+        <w:t>UnitTests</w:t>
       </w:r>
       <w:proofErr w:type="spellEnd"/>
       <w:r>
@@ -31572,8 +31583,9 @@
           <w:color w:val="000000" w:themeColor="text1"/>
           <w:sz w:val="24"/>
           <w:szCs w:val="24"/>
-        </w:rPr>
-        <w:t xml:space="preserve"> test </w:t>
+          <w:lang w:val="en-US"/>
+        </w:rPr>
+        <w:t>/</w:t>
       </w:r>
       <w:proofErr w:type="spellStart"/>
       <w:r>
@@ -31582,8 +31594,9 @@
           <w:color w:val="000000" w:themeColor="text1"/>
           <w:sz w:val="24"/>
           <w:szCs w:val="24"/>
-        </w:rPr>
-        <w:t>UnitTests</w:t>
+          <w:lang w:val="en-US"/>
+        </w:rPr>
+        <w:t>UnitTests.csproj</w:t>
       </w:r>
       <w:proofErr w:type="spellEnd"/>
       <w:r>
@@ -31592,80 +31605,10 @@
           <w:color w:val="000000" w:themeColor="text1"/>
           <w:sz w:val="24"/>
           <w:szCs w:val="24"/>
-        </w:rPr>
-        <w:t>/</w:t>
-      </w:r>
-      <w:proofErr w:type="spellStart"/>
-      <w:r>
-        <w:rPr>
-          <w:rFonts w:ascii="Times New Roman" w:eastAsia="Consolas" w:hAnsi="Times New Roman" w:cs="Times New Roman"/>
-          <w:color w:val="000000" w:themeColor="text1"/>
-          <w:sz w:val="24"/>
-          <w:szCs w:val="24"/>
-        </w:rPr>
-        <w:t>UnitTests.csproj</w:t>
-      </w:r>
-      <w:proofErr w:type="spellEnd"/>
-      <w:r>
-        <w:rPr>
-          <w:rFonts w:ascii="Times New Roman" w:eastAsia="Consolas" w:hAnsi="Times New Roman" w:cs="Times New Roman"/>
-          <w:color w:val="000000" w:themeColor="text1"/>
-          <w:sz w:val="24"/>
-          <w:szCs w:val="24"/>
-        </w:rPr>
-        <w:t xml:space="preserve"> --</w:t>
-      </w:r>
-      <w:proofErr w:type="spellStart"/>
-      <w:r>
-        <w:rPr>
-          <w:rFonts w:ascii="Times New Roman" w:eastAsia="Consolas" w:hAnsi="Times New Roman" w:cs="Times New Roman"/>
-          <w:color w:val="000000" w:themeColor="text1"/>
-          <w:sz w:val="24"/>
-          <w:szCs w:val="24"/>
-        </w:rPr>
-        <w:t>configuration</w:t>
-      </w:r>
-      <w:proofErr w:type="spellEnd"/>
-      <w:r>
-        <w:rPr>
-          <w:rFonts w:ascii="Times New Roman" w:eastAsia="Consolas" w:hAnsi="Times New Roman" w:cs="Times New Roman"/>
-          <w:color w:val="000000" w:themeColor="text1"/>
-          <w:sz w:val="24"/>
-          <w:szCs w:val="24"/>
-        </w:rPr>
-        <w:t xml:space="preserve"> </w:t>
-      </w:r>
-      <w:proofErr w:type="spellStart"/>
-      <w:r>
-        <w:rPr>
-          <w:rFonts w:ascii="Times New Roman" w:eastAsia="Consolas" w:hAnsi="Times New Roman" w:cs="Times New Roman"/>
-          <w:color w:val="000000" w:themeColor="text1"/>
-          <w:sz w:val="24"/>
-          <w:szCs w:val="24"/>
-        </w:rPr>
-        <w:t>Release</w:t>
-      </w:r>
-      <w:proofErr w:type="spellEnd"/>
-      <w:r>
-        <w:rPr>
-          <w:rFonts w:ascii="Times New Roman" w:eastAsia="Consolas" w:hAnsi="Times New Roman" w:cs="Times New Roman"/>
-          <w:color w:val="000000" w:themeColor="text1"/>
-          <w:sz w:val="24"/>
-          <w:szCs w:val="24"/>
-        </w:rPr>
-        <w:t xml:space="preserve"> --no-</w:t>
-      </w:r>
-      <w:proofErr w:type="spellStart"/>
-      <w:r>
-        <w:rPr>
-          <w:rFonts w:ascii="Times New Roman" w:eastAsia="Consolas" w:hAnsi="Times New Roman" w:cs="Times New Roman"/>
-          <w:color w:val="000000" w:themeColor="text1"/>
-          <w:sz w:val="24"/>
-          <w:szCs w:val="24"/>
-        </w:rPr>
-        <w:t>build</w:t>
-      </w:r>
-      <w:proofErr w:type="spellEnd"/>
+          <w:lang w:val="en-US"/>
+        </w:rPr>
+        <w:t xml:space="preserve"> --configuration Release --no-build</w:t>
+      </w:r>
     </w:p>
     <w:p>
       <w:pPr>
@@ -31679,7 +31622,7 @@
         </w:rPr>
       </w:pPr>
       <w:bookmarkStart w:id="96" w:name="_Toc241778034"/>
-      <w:bookmarkStart w:id="97" w:name="_Toc241782593"/>
+      <w:bookmarkStart w:id="97" w:name="_Toc242038166"/>
       <w:r>
         <w:rPr>
           <w:rFonts w:ascii="Times New Roman" w:hAnsi="Times New Roman" w:cs="Times New Roman"/>
@@ -32026,7 +31969,7 @@
         </w:rPr>
       </w:pPr>
       <w:bookmarkStart w:id="98" w:name="_Toc241778035"/>
-      <w:bookmarkStart w:id="99" w:name="_Toc241782594"/>
+      <w:bookmarkStart w:id="99" w:name="_Toc242038167"/>
       <w:r>
         <w:rPr>
           <w:rFonts w:ascii="Times New Roman" w:hAnsi="Times New Roman" w:cs="Times New Roman"/>
@@ -32052,7 +31995,7 @@
         </w:rPr>
       </w:pPr>
       <w:bookmarkStart w:id="100" w:name="_Toc241778036"/>
-      <w:bookmarkStart w:id="101" w:name="_Toc241782595"/>
+      <w:bookmarkStart w:id="101" w:name="_Toc242038168"/>
       <w:r>
         <w:rPr>
           <w:rFonts w:ascii="Times New Roman" w:hAnsi="Times New Roman" w:cs="Times New Roman"/>
@@ -32669,7 +32612,7 @@
         </w:rPr>
       </w:pPr>
       <w:bookmarkStart w:id="102" w:name="_Toc241778037"/>
-      <w:bookmarkStart w:id="103" w:name="_Toc241782596"/>
+      <w:bookmarkStart w:id="103" w:name="_Toc242038169"/>
       <w:r>
         <w:rPr>
           <w:rFonts w:ascii="Times New Roman" w:hAnsi="Times New Roman" w:cs="Times New Roman"/>
@@ -32913,10 +32856,8 @@
       </w:r>
     </w:p>
     <w:sectPr>
-      <w:headerReference w:type="default" r:id="rId18"/>
-      <w:footerReference w:type="default" r:id="rId19"/>
       <w:pgSz w:w="11906" w:h="16838"/>
-      <w:pgMar w:top="1134" w:right="1134" w:bottom="1134" w:left="1134" w:header="708" w:footer="708" w:gutter="0"/>
+      <w:pgMar w:top="1134" w:right="1134" w:bottom="1134" w:left="1134" w:header="709" w:footer="709" w:gutter="0"/>
       <w:cols w:space="720"/>
       <w:titlePg/>
       <w:docGrid w:linePitch="360"/>
@@ -34135,7 +34076,6 @@
       <w:rFonts w:asciiTheme="majorHAnsi" w:eastAsiaTheme="majorEastAsia" w:hAnsiTheme="majorHAnsi" w:cstheme="majorBidi"/>
       <w:b w:val="0"/>
       <w:bCs w:val="0"/>
-      <w:color w:val="000000"/>
     </w:rPr>
   </w:style>
 </w:styles>
